--- a/docs/KICH_BAN_THUYET_TRINH_VA_DEMO_TAI.docx
+++ b/docs/KICH_BAN_THUYET_TRINH_VA_DEMO_TAI.docx
@@ -332,7 +332,7 @@
           <w:i w:val="0"/>
           <w:sz w:val="21"/>
         </w:rPr>
-        <w:t>Phần 1: Cách lên Git kéo dự án mới nhất về máy Tài</w:t>
+        <w:t>Phần 1: Cách Lên Git Kéo Mã Nguồn Mới Nhất Về Máy Tài</w:t>
       </w:r>
     </w:p>
     <w:p>
@@ -346,7 +346,7 @@
           <w:i w:val="0"/>
           <w:sz w:val="21"/>
         </w:rPr>
-        <w:t>Phần 2: Cách mở và điều khiển Slide thuyết trình Web</w:t>
+        <w:t>Phần 2: Bản Kế Hoạch Thiết Kế Slide Thuyết Trình (Slide Design Blueprint)</w:t>
       </w:r>
     </w:p>
     <w:p>
@@ -360,7 +360,7 @@
           <w:i w:val="0"/>
           <w:sz w:val="21"/>
         </w:rPr>
-        <w:t>Phần 3: Cách mở và chạy Demo thực tế (Chỉ với 1-Click)</w:t>
+        <w:t>Phần 3: Ma Trận Đối Chiếu Mã Nguồn &amp; Hạ Tầng Với Prometheus - Grafana</w:t>
       </w:r>
     </w:p>
     <w:p>
@@ -374,7 +374,7 @@
           <w:i w:val="0"/>
           <w:sz w:val="21"/>
         </w:rPr>
-        <w:t>Phần 4: Kịch bản thuyết trình chi tiết từng câu từng chữ</w:t>
+        <w:t>Phần 4: Hướng Dẫn Vận Hành Demo Thực Tế 1-Click (Zero-Config)</w:t>
       </w:r>
     </w:p>
     <w:p>
@@ -388,7 +388,7 @@
           <w:i w:val="0"/>
           <w:sz w:val="21"/>
         </w:rPr>
-        <w:t>Phần 5: Phản xạ trả lời 3 câu hỏi "bẫy" Thầy Bình hay hỏi</w:t>
+        <w:t>Phần 5: Kịch Bản Thuyết Trình Chi Tiết Từng Slide (Lời Thoại Thực Chiến)</w:t>
       </w:r>
     </w:p>
     <w:p>
@@ -402,7 +402,35 @@
           <w:i w:val="0"/>
           <w:sz w:val="21"/>
         </w:rPr>
-        <w:t>Phần 6: Kế hoạch dự phòng (Troubleshooting)</w:t>
+        <w:t>Phần 6: Kịch Bản Thuyết Minh Trực Tiếp Trên Grafana &amp; Prometheus Web</w:t>
+      </w:r>
+    </w:p>
+    <w:p>
+      <w:pPr>
+        <w:pStyle w:val="ListNumber"/>
+        <w:spacing w:before="40" w:after="40"/>
+      </w:pPr>
+      <w:r>
+        <w:rPr>
+          <w:rFonts w:ascii="Segoe UI" w:hAnsi="Segoe UI"/>
+          <w:i w:val="0"/>
+          <w:sz w:val="21"/>
+        </w:rPr>
+        <w:t>Phần 7: Bộ Câu Hỏi Phản Biện Chuyên Sâu Của Thầy Bình &amp; Cách Trả Lời</w:t>
+      </w:r>
+    </w:p>
+    <w:p>
+      <w:pPr>
+        <w:pStyle w:val="ListNumber"/>
+        <w:spacing w:before="40" w:after="40"/>
+      </w:pPr>
+      <w:r>
+        <w:rPr>
+          <w:rFonts w:ascii="Segoe UI" w:hAnsi="Segoe UI"/>
+          <w:i w:val="0"/>
+          <w:sz w:val="21"/>
+        </w:rPr>
+        <w:t>Phần 8: Kế Hoạch Dự Phòng Khi Thuyết Trình (Troubleshooting)</w:t>
       </w:r>
     </w:p>
     <w:p>
@@ -417,7 +445,7 @@
           <w:color w:val="0E7490"/>
           <w:sz w:val="27"/>
         </w:rPr>
-        <w:t>🚀 PHẦN 1: CÁCH LÊN GIT KÉO DỰ ÁN MỚI NHẤT VỀ MÁY TÀI</w:t>
+        <w:t>🚀 PHẦN 1: CÁCH LÊN GIT KÉO MÃ NGUỒN MỚI NHẤT VỀ MÁY TÀI</w:t>
       </w:r>
     </w:p>
     <w:p>
@@ -476,7 +504,7 @@
           <w:b/>
           <w:sz w:val="21"/>
         </w:rPr>
-        <w:t>Tên nhánh mới nhất chuẩn bị thuyết trình:</w:t>
+        <w:t>Nhánh chính thức dùng thuyết trình:</w:t>
       </w:r>
     </w:p>
     <w:p>
@@ -503,22 +531,14 @@
     <w:p>
       <w:pPr>
         <w:spacing w:before="40" w:after="80"/>
-        <w:ind w:left="288"/>
-      </w:pPr>
-      <w:r>
-        <w:rPr>
-          <w:sz w:val="19"/>
-        </w:rPr>
-        <w:t xml:space="preserve">💡 </w:t>
-      </w:r>
+      </w:pPr>
       <w:r>
         <w:rPr>
           <w:rFonts w:ascii="Segoe UI" w:hAnsi="Segoe UI"/>
           <w:i/>
-          <w:color w:val="64748B"/>
-          <w:sz w:val="19"/>
-        </w:rPr>
-        <w:t>Toàn bộ slide web, script demo 1-click và dashboard cloud đều nằm ở nhánh này!</w:t>
+          <w:sz w:val="21"/>
+        </w:rPr>
+        <w:t>(Tất cả slide HTML, kịch bản Word, cụm Docker Compose và dashboard Cloud đã đồng bộ tại nhánh này).</w:t>
       </w:r>
     </w:p>
     <w:p>
@@ -533,7 +553,7 @@
           <w:color w:val="0284C7"/>
           <w:sz w:val="23"/>
         </w:rPr>
-        <w:t>1.2. Thao tác thực hiện trên máy Tài</w:t>
+        <w:t>1.2. Thao tác đồng bộ trên máy tính của Tài</w:t>
       </w:r>
     </w:p>
     <w:p>
@@ -548,7 +568,7 @@
           <w:color w:val="334155"/>
           <w:sz w:val="21"/>
         </w:rPr>
-        <w:t>👉 TRƯỜNG HỢP A: Nếu máy Tài ĐÃ CÓ sẵn thư mục dự án từ trước</w:t>
+        <w:t>👉 TRƯỜNG HỢP A: Nếu máy Tài ĐÃ CÓ sẵn thư mục dự án</w:t>
       </w:r>
     </w:p>
     <w:p>
@@ -578,21 +598,37 @@
           <w:i w:val="0"/>
           <w:sz w:val="21"/>
         </w:rPr>
-        <w:t xml:space="preserve"> (hoặc VS Code terminal) tại thư mục dự án:</w:t>
-      </w:r>
-    </w:p>
-    <w:p>
-      <w:pPr>
-        <w:pStyle w:val="ListNumber"/>
-        <w:spacing w:before="40" w:after="40"/>
-      </w:pPr>
+        <w:t xml:space="preserve"> (hoặc Terminal trong VS Code) tại thư mục </w:t>
+      </w:r>
+      <w:r>
+        <w:rPr>
+          <w:rFonts w:ascii="Consolas" w:hAnsi="Consolas"/>
+          <w:color w:val="C2410C"/>
+          <w:sz w:val="20"/>
+        </w:rPr>
+        <w:t>DuAnChinhThuc</w:t>
+      </w:r>
       <w:r>
         <w:rPr>
           <w:rFonts w:ascii="Segoe UI" w:hAnsi="Segoe UI"/>
           <w:i w:val="0"/>
           <w:sz w:val="21"/>
         </w:rPr>
-        <w:t>Chạy lần lượt 3 lệnh sau:</w:t>
+        <w:t>:</w:t>
+      </w:r>
+    </w:p>
+    <w:p>
+      <w:pPr>
+        <w:pStyle w:val="ListNumber"/>
+        <w:spacing w:before="40" w:after="40"/>
+      </w:pPr>
+      <w:r>
+        <w:rPr>
+          <w:rFonts w:ascii="Segoe UI" w:hAnsi="Segoe UI"/>
+          <w:i w:val="0"/>
+          <w:sz w:val="21"/>
+        </w:rPr>
+        <w:t>Chạy lần lượt 3 lệnh:</w:t>
       </w:r>
     </w:p>
     <w:tbl>
@@ -633,17 +669,9 @@
                 <w:color w:val="1E293B"/>
                 <w:sz w:val="19"/>
               </w:rPr>
-              <w:t># 1. Tải toàn bộ các nhánh và commit mới nhất về máy</w:t>
-              <w:br/>
               <w:t>git fetch origin</w:t>
               <w:br/>
-              <w:br/>
-              <w:t># 2. Chuyển sang đúng nhánh thuyết trình</w:t>
-              <w:br/>
               <w:t>git checkout feature/clab-136-nang-cap-ai-triage-va-trieu-chung-v131</w:t>
-              <w:br/>
-              <w:br/>
-              <w:t># 3. Kéo code mới nhất về</w:t>
               <w:br/>
               <w:t>git pull origin feature/clab-136-nang-cap-ai-triage-va-trieu-chung-v131</w:t>
             </w:r>
@@ -667,7 +695,98 @@
           <w:i w:val="0"/>
           <w:sz w:val="21"/>
         </w:rPr>
-        <w:t>Kiểm tra xem đã đúng chưa bằng lệnh:</w:t>
+        <w:t xml:space="preserve">Kiểm tra trạng thái: </w:t>
+      </w:r>
+      <w:r>
+        <w:rPr>
+          <w:rFonts w:ascii="Consolas" w:hAnsi="Consolas"/>
+          <w:color w:val="C2410C"/>
+          <w:sz w:val="20"/>
+        </w:rPr>
+        <w:t>git status</w:t>
+      </w:r>
+      <w:r>
+        <w:rPr>
+          <w:rFonts w:ascii="Segoe UI" w:hAnsi="Segoe UI"/>
+          <w:i w:val="0"/>
+          <w:sz w:val="21"/>
+        </w:rPr>
+        <w:t xml:space="preserve"> (Màn hình hiện </w:t>
+      </w:r>
+      <w:r>
+        <w:rPr>
+          <w:rFonts w:ascii="Segoe UI" w:hAnsi="Segoe UI"/>
+          <w:i/>
+          <w:sz w:val="21"/>
+        </w:rPr>
+        <w:t>Your branch is up to date</w:t>
+      </w:r>
+      <w:r>
+        <w:rPr>
+          <w:rFonts w:ascii="Segoe UI" w:hAnsi="Segoe UI"/>
+          <w:i w:val="0"/>
+          <w:sz w:val="21"/>
+        </w:rPr>
+        <w:t xml:space="preserve"> là chuẩn).</w:t>
+      </w:r>
+    </w:p>
+    <w:p>
+      <w:pPr>
+        <w:keepNext/>
+        <w:spacing w:before="160" w:after="60"/>
+      </w:pPr>
+      <w:r>
+        <w:rPr>
+          <w:rFonts w:ascii="Segoe UI" w:hAnsi="Segoe UI"/>
+          <w:b/>
+          <w:color w:val="334155"/>
+          <w:sz w:val="21"/>
+        </w:rPr>
+        <w:t>👉 TRƯỜNG HỢP B: Nếu máy Tài TẢI MỚI TỪ ĐẦU</w:t>
+      </w:r>
+    </w:p>
+    <w:p>
+      <w:pPr>
+        <w:pStyle w:val="ListNumber"/>
+        <w:spacing w:before="40" w:after="40"/>
+      </w:pPr>
+      <w:r>
+        <w:rPr>
+          <w:rFonts w:ascii="Segoe UI" w:hAnsi="Segoe UI"/>
+          <w:i w:val="0"/>
+          <w:sz w:val="21"/>
+        </w:rPr>
+        <w:t xml:space="preserve">Mở cửa sổ dòng lệnh tại ổ đĩa muốn lưu (ví dụ </w:t>
+      </w:r>
+      <w:r>
+        <w:rPr>
+          <w:rFonts w:ascii="Consolas" w:hAnsi="Consolas"/>
+          <w:color w:val="C2410C"/>
+          <w:sz w:val="20"/>
+        </w:rPr>
+        <w:t>D:\MonHocITC\Javaspring2</w:t>
+      </w:r>
+      <w:r>
+        <w:rPr>
+          <w:rFonts w:ascii="Segoe UI" w:hAnsi="Segoe UI"/>
+          <w:i w:val="0"/>
+          <w:sz w:val="21"/>
+        </w:rPr>
+        <w:t>):</w:t>
+      </w:r>
+    </w:p>
+    <w:p>
+      <w:pPr>
+        <w:pStyle w:val="ListNumber"/>
+        <w:spacing w:before="40" w:after="40"/>
+      </w:pPr>
+      <w:r>
+        <w:rPr>
+          <w:rFonts w:ascii="Segoe UI" w:hAnsi="Segoe UI"/>
+          <w:i w:val="0"/>
+          <w:sz w:val="21"/>
+        </w:rPr>
+        <w:t>Chạy lệnh clone:</w:t>
       </w:r>
     </w:p>
     <w:tbl>
@@ -708,7 +827,9 @@
                 <w:color w:val="1E293B"/>
                 <w:sz w:val="19"/>
               </w:rPr>
-              <w:t>git status</w:t>
+              <w:t>git clone -b feature/clab-136-nang-cap-ai-triage-va-trieu-chung-v131 https://github.com/kietphuchau-create/KeHoach_Js2.git DuAnChinhThuc</w:t>
+              <w:br/>
+              <w:t>cd DuAnChinhThuc</w:t>
             </w:r>
           </w:p>
         </w:tc>
@@ -721,61 +842,22 @@
     </w:p>
     <w:p>
       <w:pPr>
-        <w:spacing w:before="40" w:after="80"/>
-        <w:ind w:left="288"/>
-      </w:pPr>
-      <w:r>
-        <w:rPr>
-          <w:sz w:val="19"/>
-        </w:rPr>
-        <w:t xml:space="preserve">💡 </w:t>
-      </w:r>
+        <w:keepNext/>
+        <w:spacing w:before="320" w:after="120"/>
+      </w:pPr>
       <w:r>
         <w:rPr>
           <w:rFonts w:ascii="Segoe UI" w:hAnsi="Segoe UI"/>
-          <w:i/>
-          <w:color w:val="64748B"/>
-          <w:sz w:val="19"/>
-        </w:rPr>
-        <w:t xml:space="preserve">Nếu màn hình hiện: </w:t>
-      </w:r>
-      <w:r>
-        <w:rPr>
-          <w:rFonts w:ascii="Consolas" w:hAnsi="Consolas"/>
-          <w:color w:val="C2410C"/>
-          <w:sz w:val="18"/>
-        </w:rPr>
-        <w:t>On branch feature/clab-136-... Your branch is up to date</w:t>
-      </w:r>
-      <w:r>
-        <w:rPr>
-          <w:rFonts w:ascii="Segoe UI" w:hAnsi="Segoe UI"/>
-          <w:i/>
-          <w:color w:val="64748B"/>
-          <w:sz w:val="19"/>
-        </w:rPr>
-        <w:t xml:space="preserve"> là hoàn toàn chuẩn xác!</w:t>
+          <w:b/>
+          <w:color w:val="0E7490"/>
+          <w:sz w:val="27"/>
+        </w:rPr>
+        <w:t>🎨 PHẦN 2: BẢN KẾ HOẠCH THIẾT KẾ SLIDE THUYẾT TRÌNH (SLIDE DESIGN BLUEPRINT)</w:t>
       </w:r>
     </w:p>
     <w:p>
       <w:pPr>
-        <w:keepNext/>
-        <w:spacing w:before="160" w:after="60"/>
-      </w:pPr>
-      <w:r>
-        <w:rPr>
-          <w:rFonts w:ascii="Segoe UI" w:hAnsi="Segoe UI"/>
-          <w:b/>
-          <w:color w:val="334155"/>
-          <w:sz w:val="21"/>
-        </w:rPr>
-        <w:t>👉 TRƯỜNG HỢP B: Nếu máy Tài CHƯA CÓ dự án (Tải mới hoàn toàn từ đầu)</w:t>
-      </w:r>
-    </w:p>
-    <w:p>
-      <w:pPr>
-        <w:pStyle w:val="ListNumber"/>
-        <w:spacing w:before="40" w:after="40"/>
+        <w:spacing w:before="40" w:after="80"/>
       </w:pPr>
       <w:r>
         <w:rPr>
@@ -783,7 +865,73 @@
           <w:i w:val="0"/>
           <w:sz w:val="21"/>
         </w:rPr>
-        <w:t xml:space="preserve">Mở cửa sổ dòng lệnh tại ổ đĩa muốn lưu (ví dụ </w:t>
+        <w:t>Slide báo cáo của nhóm được đóng gói tại file: docs/monitoring-presentation.html.</w:t>
+      </w:r>
+    </w:p>
+    <w:p>
+      <w:pPr>
+        <w:spacing w:before="40" w:after="80"/>
+      </w:pPr>
+      <w:r>
+        <w:rPr>
+          <w:rFonts w:ascii="Segoe UI" w:hAnsi="Segoe UI"/>
+          <w:i w:val="0"/>
+          <w:sz w:val="21"/>
+        </w:rPr>
+        <w:t xml:space="preserve">Đây là </w:t>
+      </w:r>
+      <w:r>
+        <w:rPr>
+          <w:rFonts w:ascii="Segoe UI" w:hAnsi="Segoe UI"/>
+          <w:b/>
+          <w:sz w:val="21"/>
+        </w:rPr>
+        <w:t>Web Application Slide chuyên nghiệp</w:t>
+      </w:r>
+      <w:r>
+        <w:rPr>
+          <w:rFonts w:ascii="Segoe UI" w:hAnsi="Segoe UI"/>
+          <w:i w:val="0"/>
+          <w:sz w:val="21"/>
+        </w:rPr>
+        <w:t>, không dùng PowerPoint truyền thống, tích hợp tương tác và giả lập trực tiếp.</w:t>
+      </w:r>
+    </w:p>
+    <w:p>
+      <w:pPr>
+        <w:keepNext/>
+        <w:spacing w:before="220" w:after="80"/>
+      </w:pPr>
+      <w:r>
+        <w:rPr>
+          <w:rFonts w:ascii="Segoe UI" w:hAnsi="Segoe UI"/>
+          <w:b/>
+          <w:color w:val="0284C7"/>
+          <w:sz w:val="23"/>
+        </w:rPr>
+        <w:t>2.1. Tôn chỉ &amp; Nguyên tắc thiết kế (Design Philosophy)</w:t>
+      </w:r>
+    </w:p>
+    <w:p>
+      <w:pPr>
+        <w:pStyle w:val="ListNumber"/>
+        <w:spacing w:before="40" w:after="40"/>
+      </w:pPr>
+      <w:r>
+        <w:rPr>
+          <w:rFonts w:ascii="Segoe UI" w:hAnsi="Segoe UI"/>
+          <w:b/>
+          <w:sz w:val="21"/>
+        </w:rPr>
+        <w:t>Phong cách Dark Mode Glassmorphism</w:t>
+      </w:r>
+      <w:r>
+        <w:rPr>
+          <w:rFonts w:ascii="Segoe UI" w:hAnsi="Segoe UI"/>
+          <w:i w:val="0"/>
+          <w:sz w:val="21"/>
+        </w:rPr>
+        <w:t xml:space="preserve">: Nền đen sâu thẳm kết hợp hiệu ứng kính mờ (frosted glass), viền phát sáng neon (Cyan </w:t>
       </w:r>
       <w:r>
         <w:rPr>
@@ -791,7 +939,7 @@
           <w:color w:val="C2410C"/>
           <w:sz w:val="20"/>
         </w:rPr>
-        <w:t>D:\MonHocITC\Javaspring2</w:t>
+        <w:t>#06b6d4</w:t>
       </w:r>
       <w:r>
         <w:rPr>
@@ -799,21 +947,1101 @@
           <w:i w:val="0"/>
           <w:sz w:val="21"/>
         </w:rPr>
-        <w:t>):</w:t>
-      </w:r>
-    </w:p>
-    <w:p>
-      <w:pPr>
-        <w:pStyle w:val="ListNumber"/>
-        <w:spacing w:before="40" w:after="40"/>
-      </w:pPr>
+        <w:t xml:space="preserve">, Indigo </w:t>
+      </w:r>
+      <w:r>
+        <w:rPr>
+          <w:rFonts w:ascii="Consolas" w:hAnsi="Consolas"/>
+          <w:color w:val="C2410C"/>
+          <w:sz w:val="20"/>
+        </w:rPr>
+        <w:t>#818cf8</w:t>
+      </w:r>
       <w:r>
         <w:rPr>
           <w:rFonts w:ascii="Segoe UI" w:hAnsi="Segoe UI"/>
           <w:i w:val="0"/>
           <w:sz w:val="21"/>
         </w:rPr>
-        <w:t>Chạy lệnh clone đúng nhánh:</w:t>
+        <w:t xml:space="preserve">, Emerald </w:t>
+      </w:r>
+      <w:r>
+        <w:rPr>
+          <w:rFonts w:ascii="Consolas" w:hAnsi="Consolas"/>
+          <w:color w:val="C2410C"/>
+          <w:sz w:val="20"/>
+        </w:rPr>
+        <w:t>#10b981</w:t>
+      </w:r>
+      <w:r>
+        <w:rPr>
+          <w:rFonts w:ascii="Segoe UI" w:hAnsi="Segoe UI"/>
+          <w:i w:val="0"/>
+          <w:sz w:val="21"/>
+        </w:rPr>
+        <w:t>), tạo ấn tượng kỹ thuật cao cấp.</w:t>
+      </w:r>
+    </w:p>
+    <w:p>
+      <w:pPr>
+        <w:pStyle w:val="ListNumber"/>
+        <w:spacing w:before="40" w:after="40"/>
+      </w:pPr>
+      <w:r>
+        <w:rPr>
+          <w:rFonts w:ascii="Segoe UI" w:hAnsi="Segoe UI"/>
+          <w:b/>
+          <w:sz w:val="21"/>
+        </w:rPr>
+        <w:t>Quy tắc 6x6 áp dụng chọn lọc</w:t>
+      </w:r>
+      <w:r>
+        <w:rPr>
+          <w:rFonts w:ascii="Segoe UI" w:hAnsi="Segoe UI"/>
+          <w:i w:val="0"/>
+          <w:sz w:val="21"/>
+        </w:rPr>
+        <w:t>:</w:t>
+      </w:r>
+    </w:p>
+    <w:p>
+      <w:pPr>
+        <w:pStyle w:val="ListBullet"/>
+        <w:spacing w:before="20" w:after="40"/>
+      </w:pPr>
+      <w:r>
+        <w:rPr>
+          <w:rFonts w:ascii="Segoe UI" w:hAnsi="Segoe UI"/>
+          <w:i w:val="0"/>
+          <w:sz w:val="21"/>
+        </w:rPr>
+        <w:t xml:space="preserve">Các slide lý thuyết và kiến trúc (Slide 1, 2, 3, 5, 7, 12): Tuân thủ nghiêm ngặt </w:t>
+      </w:r>
+      <w:r>
+        <w:rPr>
+          <w:rFonts w:ascii="Segoe UI" w:hAnsi="Segoe UI"/>
+          <w:b/>
+          <w:sz w:val="21"/>
+        </w:rPr>
+        <w:t>không quá 6 dòng, mỗi dòng không quá 6 chữ</w:t>
+      </w:r>
+      <w:r>
+        <w:rPr>
+          <w:rFonts w:ascii="Segoe UI" w:hAnsi="Segoe UI"/>
+          <w:i w:val="0"/>
+          <w:sz w:val="21"/>
+        </w:rPr>
+        <w:t xml:space="preserve"> để người nghe tập trung nghe Tài nói, không bị phân tâm đọc chữ.</w:t>
+      </w:r>
+    </w:p>
+    <w:p>
+      <w:pPr>
+        <w:pStyle w:val="ListBullet"/>
+        <w:spacing w:before="20" w:after="40"/>
+      </w:pPr>
+      <w:r>
+        <w:rPr>
+          <w:rFonts w:ascii="Segoe UI" w:hAnsi="Segoe UI"/>
+          <w:i w:val="0"/>
+          <w:sz w:val="21"/>
+        </w:rPr>
+        <w:t xml:space="preserve">Các slide phân tích mã nguồn (Slide 8, 9, 10, 11): </w:t>
+      </w:r>
+      <w:r>
+        <w:rPr>
+          <w:rFonts w:ascii="Segoe UI" w:hAnsi="Segoe UI"/>
+          <w:b/>
+          <w:sz w:val="21"/>
+        </w:rPr>
+        <w:t>Gỡ bỏ quy tắc 6x6</w:t>
+      </w:r>
+      <w:r>
+        <w:rPr>
+          <w:rFonts w:ascii="Segoe UI" w:hAnsi="Segoe UI"/>
+          <w:i w:val="0"/>
+          <w:sz w:val="21"/>
+        </w:rPr>
+        <w:t xml:space="preserve"> để chia bố cục 2 cột chuyên sâu (Cột trái: IDE Mac mô phỏng code thật; Cột phải: Thẻ phân tích kỹ thuật đầy đủ chi tiết cho Thầy kiểm tra).</w:t>
+      </w:r>
+    </w:p>
+    <w:p>
+      <w:pPr>
+        <w:pStyle w:val="ListNumber"/>
+        <w:spacing w:before="40" w:after="40"/>
+      </w:pPr>
+      <w:r>
+        <w:rPr>
+          <w:rFonts w:ascii="Segoe UI" w:hAnsi="Segoe UI"/>
+          <w:b/>
+          <w:sz w:val="21"/>
+        </w:rPr>
+        <w:t>Không để khoảng trống thừa (Zero Void)</w:t>
+      </w:r>
+      <w:r>
+        <w:rPr>
+          <w:rFonts w:ascii="Segoe UI" w:hAnsi="Segoe UI"/>
+          <w:i w:val="0"/>
+          <w:sz w:val="21"/>
+        </w:rPr>
+        <w:t>: Cột giải thích mã nguồn được chia đều chiều cao 50/50, cân xứng hoàn hảo với khung code bên trái.</w:t>
+      </w:r>
+    </w:p>
+    <w:p>
+      <w:pPr>
+        <w:pStyle w:val="ListNumber"/>
+        <w:spacing w:before="40" w:after="40"/>
+      </w:pPr>
+      <w:r>
+        <w:rPr>
+          <w:rFonts w:ascii="Segoe UI" w:hAnsi="Segoe UI"/>
+          <w:b/>
+          <w:sz w:val="21"/>
+        </w:rPr>
+        <w:t>Tương tác trực tiếp (Interactive Controls)</w:t>
+      </w:r>
+      <w:r>
+        <w:rPr>
+          <w:rFonts w:ascii="Segoe UI" w:hAnsi="Segoe UI"/>
+          <w:i w:val="0"/>
+          <w:sz w:val="21"/>
+        </w:rPr>
+        <w:t>:</w:t>
+      </w:r>
+    </w:p>
+    <w:p>
+      <w:pPr>
+        <w:pStyle w:val="ListBullet"/>
+        <w:spacing w:before="20" w:after="40"/>
+      </w:pPr>
+      <w:r>
+        <w:rPr>
+          <w:rFonts w:ascii="Segoe UI" w:hAnsi="Segoe UI"/>
+          <w:i w:val="0"/>
+          <w:sz w:val="21"/>
+        </w:rPr>
+        <w:t xml:space="preserve">Phím mũi tên </w:t>
+      </w:r>
+      <w:r>
+        <w:rPr>
+          <w:rFonts w:ascii="Consolas" w:hAnsi="Consolas"/>
+          <w:color w:val="C2410C"/>
+          <w:sz w:val="20"/>
+        </w:rPr>
+        <w:t>→</w:t>
+      </w:r>
+      <w:r>
+        <w:rPr>
+          <w:rFonts w:ascii="Segoe UI" w:hAnsi="Segoe UI"/>
+          <w:i w:val="0"/>
+          <w:sz w:val="21"/>
+        </w:rPr>
+        <w:t xml:space="preserve"> / </w:t>
+      </w:r>
+      <w:r>
+        <w:rPr>
+          <w:rFonts w:ascii="Consolas" w:hAnsi="Consolas"/>
+          <w:color w:val="C2410C"/>
+          <w:sz w:val="20"/>
+        </w:rPr>
+        <w:t>←</w:t>
+      </w:r>
+      <w:r>
+        <w:rPr>
+          <w:rFonts w:ascii="Segoe UI" w:hAnsi="Segoe UI"/>
+          <w:i w:val="0"/>
+          <w:sz w:val="21"/>
+        </w:rPr>
+        <w:t xml:space="preserve">, phím cách </w:t>
+      </w:r>
+      <w:r>
+        <w:rPr>
+          <w:rFonts w:ascii="Consolas" w:hAnsi="Consolas"/>
+          <w:color w:val="C2410C"/>
+          <w:sz w:val="20"/>
+        </w:rPr>
+        <w:t>Space</w:t>
+      </w:r>
+      <w:r>
+        <w:rPr>
+          <w:rFonts w:ascii="Segoe UI" w:hAnsi="Segoe UI"/>
+          <w:i w:val="0"/>
+          <w:sz w:val="21"/>
+        </w:rPr>
+        <w:t>, hoặc vuốt màn hình cảm ứng để chuyển slide.</w:t>
+      </w:r>
+    </w:p>
+    <w:p>
+      <w:pPr>
+        <w:pStyle w:val="ListBullet"/>
+        <w:spacing w:before="20" w:after="40"/>
+      </w:pPr>
+      <w:r>
+        <w:rPr>
+          <w:rFonts w:ascii="Segoe UI" w:hAnsi="Segoe UI"/>
+          <w:i w:val="0"/>
+          <w:sz w:val="21"/>
+        </w:rPr>
+        <w:t xml:space="preserve">Phím </w:t>
+      </w:r>
+      <w:r>
+        <w:rPr>
+          <w:rFonts w:ascii="Consolas" w:hAnsi="Consolas"/>
+          <w:color w:val="C2410C"/>
+          <w:sz w:val="20"/>
+        </w:rPr>
+        <w:t>F</w:t>
+      </w:r>
+      <w:r>
+        <w:rPr>
+          <w:rFonts w:ascii="Segoe UI" w:hAnsi="Segoe UI"/>
+          <w:i w:val="0"/>
+          <w:sz w:val="21"/>
+        </w:rPr>
+        <w:t xml:space="preserve"> hoặc </w:t>
+      </w:r>
+      <w:r>
+        <w:rPr>
+          <w:rFonts w:ascii="Consolas" w:hAnsi="Consolas"/>
+          <w:color w:val="C2410C"/>
+          <w:sz w:val="20"/>
+        </w:rPr>
+        <w:t>F11</w:t>
+      </w:r>
+      <w:r>
+        <w:rPr>
+          <w:rFonts w:ascii="Segoe UI" w:hAnsi="Segoe UI"/>
+          <w:i w:val="0"/>
+          <w:sz w:val="21"/>
+        </w:rPr>
+        <w:t>: Bật chế độ Fullscreen toàn màn hình.</w:t>
+      </w:r>
+    </w:p>
+    <w:p>
+      <w:pPr>
+        <w:pStyle w:val="ListBullet"/>
+        <w:spacing w:before="20" w:after="40"/>
+      </w:pPr>
+      <w:r>
+        <w:rPr>
+          <w:rFonts w:ascii="Segoe UI" w:hAnsi="Segoe UI"/>
+          <w:i w:val="0"/>
+          <w:sz w:val="21"/>
+        </w:rPr>
+        <w:t xml:space="preserve">Phím </w:t>
+      </w:r>
+      <w:r>
+        <w:rPr>
+          <w:rFonts w:ascii="Consolas" w:hAnsi="Consolas"/>
+          <w:color w:val="C2410C"/>
+          <w:sz w:val="20"/>
+        </w:rPr>
+        <w:t>O</w:t>
+      </w:r>
+      <w:r>
+        <w:rPr>
+          <w:rFonts w:ascii="Segoe UI" w:hAnsi="Segoe UI"/>
+          <w:i w:val="0"/>
+          <w:sz w:val="21"/>
+        </w:rPr>
+        <w:t>: Mở mục lục nhanh 12 slide (Overview Grid).</w:t>
+      </w:r>
+    </w:p>
+    <w:p>
+      <w:pPr>
+        <w:pStyle w:val="ListBullet"/>
+        <w:spacing w:before="20" w:after="40"/>
+      </w:pPr>
+      <w:r>
+        <w:rPr>
+          <w:rFonts w:ascii="Segoe UI" w:hAnsi="Segoe UI"/>
+          <w:i w:val="0"/>
+          <w:sz w:val="21"/>
+        </w:rPr>
+        <w:t xml:space="preserve">Nút </w:t>
+      </w:r>
+      <w:r>
+        <w:rPr>
+          <w:rFonts w:ascii="Segoe UI" w:hAnsi="Segoe UI"/>
+          <w:b/>
+          <w:sz w:val="21"/>
+        </w:rPr>
+        <w:t>"Bắn 10 Request Đặt Lịch"</w:t>
+      </w:r>
+      <w:r>
+        <w:rPr>
+          <w:rFonts w:ascii="Segoe UI" w:hAnsi="Segoe UI"/>
+          <w:i w:val="0"/>
+          <w:sz w:val="21"/>
+        </w:rPr>
+        <w:t xml:space="preserve"> tại Slide 6 để giả lập tăng tải trực tiếp.</w:t>
+      </w:r>
+    </w:p>
+    <w:p>
+      <w:pPr>
+        <w:keepNext/>
+        <w:spacing w:before="220" w:after="80"/>
+      </w:pPr>
+      <w:r>
+        <w:rPr>
+          <w:rFonts w:ascii="Segoe UI" w:hAnsi="Segoe UI"/>
+          <w:b/>
+          <w:color w:val="0284C7"/>
+          <w:sz w:val="23"/>
+        </w:rPr>
+        <w:t>2.2. Ma trận 12 Slide chi tiết (Slide Matrix)</w:t>
+      </w:r>
+    </w:p>
+    <w:p>
+      <w:pPr>
+        <w:spacing w:before="40" w:after="80"/>
+      </w:pPr>
+      <w:r>
+        <w:rPr>
+          <w:rFonts w:ascii="Segoe UI" w:hAnsi="Segoe UI"/>
+          <w:i w:val="0"/>
+          <w:sz w:val="21"/>
+        </w:rPr>
+        <w:t>| Slide | Tên Slide &amp; Tiêu Đề | Loại Slide &amp; Bố Cục | Nội Dung Trọng Tâm &amp; Dữ Liệu Trưng Bày | Mã Nguồn / Cấu Hình Đối Ứng |</w:t>
+      </w:r>
+    </w:p>
+    <w:p>
+      <w:pPr>
+        <w:spacing w:before="40" w:after="80"/>
+      </w:pPr>
+      <w:r>
+        <w:rPr>
+          <w:rFonts w:ascii="Segoe UI" w:hAnsi="Segoe UI"/>
+          <w:i w:val="0"/>
+          <w:sz w:val="21"/>
+        </w:rPr>
+        <w:t>| :---: | :--- | :--- | :--- | :--- |</w:t>
+      </w:r>
+    </w:p>
+    <w:p>
+      <w:pPr>
+        <w:spacing w:before="40" w:after="80"/>
+      </w:pPr>
+      <w:r>
+        <w:rPr>
+          <w:rFonts w:ascii="Segoe UI" w:hAnsi="Segoe UI"/>
+          <w:i w:val="0"/>
+          <w:sz w:val="21"/>
+        </w:rPr>
+        <w:t xml:space="preserve">| </w:t>
+      </w:r>
+      <w:r>
+        <w:rPr>
+          <w:rFonts w:ascii="Segoe UI" w:hAnsi="Segoe UI"/>
+          <w:b/>
+          <w:sz w:val="21"/>
+        </w:rPr>
+        <w:t>1</w:t>
+      </w:r>
+      <w:r>
+        <w:rPr>
+          <w:rFonts w:ascii="Segoe UI" w:hAnsi="Segoe UI"/>
+          <w:i w:val="0"/>
+          <w:sz w:val="21"/>
+        </w:rPr>
+        <w:t xml:space="preserve"> | </w:t>
+      </w:r>
+      <w:r>
+        <w:rPr>
+          <w:rFonts w:ascii="Segoe UI" w:hAnsi="Segoe UI"/>
+          <w:b/>
+          <w:sz w:val="21"/>
+        </w:rPr>
+        <w:t>Trang Bìa:</w:t>
+      </w:r>
+      <w:r>
+        <w:rPr>
+          <w:rFonts w:ascii="Segoe UI" w:hAnsi="Segoe UI"/>
+          <w:i w:val="0"/>
+          <w:sz w:val="21"/>
+        </w:rPr>
+        <w:t xml:space="preserve"> Giám Sát Cloud-Native Với Prometheus &amp; Grafana | Cover Hero | Giới thiệu tên đề tài MedSched, logo công nghệ, nhóm sinh viên và giảng viên hướng dẫn. | Toàn bộ dự án MedSched |</w:t>
+      </w:r>
+    </w:p>
+    <w:p>
+      <w:pPr>
+        <w:spacing w:before="40" w:after="80"/>
+      </w:pPr>
+      <w:r>
+        <w:rPr>
+          <w:rFonts w:ascii="Segoe UI" w:hAnsi="Segoe UI"/>
+          <w:i w:val="0"/>
+          <w:sz w:val="21"/>
+        </w:rPr>
+        <w:t xml:space="preserve">| </w:t>
+      </w:r>
+      <w:r>
+        <w:rPr>
+          <w:rFonts w:ascii="Segoe UI" w:hAnsi="Segoe UI"/>
+          <w:b/>
+          <w:sz w:val="21"/>
+        </w:rPr>
+        <w:t>2</w:t>
+      </w:r>
+      <w:r>
+        <w:rPr>
+          <w:rFonts w:ascii="Segoe UI" w:hAnsi="Segoe UI"/>
+          <w:i w:val="0"/>
+          <w:sz w:val="21"/>
+        </w:rPr>
+        <w:t xml:space="preserve"> | </w:t>
+      </w:r>
+      <w:r>
+        <w:rPr>
+          <w:rFonts w:ascii="Segoe UI" w:hAnsi="Segoe UI"/>
+          <w:b/>
+          <w:sz w:val="21"/>
+        </w:rPr>
+        <w:t>Khái Niệm Nền Tảng:</w:t>
+      </w:r>
+      <w:r>
+        <w:rPr>
+          <w:rFonts w:ascii="Segoe UI" w:hAnsi="Segoe UI"/>
+          <w:i w:val="0"/>
+          <w:sz w:val="21"/>
+        </w:rPr>
+        <w:t xml:space="preserve"> Prometheus &amp; Grafana Là Gì? | 2 Feature Cards | Prometheus là "Bộ não đo lường TSDB (PULL)"; Grafana là "Đôi mắt quan sát trực quan". | Định nghĩa công nghệ chuẩn SRE |</w:t>
+      </w:r>
+    </w:p>
+    <w:p>
+      <w:pPr>
+        <w:spacing w:before="40" w:after="80"/>
+      </w:pPr>
+      <w:r>
+        <w:rPr>
+          <w:rFonts w:ascii="Segoe UI" w:hAnsi="Segoe UI"/>
+          <w:i w:val="0"/>
+          <w:sz w:val="21"/>
+        </w:rPr>
+        <w:t xml:space="preserve">| </w:t>
+      </w:r>
+      <w:r>
+        <w:rPr>
+          <w:rFonts w:ascii="Segoe UI" w:hAnsi="Segoe UI"/>
+          <w:b/>
+          <w:sz w:val="21"/>
+        </w:rPr>
+        <w:t>3</w:t>
+      </w:r>
+      <w:r>
+        <w:rPr>
+          <w:rFonts w:ascii="Segoe UI" w:hAnsi="Segoe UI"/>
+          <w:i w:val="0"/>
+          <w:sz w:val="21"/>
+        </w:rPr>
+        <w:t xml:space="preserve"> | </w:t>
+      </w:r>
+      <w:r>
+        <w:rPr>
+          <w:rFonts w:ascii="Segoe UI" w:hAnsi="Segoe UI"/>
+          <w:b/>
+          <w:sz w:val="21"/>
+        </w:rPr>
+        <w:t>Thực Trạng &amp; Thách Thức:</w:t>
+      </w:r>
+      <w:r>
+        <w:rPr>
+          <w:rFonts w:ascii="Segoe UI" w:hAnsi="Segoe UI"/>
+          <w:i w:val="0"/>
+          <w:sz w:val="21"/>
+        </w:rPr>
+        <w:t xml:space="preserve"> Vì Sao MedSched Cần Giám Sát? | 3 Alert Cards | Đặc thù khám bệnh nghẽn giờ cao điểm 7h-9h; Ngăn ngừa sập server do tràn RAM/CPU; Tránh "mù kỹ thuật". | Luồng đặt khám thực tế của bệnh nhân |</w:t>
+      </w:r>
+    </w:p>
+    <w:p>
+      <w:pPr>
+        <w:spacing w:before="40" w:after="80"/>
+      </w:pPr>
+      <w:r>
+        <w:rPr>
+          <w:rFonts w:ascii="Segoe UI" w:hAnsi="Segoe UI"/>
+          <w:i w:val="0"/>
+          <w:sz w:val="21"/>
+        </w:rPr>
+        <w:t xml:space="preserve">| </w:t>
+      </w:r>
+      <w:r>
+        <w:rPr>
+          <w:rFonts w:ascii="Segoe UI" w:hAnsi="Segoe UI"/>
+          <w:b/>
+          <w:sz w:val="21"/>
+        </w:rPr>
+        <w:t>4</w:t>
+      </w:r>
+      <w:r>
+        <w:rPr>
+          <w:rFonts w:ascii="Segoe UI" w:hAnsi="Segoe UI"/>
+          <w:i w:val="0"/>
+          <w:sz w:val="21"/>
+        </w:rPr>
+        <w:t xml:space="preserve"> | </w:t>
+      </w:r>
+      <w:r>
+        <w:rPr>
+          <w:rFonts w:ascii="Segoe UI" w:hAnsi="Segoe UI"/>
+          <w:b/>
+          <w:sz w:val="21"/>
+        </w:rPr>
+        <w:t>Kiến Trúc Hoạt Động:</w:t>
+      </w:r>
+      <w:r>
+        <w:rPr>
+          <w:rFonts w:ascii="Segoe UI" w:hAnsi="Segoe UI"/>
+          <w:i w:val="0"/>
+          <w:sz w:val="21"/>
+        </w:rPr>
+        <w:t xml:space="preserve"> Mô Hình 3 Tầng Giám Sát | Animated Diagram | 3 Node trực quan: Backend Cloud Render $\rightarrow$ Prometheus Docker (Scrape 5s) $\rightarrow$ Grafana Dashboard (Port 3100). | Luồng luân chuyển dữ liệu thời gian thực |</w:t>
+      </w:r>
+    </w:p>
+    <w:p>
+      <w:pPr>
+        <w:spacing w:before="40" w:after="80"/>
+      </w:pPr>
+      <w:r>
+        <w:rPr>
+          <w:rFonts w:ascii="Segoe UI" w:hAnsi="Segoe UI"/>
+          <w:i w:val="0"/>
+          <w:sz w:val="21"/>
+        </w:rPr>
+        <w:t xml:space="preserve">| </w:t>
+      </w:r>
+      <w:r>
+        <w:rPr>
+          <w:rFonts w:ascii="Segoe UI" w:hAnsi="Segoe UI"/>
+          <w:b/>
+          <w:sz w:val="21"/>
+        </w:rPr>
+        <w:t>5</w:t>
+      </w:r>
+      <w:r>
+        <w:rPr>
+          <w:rFonts w:ascii="Segoe UI" w:hAnsi="Segoe UI"/>
+          <w:i w:val="0"/>
+          <w:sz w:val="21"/>
+        </w:rPr>
+        <w:t xml:space="preserve"> | </w:t>
+      </w:r>
+      <w:r>
+        <w:rPr>
+          <w:rFonts w:ascii="Segoe UI" w:hAnsi="Segoe UI"/>
+          <w:b/>
+          <w:sz w:val="21"/>
+        </w:rPr>
+        <w:t>Thông Số Kỹ Thuật:</w:t>
+      </w:r>
+      <w:r>
+        <w:rPr>
+          <w:rFonts w:ascii="Segoe UI" w:hAnsi="Segoe UI"/>
+          <w:i w:val="0"/>
+          <w:sz w:val="21"/>
+        </w:rPr>
+        <w:t xml:space="preserve"> 4 Nhóm Chỉ Số Vàng (Golden Metrics) | 4 Metric Boxes | Chuẩn SRE: 1. HTTP Traffic &amp; Độ trễ P95; 2. RAM JVM Heap; 3. Tải CPU; 4. HikariCP Connection Pool. | Spring Boot Actuator Core Metrics |</w:t>
+      </w:r>
+    </w:p>
+    <w:p>
+      <w:pPr>
+        <w:spacing w:before="40" w:after="80"/>
+      </w:pPr>
+      <w:r>
+        <w:rPr>
+          <w:rFonts w:ascii="Segoe UI" w:hAnsi="Segoe UI"/>
+          <w:i w:val="0"/>
+          <w:sz w:val="21"/>
+        </w:rPr>
+        <w:t xml:space="preserve">| </w:t>
+      </w:r>
+      <w:r>
+        <w:rPr>
+          <w:rFonts w:ascii="Segoe UI" w:hAnsi="Segoe UI"/>
+          <w:b/>
+          <w:sz w:val="21"/>
+        </w:rPr>
+        <w:t>6</w:t>
+      </w:r>
+      <w:r>
+        <w:rPr>
+          <w:rFonts w:ascii="Segoe UI" w:hAnsi="Segoe UI"/>
+          <w:i w:val="0"/>
+          <w:sz w:val="21"/>
+        </w:rPr>
+        <w:t xml:space="preserve"> | </w:t>
+      </w:r>
+      <w:r>
+        <w:rPr>
+          <w:rFonts w:ascii="Segoe UI" w:hAnsi="Segoe UI"/>
+          <w:b/>
+          <w:sz w:val="21"/>
+        </w:rPr>
+        <w:t>Thực Nghiệm &amp; Live Demo:</w:t>
+      </w:r>
+      <w:r>
+        <w:rPr>
+          <w:rFonts w:ascii="Segoe UI" w:hAnsi="Segoe UI"/>
+          <w:i w:val="0"/>
+          <w:sz w:val="21"/>
+        </w:rPr>
+        <w:t xml:space="preserve"> 1-Click Khởi Động &amp; Giả Lập | Interactive Box | Nút bấm </w:t>
+      </w:r>
+      <w:r>
+        <w:rPr>
+          <w:rFonts w:ascii="Segoe UI" w:hAnsi="Segoe UI"/>
+          <w:b/>
+          <w:sz w:val="21"/>
+        </w:rPr>
+        <w:t>"Bắn 10 Request Đặt Lịch"</w:t>
+      </w:r>
+      <w:r>
+        <w:rPr>
+          <w:rFonts w:ascii="Segoe UI" w:hAnsi="Segoe UI"/>
+          <w:i w:val="0"/>
+          <w:sz w:val="21"/>
+        </w:rPr>
+        <w:t xml:space="preserve"> tăng chỉ số tức thì; Trình bày script khởi chạy </w:t>
+      </w:r>
+      <w:r>
+        <w:rPr>
+          <w:rFonts w:ascii="Consolas" w:hAnsi="Consolas"/>
+          <w:color w:val="C2410C"/>
+          <w:sz w:val="20"/>
+        </w:rPr>
+        <w:t>start-monitoring.bat</w:t>
+      </w:r>
+      <w:r>
+        <w:rPr>
+          <w:rFonts w:ascii="Segoe UI" w:hAnsi="Segoe UI"/>
+          <w:i w:val="0"/>
+          <w:sz w:val="21"/>
+        </w:rPr>
+        <w:t>. | Source_code/monitoring/start-monitoring.bat |</w:t>
+      </w:r>
+    </w:p>
+    <w:p>
+      <w:pPr>
+        <w:spacing w:before="40" w:after="80"/>
+      </w:pPr>
+      <w:r>
+        <w:rPr>
+          <w:rFonts w:ascii="Segoe UI" w:hAnsi="Segoe UI"/>
+          <w:i w:val="0"/>
+          <w:sz w:val="21"/>
+        </w:rPr>
+        <w:t xml:space="preserve">| </w:t>
+      </w:r>
+      <w:r>
+        <w:rPr>
+          <w:rFonts w:ascii="Segoe UI" w:hAnsi="Segoe UI"/>
+          <w:b/>
+          <w:sz w:val="21"/>
+        </w:rPr>
+        <w:t>7</w:t>
+      </w:r>
+      <w:r>
+        <w:rPr>
+          <w:rFonts w:ascii="Segoe UI" w:hAnsi="Segoe UI"/>
+          <w:i w:val="0"/>
+          <w:sz w:val="21"/>
+        </w:rPr>
+        <w:t xml:space="preserve"> | </w:t>
+      </w:r>
+      <w:r>
+        <w:rPr>
+          <w:rFonts w:ascii="Segoe UI" w:hAnsi="Segoe UI"/>
+          <w:b/>
+          <w:sz w:val="21"/>
+        </w:rPr>
+        <w:t>Hỏi Đáp Kỹ Thuật (FAQ):</w:t>
+      </w:r>
+      <w:r>
+        <w:rPr>
+          <w:rFonts w:ascii="Segoe UI" w:hAnsi="Segoe UI"/>
+          <w:i w:val="0"/>
+          <w:sz w:val="21"/>
+        </w:rPr>
+        <w:t xml:space="preserve"> 3 Câu Hỏi Thầy Hay Hỏi | 3 Q&amp;A Cards | 1. Dùng PULL hay PUSH? (Dạ PULL); 2. Vì sao cổng 3100? (Tránh Next.js); 3. Cào 5s có chậm không? (&lt; 1% CPU). | Kiến trúc tối ưu hệ thống |</w:t>
+      </w:r>
+    </w:p>
+    <w:p>
+      <w:pPr>
+        <w:spacing w:before="40" w:after="80"/>
+      </w:pPr>
+      <w:r>
+        <w:rPr>
+          <w:rFonts w:ascii="Segoe UI" w:hAnsi="Segoe UI"/>
+          <w:i w:val="0"/>
+          <w:sz w:val="21"/>
+        </w:rPr>
+        <w:t xml:space="preserve">| </w:t>
+      </w:r>
+      <w:r>
+        <w:rPr>
+          <w:rFonts w:ascii="Segoe UI" w:hAnsi="Segoe UI"/>
+          <w:b/>
+          <w:sz w:val="21"/>
+        </w:rPr>
+        <w:t>8</w:t>
+      </w:r>
+      <w:r>
+        <w:rPr>
+          <w:rFonts w:ascii="Segoe UI" w:hAnsi="Segoe UI"/>
+          <w:i w:val="0"/>
+          <w:sz w:val="21"/>
+        </w:rPr>
+        <w:t xml:space="preserve"> | </w:t>
+      </w:r>
+      <w:r>
+        <w:rPr>
+          <w:rFonts w:ascii="Segoe UI" w:hAnsi="Segoe UI"/>
+          <w:b/>
+          <w:sz w:val="21"/>
+        </w:rPr>
+        <w:t>Mã Nguồn Backend [1/4]:</w:t>
+      </w:r>
+      <w:r>
+        <w:rPr>
+          <w:rFonts w:ascii="Segoe UI" w:hAnsi="Segoe UI"/>
+          <w:i w:val="0"/>
+          <w:sz w:val="21"/>
+        </w:rPr>
+        <w:t xml:space="preserve"> Khai Báo Thư Viện Đo Lường | Split View (IDE + Cards) | Phân tích 2 dependency: </w:t>
+      </w:r>
+      <w:r>
+        <w:rPr>
+          <w:rFonts w:ascii="Consolas" w:hAnsi="Consolas"/>
+          <w:color w:val="C2410C"/>
+          <w:sz w:val="20"/>
+        </w:rPr>
+        <w:t>spring-boot-starter-actuator</w:t>
+      </w:r>
+      <w:r>
+        <w:rPr>
+          <w:rFonts w:ascii="Segoe UI" w:hAnsi="Segoe UI"/>
+          <w:i w:val="0"/>
+          <w:sz w:val="21"/>
+        </w:rPr>
+        <w:t xml:space="preserve"> và </w:t>
+      </w:r>
+      <w:r>
+        <w:rPr>
+          <w:rFonts w:ascii="Consolas" w:hAnsi="Consolas"/>
+          <w:color w:val="C2410C"/>
+          <w:sz w:val="20"/>
+        </w:rPr>
+        <w:t>micrometer-registry-prometheus</w:t>
+      </w:r>
+      <w:r>
+        <w:rPr>
+          <w:rFonts w:ascii="Segoe UI" w:hAnsi="Segoe UI"/>
+          <w:i w:val="0"/>
+          <w:sz w:val="21"/>
+        </w:rPr>
+        <w:t>. | build.gradle (L23-25) |</w:t>
+      </w:r>
+    </w:p>
+    <w:p>
+      <w:pPr>
+        <w:spacing w:before="40" w:after="80"/>
+      </w:pPr>
+      <w:r>
+        <w:rPr>
+          <w:rFonts w:ascii="Segoe UI" w:hAnsi="Segoe UI"/>
+          <w:i w:val="0"/>
+          <w:sz w:val="21"/>
+        </w:rPr>
+        <w:t xml:space="preserve">| </w:t>
+      </w:r>
+      <w:r>
+        <w:rPr>
+          <w:rFonts w:ascii="Segoe UI" w:hAnsi="Segoe UI"/>
+          <w:b/>
+          <w:sz w:val="21"/>
+        </w:rPr>
+        <w:t>9</w:t>
+      </w:r>
+      <w:r>
+        <w:rPr>
+          <w:rFonts w:ascii="Segoe UI" w:hAnsi="Segoe UI"/>
+          <w:i w:val="0"/>
+          <w:sz w:val="21"/>
+        </w:rPr>
+        <w:t xml:space="preserve"> | </w:t>
+      </w:r>
+      <w:r>
+        <w:rPr>
+          <w:rFonts w:ascii="Segoe UI" w:hAnsi="Segoe UI"/>
+          <w:b/>
+          <w:sz w:val="21"/>
+        </w:rPr>
+        <w:t>Cấu Hình Ứng Dụng [2/4]:</w:t>
+      </w:r>
+      <w:r>
+        <w:rPr>
+          <w:rFonts w:ascii="Segoe UI" w:hAnsi="Segoe UI"/>
+          <w:i w:val="0"/>
+          <w:sz w:val="21"/>
+        </w:rPr>
+        <w:t xml:space="preserve"> Kích Hoạt Endpoints &amp; Nhãn Tags | Split View (IDE + Cards) | Phân tích cấu hình: </w:t>
+      </w:r>
+      <w:r>
+        <w:rPr>
+          <w:rFonts w:ascii="Consolas" w:hAnsi="Consolas"/>
+          <w:color w:val="C2410C"/>
+          <w:sz w:val="20"/>
+        </w:rPr>
+        <w:t>exposure.include: prometheus</w:t>
+      </w:r>
+      <w:r>
+        <w:rPr>
+          <w:rFonts w:ascii="Segoe UI" w:hAnsi="Segoe UI"/>
+          <w:i w:val="0"/>
+          <w:sz w:val="21"/>
+        </w:rPr>
+        <w:t xml:space="preserve">, </w:t>
+      </w:r>
+      <w:r>
+        <w:rPr>
+          <w:rFonts w:ascii="Consolas" w:hAnsi="Consolas"/>
+          <w:color w:val="C2410C"/>
+          <w:sz w:val="20"/>
+        </w:rPr>
+        <w:t>endpoint.prometheus.enabled: true</w:t>
+      </w:r>
+      <w:r>
+        <w:rPr>
+          <w:rFonts w:ascii="Segoe UI" w:hAnsi="Segoe UI"/>
+          <w:i w:val="0"/>
+          <w:sz w:val="21"/>
+        </w:rPr>
+        <w:t xml:space="preserve">, </w:t>
+      </w:r>
+      <w:r>
+        <w:rPr>
+          <w:rFonts w:ascii="Consolas" w:hAnsi="Consolas"/>
+          <w:color w:val="C2410C"/>
+          <w:sz w:val="20"/>
+        </w:rPr>
+        <w:t>tags.application: medsched</w:t>
+      </w:r>
+      <w:r>
+        <w:rPr>
+          <w:rFonts w:ascii="Segoe UI" w:hAnsi="Segoe UI"/>
+          <w:i w:val="0"/>
+          <w:sz w:val="21"/>
+        </w:rPr>
+        <w:t>. | application.yml (L104-117) |</w:t>
+      </w:r>
+    </w:p>
+    <w:p>
+      <w:pPr>
+        <w:spacing w:before="40" w:after="80"/>
+      </w:pPr>
+      <w:r>
+        <w:rPr>
+          <w:rFonts w:ascii="Segoe UI" w:hAnsi="Segoe UI"/>
+          <w:i w:val="0"/>
+          <w:sz w:val="21"/>
+        </w:rPr>
+        <w:t xml:space="preserve">| </w:t>
+      </w:r>
+      <w:r>
+        <w:rPr>
+          <w:rFonts w:ascii="Segoe UI" w:hAnsi="Segoe UI"/>
+          <w:b/>
+          <w:sz w:val="21"/>
+        </w:rPr>
+        <w:t>10</w:t>
+      </w:r>
+      <w:r>
+        <w:rPr>
+          <w:rFonts w:ascii="Segoe UI" w:hAnsi="Segoe UI"/>
+          <w:i w:val="0"/>
+          <w:sz w:val="21"/>
+        </w:rPr>
+        <w:t xml:space="preserve"> | </w:t>
+      </w:r>
+      <w:r>
+        <w:rPr>
+          <w:rFonts w:ascii="Segoe UI" w:hAnsi="Segoe UI"/>
+          <w:b/>
+          <w:sz w:val="21"/>
+        </w:rPr>
+        <w:t>Bảo Mật Hệ Thống [3/4]:</w:t>
+      </w:r>
+      <w:r>
+        <w:rPr>
+          <w:rFonts w:ascii="Segoe UI" w:hAnsi="Segoe UI"/>
+          <w:i w:val="0"/>
+          <w:sz w:val="21"/>
+        </w:rPr>
+        <w:t xml:space="preserve"> Quyền Truy Cập Endpoint Metrics | Split View (IDE + Cards) | Phân tích </w:t>
+      </w:r>
+      <w:r>
+        <w:rPr>
+          <w:rFonts w:ascii="Consolas" w:hAnsi="Consolas"/>
+          <w:color w:val="C2410C"/>
+          <w:sz w:val="20"/>
+        </w:rPr>
+        <w:t>.requestMatchers("/actuator/**").permitAll()</w:t>
+      </w:r>
+      <w:r>
+        <w:rPr>
+          <w:rFonts w:ascii="Segoe UI" w:hAnsi="Segoe UI"/>
+          <w:i w:val="0"/>
+          <w:sz w:val="21"/>
+        </w:rPr>
+        <w:t>; Luận chứng bảo vệ an toàn dữ liệu bệnh án y tế. | SecurityConfig.java (L72-78) |</w:t>
+      </w:r>
+    </w:p>
+    <w:p>
+      <w:pPr>
+        <w:spacing w:before="40" w:after="80"/>
+      </w:pPr>
+      <w:r>
+        <w:rPr>
+          <w:rFonts w:ascii="Segoe UI" w:hAnsi="Segoe UI"/>
+          <w:i w:val="0"/>
+          <w:sz w:val="21"/>
+        </w:rPr>
+        <w:t xml:space="preserve">| </w:t>
+      </w:r>
+      <w:r>
+        <w:rPr>
+          <w:rFonts w:ascii="Segoe UI" w:hAnsi="Segoe UI"/>
+          <w:b/>
+          <w:sz w:val="21"/>
+        </w:rPr>
+        <w:t>11</w:t>
+      </w:r>
+      <w:r>
+        <w:rPr>
+          <w:rFonts w:ascii="Segoe UI" w:hAnsi="Segoe UI"/>
+          <w:i w:val="0"/>
+          <w:sz w:val="21"/>
+        </w:rPr>
+        <w:t xml:space="preserve"> | </w:t>
+      </w:r>
+      <w:r>
+        <w:rPr>
+          <w:rFonts w:ascii="Segoe UI" w:hAnsi="Segoe UI"/>
+          <w:b/>
+          <w:sz w:val="21"/>
+        </w:rPr>
+        <w:t>Hạ Tầng DevOps [4/4]:</w:t>
+      </w:r>
+      <w:r>
+        <w:rPr>
+          <w:rFonts w:ascii="Segoe UI" w:hAnsi="Segoe UI"/>
+          <w:i w:val="0"/>
+          <w:sz w:val="21"/>
+        </w:rPr>
+        <w:t xml:space="preserve"> Cào Render Cloud &amp; Docker Compose | Split View (IDE + Cards) | Phân tích cấu hình job cào Cloud Render HTTPS 5s/lần; Ánh xạ port 3100; Cơ chế nạp sẵn Zero-Config Provisioning. | prometheus.yml &amp; docker-compose |</w:t>
+      </w:r>
+    </w:p>
+    <w:p>
+      <w:pPr>
+        <w:spacing w:before="40" w:after="80"/>
+      </w:pPr>
+      <w:r>
+        <w:rPr>
+          <w:rFonts w:ascii="Segoe UI" w:hAnsi="Segoe UI"/>
+          <w:i w:val="0"/>
+          <w:sz w:val="21"/>
+        </w:rPr>
+        <w:t xml:space="preserve">| </w:t>
+      </w:r>
+      <w:r>
+        <w:rPr>
+          <w:rFonts w:ascii="Segoe UI" w:hAnsi="Segoe UI"/>
+          <w:b/>
+          <w:sz w:val="21"/>
+        </w:rPr>
+        <w:t>12</w:t>
+      </w:r>
+      <w:r>
+        <w:rPr>
+          <w:rFonts w:ascii="Segoe UI" w:hAnsi="Segoe UI"/>
+          <w:i w:val="0"/>
+          <w:sz w:val="21"/>
+        </w:rPr>
+        <w:t xml:space="preserve"> | </w:t>
+      </w:r>
+      <w:r>
+        <w:rPr>
+          <w:rFonts w:ascii="Segoe UI" w:hAnsi="Segoe UI"/>
+          <w:b/>
+          <w:sz w:val="21"/>
+        </w:rPr>
+        <w:t>Tổng Kết &amp; Action Links:</w:t>
+      </w:r>
+      <w:r>
+        <w:rPr>
+          <w:rFonts w:ascii="Segoe UI" w:hAnsi="Segoe UI"/>
+          <w:i w:val="0"/>
+          <w:sz w:val="21"/>
+        </w:rPr>
+        <w:t xml:space="preserve"> Sẵn Sàng Cho Môi Trường Production | Hero Summary + Links | Khẳng định tính hoàn thiện Cloud-Native; 2 nút bấm mở trực tiếp Grafana (Port 3100) và Prometheus (Port 9090). | Toàn bộ cụm vận hành giám sát |</w:t>
+      </w:r>
+    </w:p>
+    <w:p>
+      <w:pPr>
+        <w:keepNext/>
+        <w:spacing w:before="320" w:after="120"/>
+      </w:pPr>
+      <w:r>
+        <w:rPr>
+          <w:rFonts w:ascii="Segoe UI" w:hAnsi="Segoe UI"/>
+          <w:b/>
+          <w:color w:val="0E7490"/>
+          <w:sz w:val="27"/>
+        </w:rPr>
+        <w:t>💻 PHẦN 3: MA TRẬN ĐỐI CHIẾU MÃ NGUỒN &amp; HẠ TẦNG VỚI PROMETHEUS - GRAFANA</w:t>
+      </w:r>
+    </w:p>
+    <w:p>
+      <w:pPr>
+        <w:spacing w:before="40" w:after="80"/>
+      </w:pPr>
+      <w:r>
+        <w:rPr>
+          <w:rFonts w:ascii="Segoe UI" w:hAnsi="Segoe UI"/>
+          <w:i w:val="0"/>
+          <w:sz w:val="21"/>
+        </w:rPr>
+        <w:t xml:space="preserve">Dưới đây là bảng phân tích toàn bộ </w:t>
+      </w:r>
+      <w:r>
+        <w:rPr>
+          <w:rFonts w:ascii="Segoe UI" w:hAnsi="Segoe UI"/>
+          <w:b/>
+          <w:sz w:val="21"/>
+        </w:rPr>
+        <w:t>8 file mã nguồn &amp; cấu hình thực tế</w:t>
+      </w:r>
+      <w:r>
+        <w:rPr>
+          <w:rFonts w:ascii="Segoe UI" w:hAnsi="Segoe UI"/>
+          <w:i w:val="0"/>
+          <w:sz w:val="21"/>
+        </w:rPr>
+        <w:t xml:space="preserve"> trong dự án MedSched quyết định sự hoạt động của bộ đôi Prometheus &amp; Grafana:</w:t>
+      </w:r>
+    </w:p>
+    <w:p>
+      <w:pPr>
+        <w:keepNext/>
+        <w:spacing w:before="220" w:after="80"/>
+      </w:pPr>
+      <w:r>
+        <w:rPr>
+          <w:rFonts w:ascii="Segoe UI" w:hAnsi="Segoe UI"/>
+          <w:b/>
+          <w:color w:val="0284C7"/>
+          <w:sz w:val="23"/>
+        </w:rPr>
+        <w:t>3.1. Danh mục 8 file mã nguồn tham gia hệ thống giám sát</w:t>
       </w:r>
     </w:p>
     <w:tbl>
@@ -854,7 +2082,31 @@
                 <w:color w:val="1E293B"/>
                 <w:sz w:val="19"/>
               </w:rPr>
-              <w:t>git clone -b feature/clab-136-nang-cap-ai-triage-va-trieu-chung-v131 https://github.com/kietphuchau-create/KeHoach_Js2.git DuAnChinhThuc</w:t>
+              <w:t>Dự án MedSched (Thư mục gốc)</w:t>
+              <w:br/>
+              <w:t>├── Source_code/backend/app/</w:t>
+              <w:br/>
+              <w:t>│   ├── build.gradle                                               --&gt; [File 1] Nạp thư viện Actuator &amp; Micrometer</w:t>
+              <w:br/>
+              <w:t>│   └── src/main/resources/application.yml                         --&gt; [File 2] Mở endpoint HTTP &amp; gắn nhãn application tag</w:t>
+              <w:br/>
+              <w:t>│   └── src/main/java/com/medsched/security/SecurityConfig.java    --&gt; [File 3] Cho phép Prometheus cào qua permitAll()</w:t>
+              <w:br/>
+              <w:t>└── Source_code/monitoring/</w:t>
+              <w:br/>
+              <w:t xml:space="preserve">    ├── prometheus.yml                                             --&gt; [File 4] Cấu hình chu kỳ cào 5s từ Cloud Render</w:t>
+              <w:br/>
+              <w:t xml:space="preserve">    ├── docker-compose-monitoring.yml                              --&gt; [File 5] Khởi chạy 2 container, map cổng 3100</w:t>
+              <w:br/>
+              <w:t xml:space="preserve">    ├── provisioning/datasources/datasource.yml                    --&gt; [File 6] Tự động kết nối Grafana với Prometheus</w:t>
+              <w:br/>
+              <w:t xml:space="preserve">    ├── provisioning/dashboards/dashboards.yml                     --&gt; [File 7] Tự động nạp dashboard từ thư mục JSON</w:t>
+              <w:br/>
+              <w:t xml:space="preserve">    ├── provisioning/dashboards/medsched-cloud-dashboard.json      --&gt; [File 8] Định nghĩa toàn bộ 12 panel &amp; câu lệnh PromQL</w:t>
+              <w:br/>
+              <w:t xml:space="preserve">    ├── start-monitoring.bat                                       --&gt; Script 1-Click khởi động tự động</w:t>
+              <w:br/>
+              <w:t xml:space="preserve">    └── stop-monitoring.bat                                        --&gt; Script 1-Click tắt giải phóng RAM</w:t>
             </w:r>
           </w:p>
         </w:tc>
@@ -867,16 +2119,46 @@
     </w:p>
     <w:p>
       <w:pPr>
-        <w:pStyle w:val="ListNumber"/>
-        <w:spacing w:before="40" w:after="40"/>
+        <w:keepNext/>
+        <w:spacing w:before="220" w:after="80"/>
       </w:pPr>
       <w:r>
         <w:rPr>
           <w:rFonts w:ascii="Segoe UI" w:hAnsi="Segoe UI"/>
-          <w:i w:val="0"/>
+          <w:b/>
+          <w:color w:val="0284C7"/>
+          <w:sz w:val="23"/>
+        </w:rPr>
+        <w:t>3.2. Chi tiết từng file mã nguồn &amp; Đoạn code tương ứng</w:t>
+      </w:r>
+    </w:p>
+    <w:p>
+      <w:pPr>
+        <w:keepNext/>
+        <w:spacing w:before="160" w:after="60"/>
+      </w:pPr>
+      <w:r>
+        <w:rPr>
+          <w:rFonts w:ascii="Segoe UI" w:hAnsi="Segoe UI"/>
+          <w:b/>
+          <w:color w:val="334155"/>
           <w:sz w:val="21"/>
         </w:rPr>
-        <w:t>Đi vào thư mục vừa tải:</w:t>
+        <w:t>📄 [File 1] `Source_code/backend/app/build.gradle` (Dòng 23 - 25)</w:t>
+      </w:r>
+    </w:p>
+    <w:p>
+      <w:pPr>
+        <w:pStyle w:val="ListBullet"/>
+        <w:spacing w:before="20" w:after="40"/>
+      </w:pPr>
+      <w:r>
+        <w:rPr>
+          <w:rFonts w:ascii="Segoe UI" w:hAnsi="Segoe UI"/>
+          <w:b/>
+          <w:sz w:val="21"/>
+        </w:rPr>
+        <w:t>Đoạn code:</w:t>
       </w:r>
     </w:p>
     <w:tbl>
@@ -917,7 +2199,11 @@
                 <w:color w:val="1E293B"/>
                 <w:sz w:val="19"/>
               </w:rPr>
-              <w:t>cd DuAnChinhThuc</w:t>
+              <w:t>// Monitoring &amp; Observability (Actuator + Prometheus Metrics)</w:t>
+              <w:br/>
+              <w:t xml:space="preserve">  implementation 'org.springframework.boot:spring-boot-starter-actuator'</w:t>
+              <w:br/>
+              <w:t xml:space="preserve">  implementation 'io.micrometer:micrometer-registry-prometheus'</w:t>
             </w:r>
           </w:p>
         </w:tc>
@@ -930,6 +2216,1669 @@
     </w:p>
     <w:p>
       <w:pPr>
+        <w:pStyle w:val="ListBullet"/>
+        <w:spacing w:before="20" w:after="40"/>
+      </w:pPr>
+      <w:r>
+        <w:rPr>
+          <w:rFonts w:ascii="Segoe UI" w:hAnsi="Segoe UI"/>
+          <w:b/>
+          <w:sz w:val="21"/>
+        </w:rPr>
+        <w:t>Tác dụng:</w:t>
+      </w:r>
+    </w:p>
+    <w:p>
+      <w:pPr>
+        <w:pStyle w:val="ListBullet"/>
+        <w:spacing w:before="20" w:after="40"/>
+      </w:pPr>
+      <w:r>
+        <w:rPr>
+          <w:rFonts w:ascii="Consolas" w:hAnsi="Consolas"/>
+          <w:color w:val="C2410C"/>
+          <w:sz w:val="20"/>
+        </w:rPr>
+        <w:t>spring-boot-starter-actuator</w:t>
+      </w:r>
+      <w:r>
+        <w:rPr>
+          <w:rFonts w:ascii="Segoe UI" w:hAnsi="Segoe UI"/>
+          <w:i w:val="0"/>
+          <w:sz w:val="21"/>
+        </w:rPr>
+        <w:t>: Tạo ra bộ cảm biến nội tại đo lường RAM, CPU, GC Pause, HTTP Traffic và HikariCP Pool.</w:t>
+      </w:r>
+    </w:p>
+    <w:p>
+      <w:pPr>
+        <w:pStyle w:val="ListBullet"/>
+        <w:spacing w:before="20" w:after="40"/>
+      </w:pPr>
+      <w:r>
+        <w:rPr>
+          <w:rFonts w:ascii="Consolas" w:hAnsi="Consolas"/>
+          <w:color w:val="C2410C"/>
+          <w:sz w:val="20"/>
+        </w:rPr>
+        <w:t>micrometer-registry-prometheus</w:t>
+      </w:r>
+      <w:r>
+        <w:rPr>
+          <w:rFonts w:ascii="Segoe UI" w:hAnsi="Segoe UI"/>
+          <w:i w:val="0"/>
+          <w:sz w:val="21"/>
+        </w:rPr>
+        <w:t xml:space="preserve">: Đóng vai trò là "thông dịch viên", chuyển đổi toàn bộ số liệu của Java sang chuẩn chuỗi thời gian TSDB </w:t>
+      </w:r>
+      <w:r>
+        <w:rPr>
+          <w:rFonts w:ascii="Consolas" w:hAnsi="Consolas"/>
+          <w:color w:val="C2410C"/>
+          <w:sz w:val="20"/>
+        </w:rPr>
+        <w:t>metric_name{label=value} timestamp value</w:t>
+      </w:r>
+      <w:r>
+        <w:rPr>
+          <w:rFonts w:ascii="Segoe UI" w:hAnsi="Segoe UI"/>
+          <w:i w:val="0"/>
+          <w:sz w:val="21"/>
+        </w:rPr>
+        <w:t xml:space="preserve"> để Prometheus đọc được.</w:t>
+      </w:r>
+    </w:p>
+    <w:p>
+      <w:pPr>
+        <w:keepNext/>
+        <w:spacing w:before="160" w:after="60"/>
+      </w:pPr>
+      <w:r>
+        <w:rPr>
+          <w:rFonts w:ascii="Segoe UI" w:hAnsi="Segoe UI"/>
+          <w:b/>
+          <w:color w:val="334155"/>
+          <w:sz w:val="21"/>
+        </w:rPr>
+        <w:t>📄 [File 2] `Source_code/backend/app/src/main/resources/application.yml` (Dòng 104 - 117)</w:t>
+      </w:r>
+    </w:p>
+    <w:p>
+      <w:pPr>
+        <w:pStyle w:val="ListBullet"/>
+        <w:spacing w:before="20" w:after="40"/>
+      </w:pPr>
+      <w:r>
+        <w:rPr>
+          <w:rFonts w:ascii="Segoe UI" w:hAnsi="Segoe UI"/>
+          <w:b/>
+          <w:sz w:val="21"/>
+        </w:rPr>
+        <w:t>Đoạn code:</w:t>
+      </w:r>
+    </w:p>
+    <w:tbl>
+      <w:tblPr>
+        <w:tblW w:type="auto" w:w="0"/>
+        <w:jc w:val="center"/>
+        <w:tblLayout w:type="fixed"/>
+        <w:tblLook w:firstColumn="1" w:firstRow="1" w:lastColumn="0" w:lastRow="0" w:noHBand="0" w:noVBand="1" w:val="04A0"/>
+      </w:tblPr>
+      <w:tblGrid>
+        <w:gridCol w:w="9605"/>
+      </w:tblGrid>
+      <w:tr>
+        <w:tc>
+          <w:tcPr>
+            <w:tcW w:type="dxa" w:w="9576"/>
+            <w:shd w:fill="F8FAFC"/>
+            <w:tcMar>
+              <w:top w:w="120" w:type="dxa"/>
+              <w:bottom w:w="120" w:type="dxa"/>
+              <w:left w:w="160" w:type="dxa"/>
+              <w:right w:w="160" w:type="dxa"/>
+            </w:tcMar>
+            <w:tcBorders>
+              <w:top w:val="single" w:sz="12" w:space="0" w:color="CBD5E1"/>
+              <w:left w:val="single" w:sz="12" w:space="0" w:color="CBD5E1"/>
+              <w:bottom w:val="single" w:sz="12" w:space="0" w:color="CBD5E1"/>
+              <w:right w:val="single" w:sz="12" w:space="0" w:color="CBD5E1"/>
+            </w:tcBorders>
+          </w:tcPr>
+          <w:p>
+            <w:pPr>
+              <w:spacing w:before="0" w:after="0"/>
+            </w:pPr>
+            <w:r>
+              <w:rPr>
+                <w:rFonts w:ascii="Consolas" w:hAnsi="Consolas"/>
+                <w:color w:val="1E293B"/>
+                <w:sz w:val="19"/>
+              </w:rPr>
+              <w:t>management:</w:t>
+              <w:br/>
+              <w:t xml:space="preserve">    endpoints:</w:t>
+              <w:br/>
+              <w:t xml:space="preserve">      web:</w:t>
+              <w:br/>
+              <w:t xml:space="preserve">        exposure:</w:t>
+              <w:br/>
+              <w:t xml:space="preserve">          include: health, info, prometheus, metrics</w:t>
+              <w:br/>
+              <w:t xml:space="preserve">    endpoint:</w:t>
+              <w:br/>
+              <w:t xml:space="preserve">      prometheus:</w:t>
+              <w:br/>
+              <w:t xml:space="preserve">        enabled: true</w:t>
+              <w:br/>
+              <w:t xml:space="preserve">      health:</w:t>
+              <w:br/>
+              <w:t xml:space="preserve">        show-details: always</w:t>
+              <w:br/>
+              <w:t xml:space="preserve">    metrics:</w:t>
+              <w:br/>
+              <w:t xml:space="preserve">      tags:</w:t>
+              <w:br/>
+              <w:t xml:space="preserve">        application: medsched</w:t>
+            </w:r>
+          </w:p>
+        </w:tc>
+      </w:tr>
+    </w:tbl>
+    <w:p>
+      <w:pPr>
+        <w:spacing w:before="0" w:after="80"/>
+      </w:pPr>
+    </w:p>
+    <w:p>
+      <w:pPr>
+        <w:pStyle w:val="ListBullet"/>
+        <w:spacing w:before="20" w:after="40"/>
+      </w:pPr>
+      <w:r>
+        <w:rPr>
+          <w:rFonts w:ascii="Segoe UI" w:hAnsi="Segoe UI"/>
+          <w:b/>
+          <w:sz w:val="21"/>
+        </w:rPr>
+        <w:t>Tác dụng:</w:t>
+      </w:r>
+    </w:p>
+    <w:p>
+      <w:pPr>
+        <w:pStyle w:val="ListBullet"/>
+        <w:spacing w:before="20" w:after="40"/>
+      </w:pPr>
+      <w:r>
+        <w:rPr>
+          <w:rFonts w:ascii="Consolas" w:hAnsi="Consolas"/>
+          <w:color w:val="C2410C"/>
+          <w:sz w:val="20"/>
+        </w:rPr>
+        <w:t>exposure.include: prometheus</w:t>
+      </w:r>
+      <w:r>
+        <w:rPr>
+          <w:rFonts w:ascii="Segoe UI" w:hAnsi="Segoe UI"/>
+          <w:i w:val="0"/>
+          <w:sz w:val="21"/>
+        </w:rPr>
+        <w:t xml:space="preserve">: Mở cổng HTTP tại đường dẫn </w:t>
+      </w:r>
+      <w:r>
+        <w:rPr>
+          <w:rFonts w:ascii="Consolas" w:hAnsi="Consolas"/>
+          <w:color w:val="C2410C"/>
+          <w:sz w:val="20"/>
+        </w:rPr>
+        <w:t>/actuator/prometheus</w:t>
+      </w:r>
+      <w:r>
+        <w:rPr>
+          <w:rFonts w:ascii="Segoe UI" w:hAnsi="Segoe UI"/>
+          <w:i w:val="0"/>
+          <w:sz w:val="21"/>
+        </w:rPr>
+        <w:t xml:space="preserve"> (mặc định Spring Boot khóa endpoint này).</w:t>
+      </w:r>
+    </w:p>
+    <w:p>
+      <w:pPr>
+        <w:pStyle w:val="ListBullet"/>
+        <w:spacing w:before="20" w:after="40"/>
+      </w:pPr>
+      <w:r>
+        <w:rPr>
+          <w:rFonts w:ascii="Consolas" w:hAnsi="Consolas"/>
+          <w:color w:val="C2410C"/>
+          <w:sz w:val="20"/>
+        </w:rPr>
+        <w:t>metrics.tags.application: medsched</w:t>
+      </w:r>
+      <w:r>
+        <w:rPr>
+          <w:rFonts w:ascii="Segoe UI" w:hAnsi="Segoe UI"/>
+          <w:i w:val="0"/>
+          <w:sz w:val="21"/>
+        </w:rPr>
+        <w:t xml:space="preserve">: Tự động gắn nhãn định danh </w:t>
+      </w:r>
+      <w:r>
+        <w:rPr>
+          <w:rFonts w:ascii="Consolas" w:hAnsi="Consolas"/>
+          <w:color w:val="C2410C"/>
+          <w:sz w:val="20"/>
+        </w:rPr>
+        <w:t>application="medsched"</w:t>
+      </w:r>
+      <w:r>
+        <w:rPr>
+          <w:rFonts w:ascii="Segoe UI" w:hAnsi="Segoe UI"/>
+          <w:i w:val="0"/>
+          <w:sz w:val="21"/>
+        </w:rPr>
+        <w:t xml:space="preserve"> vào từng dòng chỉ số, giúp lọc chính xác dữ liệu của MedSched khi chạy chung cụm với các microservices khác.</w:t>
+      </w:r>
+    </w:p>
+    <w:p>
+      <w:pPr>
+        <w:keepNext/>
+        <w:spacing w:before="160" w:after="60"/>
+      </w:pPr>
+      <w:r>
+        <w:rPr>
+          <w:rFonts w:ascii="Segoe UI" w:hAnsi="Segoe UI"/>
+          <w:b/>
+          <w:color w:val="334155"/>
+          <w:sz w:val="21"/>
+        </w:rPr>
+        <w:t>📄 [File 3] `Source_code/backend/app/src/main/java/com/medsched/security/SecurityConfig.java` (Dòng 66 - 78)</w:t>
+      </w:r>
+    </w:p>
+    <w:p>
+      <w:pPr>
+        <w:pStyle w:val="ListBullet"/>
+        <w:spacing w:before="20" w:after="40"/>
+      </w:pPr>
+      <w:r>
+        <w:rPr>
+          <w:rFonts w:ascii="Segoe UI" w:hAnsi="Segoe UI"/>
+          <w:b/>
+          <w:sz w:val="21"/>
+        </w:rPr>
+        <w:t>Đoạn code:</w:t>
+      </w:r>
+    </w:p>
+    <w:tbl>
+      <w:tblPr>
+        <w:tblW w:type="auto" w:w="0"/>
+        <w:jc w:val="center"/>
+        <w:tblLayout w:type="fixed"/>
+        <w:tblLook w:firstColumn="1" w:firstRow="1" w:lastColumn="0" w:lastRow="0" w:noHBand="0" w:noVBand="1" w:val="04A0"/>
+      </w:tblPr>
+      <w:tblGrid>
+        <w:gridCol w:w="9605"/>
+      </w:tblGrid>
+      <w:tr>
+        <w:tc>
+          <w:tcPr>
+            <w:tcW w:type="dxa" w:w="9576"/>
+            <w:shd w:fill="F8FAFC"/>
+            <w:tcMar>
+              <w:top w:w="120" w:type="dxa"/>
+              <w:bottom w:w="120" w:type="dxa"/>
+              <w:left w:w="160" w:type="dxa"/>
+              <w:right w:w="160" w:type="dxa"/>
+            </w:tcMar>
+            <w:tcBorders>
+              <w:top w:val="single" w:sz="12" w:space="0" w:color="CBD5E1"/>
+              <w:left w:val="single" w:sz="12" w:space="0" w:color="CBD5E1"/>
+              <w:bottom w:val="single" w:sz="12" w:space="0" w:color="CBD5E1"/>
+              <w:right w:val="single" w:sz="12" w:space="0" w:color="CBD5E1"/>
+            </w:tcBorders>
+          </w:tcPr>
+          <w:p>
+            <w:pPr>
+              <w:spacing w:before="0" w:after="0"/>
+            </w:pPr>
+            <w:r>
+              <w:rPr>
+                <w:rFonts w:ascii="Consolas" w:hAnsi="Consolas"/>
+                <w:color w:val="1E293B"/>
+                <w:sz w:val="19"/>
+              </w:rPr>
+              <w:t>.authorizeHttpRequests(auth -&gt; auth</w:t>
+              <w:br/>
+              <w:t xml:space="preserve">      .requestMatchers(</w:t>
+              <w:br/>
+              <w:t xml:space="preserve">          "/",</w:t>
+              <w:br/>
+              <w:t xml:space="preserve">          "/health",</w:t>
+              <w:br/>
+              <w:t xml:space="preserve">          "/api/health",</w:t>
+              <w:br/>
+              <w:t xml:space="preserve">          "/api/v1/health",</w:t>
+              <w:br/>
+              <w:t xml:space="preserve">          "/actuator/**", // &lt;-- Dòng 72: Mở đường dẫn cho Prometheus cào số liệu</w:t>
+              <w:br/>
+              <w:t xml:space="preserve">          "/error",</w:t>
+              <w:br/>
+              <w:t xml:space="preserve">          "/api/v1/auth/**",</w:t>
+              <w:br/>
+              <w:t xml:space="preserve">          "/v3/api-docs/**",</w:t>
+              <w:br/>
+              <w:t xml:space="preserve">          "/swagger-ui/**",</w:t>
+              <w:br/>
+              <w:t xml:space="preserve">          "/swagger-ui.html"</w:t>
+              <w:br/>
+              <w:t xml:space="preserve">      ).permitAll()</w:t>
+              <w:br/>
+              <w:t xml:space="preserve">      .anyRequest().authenticated()</w:t>
+              <w:br/>
+              <w:t xml:space="preserve">  )</w:t>
+            </w:r>
+          </w:p>
+        </w:tc>
+      </w:tr>
+    </w:tbl>
+    <w:p>
+      <w:pPr>
+        <w:spacing w:before="0" w:after="80"/>
+      </w:pPr>
+    </w:p>
+    <w:p>
+      <w:pPr>
+        <w:pStyle w:val="ListBullet"/>
+        <w:spacing w:before="20" w:after="40"/>
+      </w:pPr>
+      <w:r>
+        <w:rPr>
+          <w:rFonts w:ascii="Segoe UI" w:hAnsi="Segoe UI"/>
+          <w:b/>
+          <w:sz w:val="21"/>
+        </w:rPr>
+        <w:t>Tác dụng:</w:t>
+      </w:r>
+    </w:p>
+    <w:p>
+      <w:pPr>
+        <w:pStyle w:val="ListBullet"/>
+        <w:spacing w:before="20" w:after="40"/>
+      </w:pPr>
+      <w:r>
+        <w:rPr>
+          <w:rFonts w:ascii="Segoe UI" w:hAnsi="Segoe UI"/>
+          <w:i w:val="0"/>
+          <w:sz w:val="21"/>
+        </w:rPr>
+        <w:t xml:space="preserve">Vì MedSched sử dụng kiến trúc bảo mật </w:t>
+      </w:r>
+      <w:r>
+        <w:rPr>
+          <w:rFonts w:ascii="Segoe UI" w:hAnsi="Segoe UI"/>
+          <w:b/>
+          <w:sz w:val="21"/>
+        </w:rPr>
+        <w:t>Stateless JWT</w:t>
+      </w:r>
+      <w:r>
+        <w:rPr>
+          <w:rFonts w:ascii="Segoe UI" w:hAnsi="Segoe UI"/>
+          <w:i w:val="0"/>
+          <w:sz w:val="21"/>
+        </w:rPr>
+        <w:t xml:space="preserve">, mọi request không có token đều bị chặn lỗi </w:t>
+      </w:r>
+      <w:r>
+        <w:rPr>
+          <w:rFonts w:ascii="Consolas" w:hAnsi="Consolas"/>
+          <w:color w:val="C2410C"/>
+          <w:sz w:val="20"/>
+        </w:rPr>
+        <w:t>401 Unauthorized</w:t>
+      </w:r>
+      <w:r>
+        <w:rPr>
+          <w:rFonts w:ascii="Segoe UI" w:hAnsi="Segoe UI"/>
+          <w:i w:val="0"/>
+          <w:sz w:val="21"/>
+        </w:rPr>
+        <w:t>.</w:t>
+      </w:r>
+    </w:p>
+    <w:p>
+      <w:pPr>
+        <w:pStyle w:val="ListBullet"/>
+        <w:spacing w:before="20" w:after="40"/>
+      </w:pPr>
+      <w:r>
+        <w:rPr>
+          <w:rFonts w:ascii="Segoe UI" w:hAnsi="Segoe UI"/>
+          <w:i w:val="0"/>
+          <w:sz w:val="21"/>
+        </w:rPr>
+        <w:t xml:space="preserve">Prometheus Server là tiến trình tự động chạy ngầm, không mang JWT token của người dùng. Cấu hình </w:t>
+      </w:r>
+      <w:r>
+        <w:rPr>
+          <w:rFonts w:ascii="Consolas" w:hAnsi="Consolas"/>
+          <w:color w:val="C2410C"/>
+          <w:sz w:val="20"/>
+        </w:rPr>
+        <w:t>.permitAll("/actuator/**")</w:t>
+      </w:r>
+      <w:r>
+        <w:rPr>
+          <w:rFonts w:ascii="Segoe UI" w:hAnsi="Segoe UI"/>
+          <w:i w:val="0"/>
+          <w:sz w:val="21"/>
+        </w:rPr>
+        <w:t xml:space="preserve"> giúp Prometheus cào dữ liệu 24/7 thông suốt.</w:t>
+      </w:r>
+    </w:p>
+    <w:p>
+      <w:pPr>
+        <w:pStyle w:val="ListBullet"/>
+        <w:spacing w:before="20" w:after="40"/>
+      </w:pPr>
+      <w:r>
+        <w:rPr>
+          <w:rFonts w:ascii="Segoe UI" w:hAnsi="Segoe UI"/>
+          <w:i w:val="0"/>
+          <w:sz w:val="21"/>
+        </w:rPr>
+        <w:t xml:space="preserve">Về mặt an ninh: Endpoint này chỉ xuất số đo kỹ thuật phần cứng, </w:t>
+      </w:r>
+      <w:r>
+        <w:rPr>
+          <w:rFonts w:ascii="Segoe UI" w:hAnsi="Segoe UI"/>
+          <w:b/>
+          <w:sz w:val="21"/>
+        </w:rPr>
+        <w:t>hoàn toàn không chứa dữ liệu cá nhân hay bệnh án của người bệnh</w:t>
+      </w:r>
+      <w:r>
+        <w:rPr>
+          <w:rFonts w:ascii="Segoe UI" w:hAnsi="Segoe UI"/>
+          <w:i w:val="0"/>
+          <w:sz w:val="21"/>
+        </w:rPr>
+        <w:t>. Toàn bộ API khám bệnh vẫn được bảo vệ 100%.</w:t>
+      </w:r>
+    </w:p>
+    <w:p>
+      <w:pPr>
+        <w:keepNext/>
+        <w:spacing w:before="160" w:after="60"/>
+      </w:pPr>
+      <w:r>
+        <w:rPr>
+          <w:rFonts w:ascii="Segoe UI" w:hAnsi="Segoe UI"/>
+          <w:b/>
+          <w:color w:val="334155"/>
+          <w:sz w:val="21"/>
+        </w:rPr>
+        <w:t>📄 [File 4] `Source_code/monitoring/prometheus.yml` (Dòng 1 - 23)</w:t>
+      </w:r>
+    </w:p>
+    <w:p>
+      <w:pPr>
+        <w:pStyle w:val="ListBullet"/>
+        <w:spacing w:before="20" w:after="40"/>
+      </w:pPr>
+      <w:r>
+        <w:rPr>
+          <w:rFonts w:ascii="Segoe UI" w:hAnsi="Segoe UI"/>
+          <w:b/>
+          <w:sz w:val="21"/>
+        </w:rPr>
+        <w:t>Đoạn code:</w:t>
+      </w:r>
+    </w:p>
+    <w:tbl>
+      <w:tblPr>
+        <w:tblW w:type="auto" w:w="0"/>
+        <w:jc w:val="center"/>
+        <w:tblLayout w:type="fixed"/>
+        <w:tblLook w:firstColumn="1" w:firstRow="1" w:lastColumn="0" w:lastRow="0" w:noHBand="0" w:noVBand="1" w:val="04A0"/>
+      </w:tblPr>
+      <w:tblGrid>
+        <w:gridCol w:w="9605"/>
+      </w:tblGrid>
+      <w:tr>
+        <w:tc>
+          <w:tcPr>
+            <w:tcW w:type="dxa" w:w="9576"/>
+            <w:shd w:fill="F8FAFC"/>
+            <w:tcMar>
+              <w:top w:w="120" w:type="dxa"/>
+              <w:bottom w:w="120" w:type="dxa"/>
+              <w:left w:w="160" w:type="dxa"/>
+              <w:right w:w="160" w:type="dxa"/>
+            </w:tcMar>
+            <w:tcBorders>
+              <w:top w:val="single" w:sz="12" w:space="0" w:color="CBD5E1"/>
+              <w:left w:val="single" w:sz="12" w:space="0" w:color="CBD5E1"/>
+              <w:bottom w:val="single" w:sz="12" w:space="0" w:color="CBD5E1"/>
+              <w:right w:val="single" w:sz="12" w:space="0" w:color="CBD5E1"/>
+            </w:tcBorders>
+          </w:tcPr>
+          <w:p>
+            <w:pPr>
+              <w:spacing w:before="0" w:after="0"/>
+            </w:pPr>
+            <w:r>
+              <w:rPr>
+                <w:rFonts w:ascii="Consolas" w:hAnsi="Consolas"/>
+                <w:color w:val="1E293B"/>
+                <w:sz w:val="19"/>
+              </w:rPr>
+              <w:t>global:</w:t>
+              <w:br/>
+              <w:t xml:space="preserve">    scrape_interval: 5s        # Chu kỳ cào dữ liệu: 5 giây một lần</w:t>
+              <w:br/>
+              <w:t xml:space="preserve">    evaluation_interval: 5s</w:t>
+              <w:br/>
+              <w:br/>
+              <w:t xml:space="preserve">  scrape_configs:</w:t>
+              <w:br/>
+              <w:t xml:space="preserve">    # 1. THEO DÕI DỰ ÁN THẬT TRÊN MÁY CHỦ CLOUD (RENDER PRODUCTION)</w:t>
+              <w:br/>
+              <w:t xml:space="preserve">    - job_name: 'medsched-cloud-render'</w:t>
+              <w:br/>
+              <w:t xml:space="preserve">      scheme: https</w:t>
+              <w:br/>
+              <w:t xml:space="preserve">      metrics_path: '/actuator/prometheus'</w:t>
+              <w:br/>
+              <w:t xml:space="preserve">      static_configs:</w:t>
+              <w:br/>
+              <w:t xml:space="preserve">        - targets: ['medsched-zu15.onrender.com:443']</w:t>
+              <w:br/>
+              <w:br/>
+              <w:t xml:space="preserve">    # 2. THEO DÕI LOCAL KHI DEV OFFLINE</w:t>
+              <w:br/>
+              <w:t xml:space="preserve">    - job_name: 'medsched-local'</w:t>
+              <w:br/>
+              <w:t xml:space="preserve">      metrics_path: '/actuator/prometheus'</w:t>
+              <w:br/>
+              <w:t xml:space="preserve">      static_configs:</w:t>
+              <w:br/>
+              <w:t xml:space="preserve">        - targets: ['host.docker.internal:8080']</w:t>
+            </w:r>
+          </w:p>
+        </w:tc>
+      </w:tr>
+    </w:tbl>
+    <w:p>
+      <w:pPr>
+        <w:spacing w:before="0" w:after="80"/>
+      </w:pPr>
+    </w:p>
+    <w:p>
+      <w:pPr>
+        <w:pStyle w:val="ListBullet"/>
+        <w:spacing w:before="20" w:after="40"/>
+      </w:pPr>
+      <w:r>
+        <w:rPr>
+          <w:rFonts w:ascii="Segoe UI" w:hAnsi="Segoe UI"/>
+          <w:b/>
+          <w:sz w:val="21"/>
+        </w:rPr>
+        <w:t>Tác dụng:</w:t>
+      </w:r>
+    </w:p>
+    <w:p>
+      <w:pPr>
+        <w:pStyle w:val="ListBullet"/>
+        <w:spacing w:before="20" w:after="40"/>
+      </w:pPr>
+      <w:r>
+        <w:rPr>
+          <w:rFonts w:ascii="Segoe UI" w:hAnsi="Segoe UI"/>
+          <w:i w:val="0"/>
+          <w:sz w:val="21"/>
+        </w:rPr>
+        <w:t>Là "bộ não" thu thập dữ liệu của Prometheus.</w:t>
+      </w:r>
+    </w:p>
+    <w:p>
+      <w:pPr>
+        <w:pStyle w:val="ListBullet"/>
+        <w:spacing w:before="20" w:after="40"/>
+      </w:pPr>
+      <w:r>
+        <w:rPr>
+          <w:rFonts w:ascii="Segoe UI" w:hAnsi="Segoe UI"/>
+          <w:i w:val="0"/>
+          <w:sz w:val="21"/>
+        </w:rPr>
+        <w:t xml:space="preserve">Cứ đúng 5 giây, Prometheus gửi request HTTPS lên máy chủ thật </w:t>
+      </w:r>
+      <w:r>
+        <w:rPr>
+          <w:rFonts w:ascii="Consolas" w:hAnsi="Consolas"/>
+          <w:color w:val="C2410C"/>
+          <w:sz w:val="20"/>
+        </w:rPr>
+        <w:t>medsched-zu15.onrender.com:443</w:t>
+      </w:r>
+      <w:r>
+        <w:rPr>
+          <w:rFonts w:ascii="Segoe UI" w:hAnsi="Segoe UI"/>
+          <w:i w:val="0"/>
+          <w:sz w:val="21"/>
+        </w:rPr>
+        <w:t xml:space="preserve"> để kéo chỉ số về nén vào cơ sở dữ liệu chuỗi thời gian TSDB.</w:t>
+      </w:r>
+    </w:p>
+    <w:p>
+      <w:pPr>
+        <w:keepNext/>
+        <w:spacing w:before="160" w:after="60"/>
+      </w:pPr>
+      <w:r>
+        <w:rPr>
+          <w:rFonts w:ascii="Segoe UI" w:hAnsi="Segoe UI"/>
+          <w:b/>
+          <w:color w:val="334155"/>
+          <w:sz w:val="21"/>
+        </w:rPr>
+        <w:t>📄 [File 5] `Source_code/monitoring/docker-compose-monitoring.yml` (Dòng 1 - 29)</w:t>
+      </w:r>
+    </w:p>
+    <w:p>
+      <w:pPr>
+        <w:pStyle w:val="ListBullet"/>
+        <w:spacing w:before="20" w:after="40"/>
+      </w:pPr>
+      <w:r>
+        <w:rPr>
+          <w:rFonts w:ascii="Segoe UI" w:hAnsi="Segoe UI"/>
+          <w:b/>
+          <w:sz w:val="21"/>
+        </w:rPr>
+        <w:t>Đoạn code:</w:t>
+      </w:r>
+    </w:p>
+    <w:tbl>
+      <w:tblPr>
+        <w:tblW w:type="auto" w:w="0"/>
+        <w:jc w:val="center"/>
+        <w:tblLayout w:type="fixed"/>
+        <w:tblLook w:firstColumn="1" w:firstRow="1" w:lastColumn="0" w:lastRow="0" w:noHBand="0" w:noVBand="1" w:val="04A0"/>
+      </w:tblPr>
+      <w:tblGrid>
+        <w:gridCol w:w="9605"/>
+      </w:tblGrid>
+      <w:tr>
+        <w:tc>
+          <w:tcPr>
+            <w:tcW w:type="dxa" w:w="9576"/>
+            <w:shd w:fill="F8FAFC"/>
+            <w:tcMar>
+              <w:top w:w="120" w:type="dxa"/>
+              <w:bottom w:w="120" w:type="dxa"/>
+              <w:left w:w="160" w:type="dxa"/>
+              <w:right w:w="160" w:type="dxa"/>
+            </w:tcMar>
+            <w:tcBorders>
+              <w:top w:val="single" w:sz="12" w:space="0" w:color="CBD5E1"/>
+              <w:left w:val="single" w:sz="12" w:space="0" w:color="CBD5E1"/>
+              <w:bottom w:val="single" w:sz="12" w:space="0" w:color="CBD5E1"/>
+              <w:right w:val="single" w:sz="12" w:space="0" w:color="CBD5E1"/>
+            </w:tcBorders>
+          </w:tcPr>
+          <w:p>
+            <w:pPr>
+              <w:spacing w:before="0" w:after="0"/>
+            </w:pPr>
+            <w:r>
+              <w:rPr>
+                <w:rFonts w:ascii="Consolas" w:hAnsi="Consolas"/>
+                <w:color w:val="1E293B"/>
+                <w:sz w:val="19"/>
+              </w:rPr>
+              <w:t>services:</w:t>
+              <w:br/>
+              <w:t xml:space="preserve">    prometheus:</w:t>
+              <w:br/>
+              <w:t xml:space="preserve">      image: prom/prometheus:latest</w:t>
+              <w:br/>
+              <w:t xml:space="preserve">      container_name: medsched-prometheus</w:t>
+              <w:br/>
+              <w:t xml:space="preserve">      ports:</w:t>
+              <w:br/>
+              <w:t xml:space="preserve">        - "9090:9090"</w:t>
+              <w:br/>
+              <w:t xml:space="preserve">      volumes:</w:t>
+              <w:br/>
+              <w:t xml:space="preserve">        - ./prometheus.yml:/etc/prometheus/prometheus.yml</w:t>
+              <w:br/>
+              <w:br/>
+              <w:t xml:space="preserve">    grafana:</w:t>
+              <w:br/>
+              <w:t xml:space="preserve">      image: grafana/grafana:latest</w:t>
+              <w:br/>
+              <w:t xml:space="preserve">      container_name: medsched-grafana</w:t>
+              <w:br/>
+              <w:t xml:space="preserve">      ports:</w:t>
+              <w:br/>
+              <w:t xml:space="preserve">        - "3100:3000"  # Ánh xạ cổng 3100 tránh đụng độ với Next.js (port 3000)</w:t>
+              <w:br/>
+              <w:t xml:space="preserve">      volumes:</w:t>
+              <w:br/>
+              <w:t xml:space="preserve">        - ./provisioning:/etc/grafana/provisioning</w:t>
+              <w:br/>
+              <w:t xml:space="preserve">      environment:</w:t>
+              <w:br/>
+              <w:t xml:space="preserve">        - GF_SECURITY_ADMIN_USER=admin</w:t>
+              <w:br/>
+              <w:t xml:space="preserve">        - GF_SECURITY_ADMIN_PASSWORD=admin</w:t>
+              <w:br/>
+              <w:t xml:space="preserve">        - GF_AUTH_ANONYMOUS_ENABLED=true</w:t>
+              <w:br/>
+              <w:t xml:space="preserve">        - GF_AUTH_ANONYMOUS_ORG_ROLE=Admin</w:t>
+            </w:r>
+          </w:p>
+        </w:tc>
+      </w:tr>
+    </w:tbl>
+    <w:p>
+      <w:pPr>
+        <w:spacing w:before="0" w:after="80"/>
+      </w:pPr>
+    </w:p>
+    <w:p>
+      <w:pPr>
+        <w:pStyle w:val="ListBullet"/>
+        <w:spacing w:before="20" w:after="40"/>
+      </w:pPr>
+      <w:r>
+        <w:rPr>
+          <w:rFonts w:ascii="Segoe UI" w:hAnsi="Segoe UI"/>
+          <w:b/>
+          <w:sz w:val="21"/>
+        </w:rPr>
+        <w:t>Tác dụng:</w:t>
+      </w:r>
+    </w:p>
+    <w:p>
+      <w:pPr>
+        <w:pStyle w:val="ListBullet"/>
+        <w:spacing w:before="20" w:after="40"/>
+      </w:pPr>
+      <w:r>
+        <w:rPr>
+          <w:rFonts w:ascii="Segoe UI" w:hAnsi="Segoe UI"/>
+          <w:i w:val="0"/>
+          <w:sz w:val="21"/>
+        </w:rPr>
+        <w:t>Khởi tạo cụm 2 container độc lập: Prometheus (Port 9090) và Grafana (Port 3100).</w:t>
+      </w:r>
+    </w:p>
+    <w:p>
+      <w:pPr>
+        <w:pStyle w:val="ListBullet"/>
+        <w:spacing w:before="20" w:after="40"/>
+      </w:pPr>
+      <w:r>
+        <w:rPr>
+          <w:rFonts w:ascii="Segoe UI" w:hAnsi="Segoe UI"/>
+          <w:i w:val="0"/>
+          <w:sz w:val="21"/>
+        </w:rPr>
+        <w:t xml:space="preserve">Ánh xạ cổng </w:t>
+      </w:r>
+      <w:r>
+        <w:rPr>
+          <w:rFonts w:ascii="Consolas" w:hAnsi="Consolas"/>
+          <w:color w:val="C2410C"/>
+          <w:sz w:val="20"/>
+        </w:rPr>
+        <w:t>3100:3000</w:t>
+      </w:r>
+      <w:r>
+        <w:rPr>
+          <w:rFonts w:ascii="Segoe UI" w:hAnsi="Segoe UI"/>
+          <w:i w:val="0"/>
+          <w:sz w:val="21"/>
+        </w:rPr>
+        <w:t xml:space="preserve"> giúp giao diện Grafana và giao diện web Next.js của bệnh nhân có thể chạy song song trên cùng một máy mà không bao giờ bị xung đột cổng.</w:t>
+      </w:r>
+    </w:p>
+    <w:p>
+      <w:pPr>
+        <w:pStyle w:val="ListBullet"/>
+        <w:spacing w:before="20" w:after="40"/>
+      </w:pPr>
+      <w:r>
+        <w:rPr>
+          <w:rFonts w:ascii="Segoe UI" w:hAnsi="Segoe UI"/>
+          <w:i w:val="0"/>
+          <w:sz w:val="21"/>
+        </w:rPr>
+        <w:t>Cấu hình tự động đăng nhập Admin (</w:t>
+      </w:r>
+      <w:r>
+        <w:rPr>
+          <w:rFonts w:ascii="Consolas" w:hAnsi="Consolas"/>
+          <w:color w:val="C2410C"/>
+          <w:sz w:val="20"/>
+        </w:rPr>
+        <w:t>GF_AUTH_ANONYMOUS_ENABLED=true</w:t>
+      </w:r>
+      <w:r>
+        <w:rPr>
+          <w:rFonts w:ascii="Segoe UI" w:hAnsi="Segoe UI"/>
+          <w:i w:val="0"/>
+          <w:sz w:val="21"/>
+        </w:rPr>
+        <w:t>), mở ra là xem được ngay.</w:t>
+      </w:r>
+    </w:p>
+    <w:p>
+      <w:pPr>
+        <w:keepNext/>
+        <w:spacing w:before="160" w:after="60"/>
+      </w:pPr>
+      <w:r>
+        <w:rPr>
+          <w:rFonts w:ascii="Segoe UI" w:hAnsi="Segoe UI"/>
+          <w:b/>
+          <w:color w:val="334155"/>
+          <w:sz w:val="21"/>
+        </w:rPr>
+        <w:t>📄 [File 6] `Source_code/monitoring/provisioning/datasources/datasource.yml`</w:t>
+      </w:r>
+    </w:p>
+    <w:p>
+      <w:pPr>
+        <w:pStyle w:val="ListBullet"/>
+        <w:spacing w:before="20" w:after="40"/>
+      </w:pPr>
+      <w:r>
+        <w:rPr>
+          <w:rFonts w:ascii="Segoe UI" w:hAnsi="Segoe UI"/>
+          <w:b/>
+          <w:sz w:val="21"/>
+        </w:rPr>
+        <w:t>Tác dụng:</w:t>
+      </w:r>
+      <w:r>
+        <w:rPr>
+          <w:rFonts w:ascii="Segoe UI" w:hAnsi="Segoe UI"/>
+          <w:i w:val="0"/>
+          <w:sz w:val="21"/>
+        </w:rPr>
+        <w:t xml:space="preserve"> Tự động kết nối Grafana với Prometheus (</w:t>
+      </w:r>
+      <w:r>
+        <w:rPr>
+          <w:rFonts w:ascii="Consolas" w:hAnsi="Consolas"/>
+          <w:color w:val="C2410C"/>
+          <w:sz w:val="20"/>
+        </w:rPr>
+        <w:t>http://prometheus:9090</w:t>
+      </w:r>
+      <w:r>
+        <w:rPr>
+          <w:rFonts w:ascii="Segoe UI" w:hAnsi="Segoe UI"/>
+          <w:i w:val="0"/>
+          <w:sz w:val="21"/>
+        </w:rPr>
+        <w:t>) làm nguồn dữ liệu mặc định (</w:t>
+      </w:r>
+      <w:r>
+        <w:rPr>
+          <w:rFonts w:ascii="Consolas" w:hAnsi="Consolas"/>
+          <w:color w:val="C2410C"/>
+          <w:sz w:val="20"/>
+        </w:rPr>
+        <w:t>isDefault: true</w:t>
+      </w:r>
+      <w:r>
+        <w:rPr>
+          <w:rFonts w:ascii="Segoe UI" w:hAnsi="Segoe UI"/>
+          <w:i w:val="0"/>
+          <w:sz w:val="21"/>
+        </w:rPr>
+        <w:t>). Không cần cấu hình thủ công qua giao diện.</w:t>
+      </w:r>
+    </w:p>
+    <w:p>
+      <w:pPr>
+        <w:keepNext/>
+        <w:spacing w:before="160" w:after="60"/>
+      </w:pPr>
+      <w:r>
+        <w:rPr>
+          <w:rFonts w:ascii="Segoe UI" w:hAnsi="Segoe UI"/>
+          <w:b/>
+          <w:color w:val="334155"/>
+          <w:sz w:val="21"/>
+        </w:rPr>
+        <w:t>📄 [File 7] `Source_code/monitoring/provisioning/dashboards/dashboards.yml`</w:t>
+      </w:r>
+    </w:p>
+    <w:p>
+      <w:pPr>
+        <w:pStyle w:val="ListBullet"/>
+        <w:spacing w:before="20" w:after="40"/>
+      </w:pPr>
+      <w:r>
+        <w:rPr>
+          <w:rFonts w:ascii="Segoe UI" w:hAnsi="Segoe UI"/>
+          <w:b/>
+          <w:sz w:val="21"/>
+        </w:rPr>
+        <w:t>Tác dụng:</w:t>
+      </w:r>
+      <w:r>
+        <w:rPr>
+          <w:rFonts w:ascii="Segoe UI" w:hAnsi="Segoe UI"/>
+          <w:i w:val="0"/>
+          <w:sz w:val="21"/>
+        </w:rPr>
+        <w:t xml:space="preserve"> Chỉ cho Grafana biết thư mục nạp Dashboard tự động là </w:t>
+      </w:r>
+      <w:r>
+        <w:rPr>
+          <w:rFonts w:ascii="Consolas" w:hAnsi="Consolas"/>
+          <w:color w:val="C2410C"/>
+          <w:sz w:val="20"/>
+        </w:rPr>
+        <w:t>/etc/grafana/provisioning/dashboards</w:t>
+      </w:r>
+      <w:r>
+        <w:rPr>
+          <w:rFonts w:ascii="Segoe UI" w:hAnsi="Segoe UI"/>
+          <w:i w:val="0"/>
+          <w:sz w:val="21"/>
+        </w:rPr>
+        <w:t>, nạp vào thư mục hiển thị tên là "MedSched".</w:t>
+      </w:r>
+    </w:p>
+    <w:p>
+      <w:pPr>
+        <w:keepNext/>
+        <w:spacing w:before="160" w:after="60"/>
+      </w:pPr>
+      <w:r>
+        <w:rPr>
+          <w:rFonts w:ascii="Segoe UI" w:hAnsi="Segoe UI"/>
+          <w:b/>
+          <w:color w:val="334155"/>
+          <w:sz w:val="21"/>
+        </w:rPr>
+        <w:t>📄 [File 8] `Source_code/monitoring/provisioning/dashboards/medsched-cloud-dashboard.json`</w:t>
+      </w:r>
+    </w:p>
+    <w:p>
+      <w:pPr>
+        <w:pStyle w:val="ListBullet"/>
+        <w:spacing w:before="20" w:after="40"/>
+      </w:pPr>
+      <w:r>
+        <w:rPr>
+          <w:rFonts w:ascii="Segoe UI" w:hAnsi="Segoe UI"/>
+          <w:b/>
+          <w:sz w:val="21"/>
+        </w:rPr>
+        <w:t>Tác dụng:</w:t>
+      </w:r>
+      <w:r>
+        <w:rPr>
+          <w:rFonts w:ascii="Segoe UI" w:hAnsi="Segoe UI"/>
+          <w:i w:val="0"/>
+          <w:sz w:val="21"/>
+        </w:rPr>
+        <w:t xml:space="preserve"> File JSON định nghĩa toàn bộ 12 panel hiển thị trên Grafana: màu sắc, ngưỡng cảnh báo, đồ thị hình răng cưa và các câu lệnh truy vấn PromQL.</w:t>
+      </w:r>
+    </w:p>
+    <w:p>
+      <w:pPr>
+        <w:keepNext/>
+        <w:spacing w:before="220" w:after="80"/>
+      </w:pPr>
+      <w:r>
+        <w:rPr>
+          <w:rFonts w:ascii="Segoe UI" w:hAnsi="Segoe UI"/>
+          <w:b/>
+          <w:color w:val="0284C7"/>
+          <w:sz w:val="23"/>
+        </w:rPr>
+        <w:t>3.3. Bảng đối soát: Panel Grafana $\leftrightarrow$ Câu lệnh PromQL $\leftrightarrow$ Code Backend</w:t>
+      </w:r>
+    </w:p>
+    <w:p>
+      <w:pPr>
+        <w:spacing w:before="40" w:after="80"/>
+      </w:pPr>
+      <w:r>
+        <w:rPr>
+          <w:rFonts w:ascii="Segoe UI" w:hAnsi="Segoe UI"/>
+          <w:i w:val="0"/>
+          <w:sz w:val="21"/>
+        </w:rPr>
+        <w:t>| Tên Panel Trên Grafana | Câu Lệnh Truy Vấn PromQL | Nguồn Dữ Liệu &amp; Đoạn Code Backend Tạo Ra | Ý Nghĩa Thực Tế Trong MedSched |</w:t>
+      </w:r>
+    </w:p>
+    <w:p>
+      <w:pPr>
+        <w:spacing w:before="40" w:after="80"/>
+      </w:pPr>
+      <w:r>
+        <w:rPr>
+          <w:rFonts w:ascii="Segoe UI" w:hAnsi="Segoe UI"/>
+          <w:i w:val="0"/>
+          <w:sz w:val="21"/>
+        </w:rPr>
+        <w:t>| :--- | :--- | :--- | :--- |</w:t>
+      </w:r>
+    </w:p>
+    <w:p>
+      <w:pPr>
+        <w:spacing w:before="40" w:after="80"/>
+      </w:pPr>
+      <w:r>
+        <w:rPr>
+          <w:rFonts w:ascii="Segoe UI" w:hAnsi="Segoe UI"/>
+          <w:i w:val="0"/>
+          <w:sz w:val="21"/>
+        </w:rPr>
+        <w:t xml:space="preserve">| </w:t>
+      </w:r>
+      <w:r>
+        <w:rPr>
+          <w:rFonts w:ascii="Segoe UI" w:hAnsi="Segoe UI"/>
+          <w:b/>
+          <w:sz w:val="21"/>
+        </w:rPr>
+        <w:t>Trạng Thái Máy Chủ</w:t>
+      </w:r>
+      <w:r>
+        <w:rPr>
+          <w:rFonts w:ascii="Segoe UI" w:hAnsi="Segoe UI"/>
+          <w:i w:val="0"/>
+          <w:sz w:val="21"/>
+        </w:rPr>
+        <w:t xml:space="preserve"> | </w:t>
+      </w:r>
+      <w:r>
+        <w:rPr>
+          <w:rFonts w:ascii="Consolas" w:hAnsi="Consolas"/>
+          <w:color w:val="C2410C"/>
+          <w:sz w:val="20"/>
+        </w:rPr>
+        <w:t>up{job="medsched-cloud-render"}</w:t>
+      </w:r>
+      <w:r>
+        <w:rPr>
+          <w:rFonts w:ascii="Segoe UI" w:hAnsi="Segoe UI"/>
+          <w:i w:val="0"/>
+          <w:sz w:val="21"/>
+        </w:rPr>
+        <w:t xml:space="preserve"> | Endpoint </w:t>
+      </w:r>
+      <w:r>
+        <w:rPr>
+          <w:rFonts w:ascii="Consolas" w:hAnsi="Consolas"/>
+          <w:color w:val="C2410C"/>
+          <w:sz w:val="20"/>
+        </w:rPr>
+        <w:t>/actuator/prometheus</w:t>
+      </w:r>
+      <w:r>
+        <w:rPr>
+          <w:rFonts w:ascii="Segoe UI" w:hAnsi="Segoe UI"/>
+          <w:i w:val="0"/>
+          <w:sz w:val="21"/>
+        </w:rPr>
+        <w:t xml:space="preserve"> mở qua SecurityConfig.java:L72. Phản hồi </w:t>
+      </w:r>
+      <w:r>
+        <w:rPr>
+          <w:rFonts w:ascii="Consolas" w:hAnsi="Consolas"/>
+          <w:color w:val="C2410C"/>
+          <w:sz w:val="20"/>
+        </w:rPr>
+        <w:t>200 OK</w:t>
+      </w:r>
+      <w:r>
+        <w:rPr>
+          <w:rFonts w:ascii="Segoe UI" w:hAnsi="Segoe UI"/>
+          <w:i w:val="0"/>
+          <w:sz w:val="21"/>
+        </w:rPr>
+        <w:t xml:space="preserve"> $\rightarrow$ </w:t>
+      </w:r>
+      <w:r>
+        <w:rPr>
+          <w:rFonts w:ascii="Consolas" w:hAnsi="Consolas"/>
+          <w:color w:val="C2410C"/>
+          <w:sz w:val="20"/>
+        </w:rPr>
+        <w:t>1</w:t>
+      </w:r>
+      <w:r>
+        <w:rPr>
+          <w:rFonts w:ascii="Segoe UI" w:hAnsi="Segoe UI"/>
+          <w:i w:val="0"/>
+          <w:sz w:val="21"/>
+        </w:rPr>
+        <w:t xml:space="preserve"> (UP). | Đảm bảo máy chủ Cloud Render đang sống và phục vụ người bệnh. |</w:t>
+      </w:r>
+    </w:p>
+    <w:p>
+      <w:pPr>
+        <w:spacing w:before="40" w:after="80"/>
+      </w:pPr>
+      <w:r>
+        <w:rPr>
+          <w:rFonts w:ascii="Segoe UI" w:hAnsi="Segoe UI"/>
+          <w:i w:val="0"/>
+          <w:sz w:val="21"/>
+        </w:rPr>
+        <w:t xml:space="preserve">| </w:t>
+      </w:r>
+      <w:r>
+        <w:rPr>
+          <w:rFonts w:ascii="Segoe UI" w:hAnsi="Segoe UI"/>
+          <w:b/>
+          <w:sz w:val="21"/>
+        </w:rPr>
+        <w:t>Thời Gian Hoạt Động</w:t>
+      </w:r>
+      <w:r>
+        <w:rPr>
+          <w:rFonts w:ascii="Segoe UI" w:hAnsi="Segoe UI"/>
+          <w:i w:val="0"/>
+          <w:sz w:val="21"/>
+        </w:rPr>
+        <w:t xml:space="preserve"> | </w:t>
+      </w:r>
+      <w:r>
+        <w:rPr>
+          <w:rFonts w:ascii="Consolas" w:hAnsi="Consolas"/>
+          <w:color w:val="C2410C"/>
+          <w:sz w:val="20"/>
+        </w:rPr>
+        <w:t>process_uptime_seconds{job="medsched-cloud-render"}</w:t>
+      </w:r>
+      <w:r>
+        <w:rPr>
+          <w:rFonts w:ascii="Segoe UI" w:hAnsi="Segoe UI"/>
+          <w:i w:val="0"/>
+          <w:sz w:val="21"/>
+        </w:rPr>
+        <w:t xml:space="preserve"> | Bean </w:t>
+      </w:r>
+      <w:r>
+        <w:rPr>
+          <w:rFonts w:ascii="Consolas" w:hAnsi="Consolas"/>
+          <w:color w:val="C2410C"/>
+          <w:sz w:val="20"/>
+        </w:rPr>
+        <w:t>UptimeMetrics</w:t>
+      </w:r>
+      <w:r>
+        <w:rPr>
+          <w:rFonts w:ascii="Segoe UI" w:hAnsi="Segoe UI"/>
+          <w:i w:val="0"/>
+          <w:sz w:val="21"/>
+        </w:rPr>
+        <w:t xml:space="preserve"> của Micrometer đo từ hàm </w:t>
+      </w:r>
+      <w:r>
+        <w:rPr>
+          <w:rFonts w:ascii="Consolas" w:hAnsi="Consolas"/>
+          <w:color w:val="C2410C"/>
+          <w:sz w:val="20"/>
+        </w:rPr>
+        <w:t>main()</w:t>
+      </w:r>
+      <w:r>
+        <w:rPr>
+          <w:rFonts w:ascii="Segoe UI" w:hAnsi="Segoe UI"/>
+          <w:i w:val="0"/>
+          <w:sz w:val="21"/>
+        </w:rPr>
+        <w:t xml:space="preserve"> của </w:t>
+      </w:r>
+      <w:r>
+        <w:rPr>
+          <w:rFonts w:ascii="Consolas" w:hAnsi="Consolas"/>
+          <w:color w:val="C2410C"/>
+          <w:sz w:val="20"/>
+        </w:rPr>
+        <w:t>MedSchedApplication.java</w:t>
+      </w:r>
+      <w:r>
+        <w:rPr>
+          <w:rFonts w:ascii="Segoe UI" w:hAnsi="Segoe UI"/>
+          <w:i w:val="0"/>
+          <w:sz w:val="21"/>
+        </w:rPr>
+        <w:t>. | Chứng minh server chạy bền bỉ suốt nhiều giờ, không bị crash. |</w:t>
+      </w:r>
+    </w:p>
+    <w:p>
+      <w:pPr>
+        <w:spacing w:before="40" w:after="80"/>
+      </w:pPr>
+      <w:r>
+        <w:rPr>
+          <w:rFonts w:ascii="Segoe UI" w:hAnsi="Segoe UI"/>
+          <w:i w:val="0"/>
+          <w:sz w:val="21"/>
+        </w:rPr>
+        <w:t xml:space="preserve">| </w:t>
+      </w:r>
+      <w:r>
+        <w:rPr>
+          <w:rFonts w:ascii="Segoe UI" w:hAnsi="Segoe UI"/>
+          <w:b/>
+          <w:sz w:val="21"/>
+        </w:rPr>
+        <w:t>RAM JVM Heap</w:t>
+      </w:r>
+      <w:r>
+        <w:rPr>
+          <w:rFonts w:ascii="Segoe UI" w:hAnsi="Segoe UI"/>
+          <w:i w:val="0"/>
+          <w:sz w:val="21"/>
+        </w:rPr>
+        <w:t xml:space="preserve"> | </w:t>
+      </w:r>
+      <w:r>
+        <w:rPr>
+          <w:rFonts w:ascii="Consolas" w:hAnsi="Consolas"/>
+          <w:color w:val="C2410C"/>
+          <w:sz w:val="20"/>
+        </w:rPr>
+        <w:t>jvm_memory_used_bytes{area="heap"}</w:t>
+      </w:r>
+      <w:r>
+        <w:rPr>
+          <w:rFonts w:ascii="Segoe UI" w:hAnsi="Segoe UI"/>
+          <w:i w:val="0"/>
+          <w:sz w:val="21"/>
+        </w:rPr>
+        <w:t xml:space="preserve"> | Bean </w:t>
+      </w:r>
+      <w:r>
+        <w:rPr>
+          <w:rFonts w:ascii="Consolas" w:hAnsi="Consolas"/>
+          <w:color w:val="C2410C"/>
+          <w:sz w:val="20"/>
+        </w:rPr>
+        <w:t>JvmMemoryMetrics</w:t>
+      </w:r>
+      <w:r>
+        <w:rPr>
+          <w:rFonts w:ascii="Segoe UI" w:hAnsi="Segoe UI"/>
+          <w:i w:val="0"/>
+          <w:sz w:val="21"/>
+        </w:rPr>
+        <w:t xml:space="preserve"> đọc RAM Heap sinh ra khi tạo các đối tượng </w:t>
+      </w:r>
+      <w:r>
+        <w:rPr>
+          <w:rFonts w:ascii="Consolas" w:hAnsi="Consolas"/>
+          <w:color w:val="C2410C"/>
+          <w:sz w:val="20"/>
+        </w:rPr>
+        <w:t>Appointment</w:t>
+      </w:r>
+      <w:r>
+        <w:rPr>
+          <w:rFonts w:ascii="Segoe UI" w:hAnsi="Segoe UI"/>
+          <w:i w:val="0"/>
+          <w:sz w:val="21"/>
+        </w:rPr>
+        <w:t xml:space="preserve">, </w:t>
+      </w:r>
+      <w:r>
+        <w:rPr>
+          <w:rFonts w:ascii="Consolas" w:hAnsi="Consolas"/>
+          <w:color w:val="C2410C"/>
+          <w:sz w:val="20"/>
+        </w:rPr>
+        <w:t>User</w:t>
+      </w:r>
+      <w:r>
+        <w:rPr>
+          <w:rFonts w:ascii="Segoe UI" w:hAnsi="Segoe UI"/>
+          <w:i w:val="0"/>
+          <w:sz w:val="21"/>
+        </w:rPr>
+        <w:t>... | Giám sát bộ gom rác GC dọn dẹp, phát hiện sớm rò rỉ bộ nhớ (Memory Leak). |</w:t>
+      </w:r>
+    </w:p>
+    <w:p>
+      <w:pPr>
+        <w:spacing w:before="40" w:after="80"/>
+      </w:pPr>
+      <w:r>
+        <w:rPr>
+          <w:rFonts w:ascii="Segoe UI" w:hAnsi="Segoe UI"/>
+          <w:i w:val="0"/>
+          <w:sz w:val="21"/>
+        </w:rPr>
+        <w:t xml:space="preserve">| </w:t>
+      </w:r>
+      <w:r>
+        <w:rPr>
+          <w:rFonts w:ascii="Segoe UI" w:hAnsi="Segoe UI"/>
+          <w:b/>
+          <w:sz w:val="21"/>
+        </w:rPr>
+        <w:t>Tải CPU Ứng Dụng</w:t>
+      </w:r>
+      <w:r>
+        <w:rPr>
+          <w:rFonts w:ascii="Segoe UI" w:hAnsi="Segoe UI"/>
+          <w:i w:val="0"/>
+          <w:sz w:val="21"/>
+        </w:rPr>
+        <w:t xml:space="preserve"> | </w:t>
+      </w:r>
+      <w:r>
+        <w:rPr>
+          <w:rFonts w:ascii="Consolas" w:hAnsi="Consolas"/>
+          <w:color w:val="C2410C"/>
+          <w:sz w:val="20"/>
+        </w:rPr>
+        <w:t>process_cpu_usage * 100</w:t>
+      </w:r>
+      <w:r>
+        <w:rPr>
+          <w:rFonts w:ascii="Segoe UI" w:hAnsi="Segoe UI"/>
+          <w:i w:val="0"/>
+          <w:sz w:val="21"/>
+        </w:rPr>
+        <w:t xml:space="preserve"> | Bean </w:t>
+      </w:r>
+      <w:r>
+        <w:rPr>
+          <w:rFonts w:ascii="Consolas" w:hAnsi="Consolas"/>
+          <w:color w:val="C2410C"/>
+          <w:sz w:val="20"/>
+        </w:rPr>
+        <w:t>ProcessorMetrics</w:t>
+      </w:r>
+      <w:r>
+        <w:rPr>
+          <w:rFonts w:ascii="Segoe UI" w:hAnsi="Segoe UI"/>
+          <w:i w:val="0"/>
+          <w:sz w:val="21"/>
+        </w:rPr>
+        <w:t xml:space="preserve"> đo tính toán khi mã hóa mật khẩu BCrypt, ký JWT, xếp slot khám. | Đánh giá mức độ tối ưu thuật toán, đảm bảo CPU luôn ở mức thấp (&lt; 5%). |</w:t>
+      </w:r>
+    </w:p>
+    <w:p>
+      <w:pPr>
+        <w:spacing w:before="40" w:after="80"/>
+      </w:pPr>
+      <w:r>
+        <w:rPr>
+          <w:rFonts w:ascii="Segoe UI" w:hAnsi="Segoe UI"/>
+          <w:i w:val="0"/>
+          <w:sz w:val="21"/>
+        </w:rPr>
+        <w:t xml:space="preserve">| </w:t>
+      </w:r>
+      <w:r>
+        <w:rPr>
+          <w:rFonts w:ascii="Segoe UI" w:hAnsi="Segoe UI"/>
+          <w:b/>
+          <w:sz w:val="21"/>
+        </w:rPr>
+        <w:t>Kết Nối HikariCP</w:t>
+      </w:r>
+      <w:r>
+        <w:rPr>
+          <w:rFonts w:ascii="Segoe UI" w:hAnsi="Segoe UI"/>
+          <w:i w:val="0"/>
+          <w:sz w:val="21"/>
+        </w:rPr>
+        <w:t xml:space="preserve"> | </w:t>
+      </w:r>
+      <w:r>
+        <w:rPr>
+          <w:rFonts w:ascii="Consolas" w:hAnsi="Consolas"/>
+          <w:color w:val="C2410C"/>
+          <w:sz w:val="20"/>
+        </w:rPr>
+        <w:t>hikaricp_connections_active</w:t>
+      </w:r>
+      <w:r>
+        <w:rPr>
+          <w:rFonts w:ascii="Segoe UI" w:hAnsi="Segoe UI"/>
+          <w:i w:val="0"/>
+          <w:sz w:val="21"/>
+        </w:rPr>
+        <w:t xml:space="preserve"> | Thư viện Spring Data JPA &amp; HikariCP khi các hàm </w:t>
+      </w:r>
+      <w:r>
+        <w:rPr>
+          <w:rFonts w:ascii="Consolas" w:hAnsi="Consolas"/>
+          <w:color w:val="C2410C"/>
+          <w:sz w:val="20"/>
+        </w:rPr>
+        <w:t>@Transactional</w:t>
+      </w:r>
+      <w:r>
+        <w:rPr>
+          <w:rFonts w:ascii="Segoe UI" w:hAnsi="Segoe UI"/>
+          <w:i w:val="0"/>
+          <w:sz w:val="21"/>
+        </w:rPr>
+        <w:t xml:space="preserve"> thực thi truy vấn SQL. | Tránh tình trạng nghẽn hàng đợi MySQL khi hàng trăm bệnh nhân đặt lịch cùng lúc. |</w:t>
+      </w:r>
+    </w:p>
+    <w:p>
+      <w:pPr>
+        <w:spacing w:before="40" w:after="80"/>
+      </w:pPr>
+      <w:r>
+        <w:rPr>
+          <w:rFonts w:ascii="Segoe UI" w:hAnsi="Segoe UI"/>
+          <w:i w:val="0"/>
+          <w:sz w:val="21"/>
+        </w:rPr>
+        <w:t xml:space="preserve">| </w:t>
+      </w:r>
+      <w:r>
+        <w:rPr>
+          <w:rFonts w:ascii="Segoe UI" w:hAnsi="Segoe UI"/>
+          <w:b/>
+          <w:sz w:val="21"/>
+        </w:rPr>
+        <w:t>Số Luồng Xử Lý</w:t>
+      </w:r>
+      <w:r>
+        <w:rPr>
+          <w:rFonts w:ascii="Segoe UI" w:hAnsi="Segoe UI"/>
+          <w:i w:val="0"/>
+          <w:sz w:val="21"/>
+        </w:rPr>
+        <w:t xml:space="preserve"> | </w:t>
+      </w:r>
+      <w:r>
+        <w:rPr>
+          <w:rFonts w:ascii="Consolas" w:hAnsi="Consolas"/>
+          <w:color w:val="C2410C"/>
+          <w:sz w:val="20"/>
+        </w:rPr>
+        <w:t>jvm_threads_live_threads</w:t>
+      </w:r>
+      <w:r>
+        <w:rPr>
+          <w:rFonts w:ascii="Segoe UI" w:hAnsi="Segoe UI"/>
+          <w:i w:val="0"/>
+          <w:sz w:val="21"/>
+        </w:rPr>
+        <w:t xml:space="preserve"> | Embedded Tomcat Thread Pool trong </w:t>
+      </w:r>
+      <w:r>
+        <w:rPr>
+          <w:rFonts w:ascii="Consolas" w:hAnsi="Consolas"/>
+          <w:color w:val="C2410C"/>
+          <w:sz w:val="20"/>
+        </w:rPr>
+        <w:t>spring-boot-starter-web</w:t>
+      </w:r>
+      <w:r>
+        <w:rPr>
+          <w:rFonts w:ascii="Segoe UI" w:hAnsi="Segoe UI"/>
+          <w:i w:val="0"/>
+          <w:sz w:val="21"/>
+        </w:rPr>
+        <w:t xml:space="preserve"> xử lý request đồng thời. | Theo dõi năng lực xử lý đa luồng (Multi-threading) của hệ thống. |</w:t>
+      </w:r>
+    </w:p>
+    <w:p>
+      <w:pPr>
+        <w:spacing w:before="40" w:after="80"/>
+      </w:pPr>
+      <w:r>
+        <w:rPr>
+          <w:rFonts w:ascii="Segoe UI" w:hAnsi="Segoe UI"/>
+          <w:i w:val="0"/>
+          <w:sz w:val="21"/>
+        </w:rPr>
+        <w:t xml:space="preserve">| </w:t>
+      </w:r>
+      <w:r>
+        <w:rPr>
+          <w:rFonts w:ascii="Segoe UI" w:hAnsi="Segoe UI"/>
+          <w:b/>
+          <w:sz w:val="21"/>
+        </w:rPr>
+        <w:t>Tần Suất Request</w:t>
+      </w:r>
+      <w:r>
+        <w:rPr>
+          <w:rFonts w:ascii="Segoe UI" w:hAnsi="Segoe UI"/>
+          <w:i w:val="0"/>
+          <w:sz w:val="21"/>
+        </w:rPr>
+        <w:t xml:space="preserve"> | </w:t>
+      </w:r>
+      <w:r>
+        <w:rPr>
+          <w:rFonts w:ascii="Consolas" w:hAnsi="Consolas"/>
+          <w:color w:val="C2410C"/>
+          <w:sz w:val="20"/>
+        </w:rPr>
+        <w:t>rate(http_server_requests_seconds_count[1m])</w:t>
+      </w:r>
+      <w:r>
+        <w:rPr>
+          <w:rFonts w:ascii="Segoe UI" w:hAnsi="Segoe UI"/>
+          <w:i w:val="0"/>
+          <w:sz w:val="21"/>
+        </w:rPr>
+        <w:t xml:space="preserve"> | Bộ lọc Servlet Filter của Actuator ghi nhận mỗi khi có bệnh nhân gửi request API. | Thống kê số lượng truy cập, phân loại mã lỗi </w:t>
+      </w:r>
+      <w:r>
+        <w:rPr>
+          <w:rFonts w:ascii="Consolas" w:hAnsi="Consolas"/>
+          <w:color w:val="C2410C"/>
+          <w:sz w:val="20"/>
+        </w:rPr>
+        <w:t>200 OK</w:t>
+      </w:r>
+      <w:r>
+        <w:rPr>
+          <w:rFonts w:ascii="Segoe UI" w:hAnsi="Segoe UI"/>
+          <w:i w:val="0"/>
+          <w:sz w:val="21"/>
+        </w:rPr>
+        <w:t xml:space="preserve">, </w:t>
+      </w:r>
+      <w:r>
+        <w:rPr>
+          <w:rFonts w:ascii="Consolas" w:hAnsi="Consolas"/>
+          <w:color w:val="C2410C"/>
+          <w:sz w:val="20"/>
+        </w:rPr>
+        <w:t>4xx</w:t>
+      </w:r>
+      <w:r>
+        <w:rPr>
+          <w:rFonts w:ascii="Segoe UI" w:hAnsi="Segoe UI"/>
+          <w:i w:val="0"/>
+          <w:sz w:val="21"/>
+        </w:rPr>
+        <w:t xml:space="preserve">, </w:t>
+      </w:r>
+      <w:r>
+        <w:rPr>
+          <w:rFonts w:ascii="Consolas" w:hAnsi="Consolas"/>
+          <w:color w:val="C2410C"/>
+          <w:sz w:val="20"/>
+        </w:rPr>
+        <w:t>5xx</w:t>
+      </w:r>
+      <w:r>
+        <w:rPr>
+          <w:rFonts w:ascii="Segoe UI" w:hAnsi="Segoe UI"/>
+          <w:i w:val="0"/>
+          <w:sz w:val="21"/>
+        </w:rPr>
+        <w:t>. |</w:t>
+      </w:r>
+    </w:p>
+    <w:p>
+      <w:pPr>
+        <w:spacing w:before="40" w:after="80"/>
+      </w:pPr>
+      <w:r>
+        <w:rPr>
+          <w:rFonts w:ascii="Segoe UI" w:hAnsi="Segoe UI"/>
+          <w:i w:val="0"/>
+          <w:sz w:val="21"/>
+        </w:rPr>
+        <w:t xml:space="preserve">| </w:t>
+      </w:r>
+      <w:r>
+        <w:rPr>
+          <w:rFonts w:ascii="Segoe UI" w:hAnsi="Segoe UI"/>
+          <w:b/>
+          <w:sz w:val="21"/>
+        </w:rPr>
+        <w:t>Độ Trễ Phản Hồi</w:t>
+      </w:r>
+      <w:r>
+        <w:rPr>
+          <w:rFonts w:ascii="Segoe UI" w:hAnsi="Segoe UI"/>
+          <w:i w:val="0"/>
+          <w:sz w:val="21"/>
+        </w:rPr>
+        <w:t xml:space="preserve"> | </w:t>
+      </w:r>
+      <w:r>
+        <w:rPr>
+          <w:rFonts w:ascii="Consolas" w:hAnsi="Consolas"/>
+          <w:color w:val="C2410C"/>
+          <w:sz w:val="20"/>
+        </w:rPr>
+        <w:t>http_server_requests_seconds_max</w:t>
+      </w:r>
+      <w:r>
+        <w:rPr>
+          <w:rFonts w:ascii="Segoe UI" w:hAnsi="Segoe UI"/>
+          <w:i w:val="0"/>
+          <w:sz w:val="21"/>
+        </w:rPr>
+        <w:t xml:space="preserve"> | Bộ đếm thời gian Timer của Micrometer đo độ trễ từ lúc nhận đến lúc trả kết quả. | Theo dõi độ trễ thực tế P95, đảm bảo người bệnh được phản hồi trong dưới 10ms. |</w:t>
+      </w:r>
+    </w:p>
+    <w:p>
+      <w:pPr>
         <w:keepNext/>
         <w:spacing w:before="320" w:after="120"/>
       </w:pPr>
@@ -940,253 +3889,7 @@
           <w:color w:val="0E7490"/>
           <w:sz w:val="27"/>
         </w:rPr>
-        <w:t>🖥️ PHẦN 2: CÁCH MỞ VÀ ĐIỀU KHIỂN SLIDE THUYẾT TRÌNH WEB</w:t>
-      </w:r>
-    </w:p>
-    <w:p>
-      <w:pPr>
-        <w:spacing w:before="40" w:after="80"/>
-      </w:pPr>
-      <w:r>
-        <w:rPr>
-          <w:rFonts w:ascii="Segoe UI" w:hAnsi="Segoe UI"/>
-          <w:i w:val="0"/>
-          <w:sz w:val="21"/>
-        </w:rPr>
-        <w:t xml:space="preserve">Slide báo cáo của nhóm không phải là PowerPoint truyền thống mà là </w:t>
-      </w:r>
-      <w:r>
-        <w:rPr>
-          <w:rFonts w:ascii="Segoe UI" w:hAnsi="Segoe UI"/>
-          <w:b/>
-          <w:sz w:val="21"/>
-        </w:rPr>
-        <w:t>Web App Slide tương tác hiện đại</w:t>
-      </w:r>
-      <w:r>
-        <w:rPr>
-          <w:rFonts w:ascii="Segoe UI" w:hAnsi="Segoe UI"/>
-          <w:i w:val="0"/>
-          <w:sz w:val="21"/>
-        </w:rPr>
-        <w:t xml:space="preserve"> được thiết kế riêng cho đề tài Giám sát Prometheus &amp; Grafana!</w:t>
-      </w:r>
-    </w:p>
-    <w:p>
-      <w:pPr>
-        <w:keepNext/>
-        <w:spacing w:before="220" w:after="80"/>
-      </w:pPr>
-      <w:r>
-        <w:rPr>
-          <w:rFonts w:ascii="Segoe UI" w:hAnsi="Segoe UI"/>
-          <w:b/>
-          <w:color w:val="0284C7"/>
-          <w:sz w:val="23"/>
-        </w:rPr>
-        <w:t>2.1. Vị trí file slide</w:t>
-      </w:r>
-    </w:p>
-    <w:p>
-      <w:pPr>
-        <w:pStyle w:val="ListBullet"/>
-        <w:spacing w:before="20" w:after="40"/>
-      </w:pPr>
-      <w:r>
-        <w:rPr>
-          <w:rFonts w:ascii="Segoe UI" w:hAnsi="Segoe UI"/>
-          <w:i w:val="0"/>
-          <w:sz w:val="21"/>
-        </w:rPr>
-        <w:t xml:space="preserve">Đường dẫn: </w:t>
-      </w:r>
-      <w:r>
-        <w:rPr>
-          <w:rFonts w:ascii="Segoe UI" w:hAnsi="Segoe UI"/>
-          <w:b/>
-          <w:sz w:val="21"/>
-        </w:rPr>
-        <w:t>`docs/monitoring-presentation.html`</w:t>
-      </w:r>
-    </w:p>
-    <w:p>
-      <w:pPr>
-        <w:pStyle w:val="ListBullet"/>
-        <w:spacing w:before="20" w:after="40"/>
-      </w:pPr>
-      <w:r>
-        <w:rPr>
-          <w:rFonts w:ascii="Segoe UI" w:hAnsi="Segoe UI"/>
-          <w:i w:val="0"/>
-          <w:sz w:val="21"/>
-        </w:rPr>
-        <w:t xml:space="preserve">Cách mở: Click chuột phải vào file </w:t>
-      </w:r>
-      <w:r>
-        <w:rPr>
-          <w:rFonts w:ascii="Consolas" w:hAnsi="Consolas"/>
-          <w:color w:val="C2410C"/>
-          <w:sz w:val="20"/>
-        </w:rPr>
-        <w:t>monitoring-presentation.html</w:t>
-      </w:r>
-      <w:r>
-        <w:rPr>
-          <w:rFonts w:ascii="Segoe UI" w:hAnsi="Segoe UI"/>
-          <w:i w:val="0"/>
-          <w:sz w:val="21"/>
-        </w:rPr>
-        <w:t xml:space="preserve"> ➔ Chọn </w:t>
-      </w:r>
-      <w:r>
-        <w:rPr>
-          <w:rFonts w:ascii="Segoe UI" w:hAnsi="Segoe UI"/>
-          <w:b/>
-          <w:sz w:val="21"/>
-        </w:rPr>
-        <w:t>Open with Google Chrome</w:t>
-      </w:r>
-      <w:r>
-        <w:rPr>
-          <w:rFonts w:ascii="Segoe UI" w:hAnsi="Segoe UI"/>
-          <w:i w:val="0"/>
-          <w:sz w:val="21"/>
-        </w:rPr>
-        <w:t xml:space="preserve"> (hoặc Microsoft Edge).</w:t>
-      </w:r>
-    </w:p>
-    <w:p>
-      <w:pPr>
-        <w:keepNext/>
-        <w:spacing w:before="220" w:after="80"/>
-      </w:pPr>
-      <w:r>
-        <w:rPr>
-          <w:rFonts w:ascii="Segoe UI" w:hAnsi="Segoe UI"/>
-          <w:b/>
-          <w:color w:val="0284C7"/>
-          <w:sz w:val="23"/>
-        </w:rPr>
-        <w:t>2.2. Phím tắt điều khiển khi đứng trước Thầy</w:t>
-      </w:r>
-    </w:p>
-    <w:p>
-      <w:pPr>
-        <w:pStyle w:val="ListBullet"/>
-        <w:spacing w:before="20" w:after="40"/>
-      </w:pPr>
-      <w:r>
-        <w:rPr>
-          <w:rFonts w:ascii="Segoe UI" w:hAnsi="Segoe UI"/>
-          <w:b/>
-          <w:sz w:val="21"/>
-        </w:rPr>
-        <w:t>Phím `F11`</w:t>
-      </w:r>
-      <w:r>
-        <w:rPr>
-          <w:rFonts w:ascii="Segoe UI" w:hAnsi="Segoe UI"/>
-          <w:i w:val="0"/>
-          <w:sz w:val="21"/>
-        </w:rPr>
-        <w:t>: Bật chế độ toàn màn hình (Fullscreen) – Giao diện biến thành slide chuyên nghiệp không thấy thanh địa chỉ web.</w:t>
-      </w:r>
-    </w:p>
-    <w:p>
-      <w:pPr>
-        <w:pStyle w:val="ListBullet"/>
-        <w:spacing w:before="20" w:after="40"/>
-      </w:pPr>
-      <w:r>
-        <w:rPr>
-          <w:rFonts w:ascii="Segoe UI" w:hAnsi="Segoe UI"/>
-          <w:b/>
-          <w:sz w:val="21"/>
-        </w:rPr>
-        <w:t>Phím mũi tên sang phải `→`</w:t>
-      </w:r>
-      <w:r>
-        <w:rPr>
-          <w:rFonts w:ascii="Segoe UI" w:hAnsi="Segoe UI"/>
-          <w:i w:val="0"/>
-          <w:sz w:val="21"/>
-        </w:rPr>
-        <w:t xml:space="preserve"> hoặc </w:t>
-      </w:r>
-      <w:r>
-        <w:rPr>
-          <w:rFonts w:ascii="Segoe UI" w:hAnsi="Segoe UI"/>
-          <w:b/>
-          <w:sz w:val="21"/>
-        </w:rPr>
-        <w:t>phím cách `Space`</w:t>
-      </w:r>
-      <w:r>
-        <w:rPr>
-          <w:rFonts w:ascii="Segoe UI" w:hAnsi="Segoe UI"/>
-          <w:i w:val="0"/>
-          <w:sz w:val="21"/>
-        </w:rPr>
-        <w:t>: Chuyển sang slide tiếp theo.</w:t>
-      </w:r>
-    </w:p>
-    <w:p>
-      <w:pPr>
-        <w:pStyle w:val="ListBullet"/>
-        <w:spacing w:before="20" w:after="40"/>
-      </w:pPr>
-      <w:r>
-        <w:rPr>
-          <w:rFonts w:ascii="Segoe UI" w:hAnsi="Segoe UI"/>
-          <w:b/>
-          <w:sz w:val="21"/>
-        </w:rPr>
-        <w:t>Phím mũi tên sang trái `←`</w:t>
-      </w:r>
-      <w:r>
-        <w:rPr>
-          <w:rFonts w:ascii="Segoe UI" w:hAnsi="Segoe UI"/>
-          <w:i w:val="0"/>
-          <w:sz w:val="21"/>
-        </w:rPr>
-        <w:t>: Lùi lại slide trước.</w:t>
-      </w:r>
-    </w:p>
-    <w:p>
-      <w:pPr>
-        <w:pStyle w:val="ListBullet"/>
-        <w:spacing w:before="20" w:after="40"/>
-      </w:pPr>
-      <w:r>
-        <w:rPr>
-          <w:rFonts w:ascii="Segoe UI" w:hAnsi="Segoe UI"/>
-          <w:b/>
-          <w:sz w:val="21"/>
-        </w:rPr>
-        <w:t>Click chuột</w:t>
-      </w:r>
-      <w:r>
-        <w:rPr>
-          <w:rFonts w:ascii="Segoe UI" w:hAnsi="Segoe UI"/>
-          <w:i w:val="0"/>
-          <w:sz w:val="21"/>
-        </w:rPr>
-        <w:t>: Trên mỗi slide đều có nút tương tác (Ví dụ nút bắn request giả lập ở Slide 6, nút mở Grafana ở Slide 12).</w:t>
-      </w:r>
-    </w:p>
-    <w:p>
-      <w:pPr>
-        <w:keepNext/>
-        <w:spacing w:before="320" w:after="120"/>
-      </w:pPr>
-      <w:r>
-        <w:rPr>
-          <w:rFonts w:ascii="Segoe UI" w:hAnsi="Segoe UI"/>
-          <w:b/>
-          <w:color w:val="0E7490"/>
-          <w:sz w:val="27"/>
-        </w:rPr>
-        <w:t>⚙️ PHẦN 3: CÁCH MỞ VÀ CHẠY DEMO THỰC TẾ (1-CLICK)</w:t>
+        <w:t>⚙️ PHẦN 4: HƯỚNG DẪN VẬN HÀNH DEMO THỰC TẾ 1-CLICK (ZERO-CONFIG)</w:t>
       </w:r>
     </w:p>
     <w:tbl>
@@ -1242,7 +3945,7 @@
                 <w:color w:val="064E3B"/>
                 <w:sz w:val="20"/>
               </w:rPr>
-              <w:t>ƯU ĐIỂM VƯỢT TRỘI CHO TÀI:</w:t>
+              <w:t>ƯU THẾ VƯỢT TRỘI CHO TÀI:</w:t>
             </w:r>
           </w:p>
           <w:p>
@@ -1351,7 +4054,7 @@
           <w:color w:val="0284C7"/>
           <w:sz w:val="23"/>
         </w:rPr>
-        <w:t>3.1. Các bước khởi động Demo (Chưa tới 30 giây):</w:t>
+        <w:t>4.1. Các bước khởi động Demo (Chưa tới 30 giây):</w:t>
       </w:r>
     </w:p>
     <w:p>
@@ -1373,7 +4076,7 @@
           <w:i w:val="0"/>
           <w:sz w:val="21"/>
         </w:rPr>
-        <w:t xml:space="preserve"> Bật ứng dụng </w:t>
+        <w:t xml:space="preserve"> Mở ứng dụng </w:t>
       </w:r>
       <w:r>
         <w:rPr>
@@ -1389,7 +4092,7 @@
           <w:i w:val="0"/>
           <w:sz w:val="21"/>
         </w:rPr>
-        <w:t xml:space="preserve"> trên máy tính của Tài (chờ icon chú cá voi ở góc màn hình chuyển sang màu xanh lá cây: </w:t>
+        <w:t xml:space="preserve"> trên máy tính (chờ icon chú cá voi ở góc màn hình chuyển sang màu xanh lá cây: </w:t>
       </w:r>
       <w:r>
         <w:rPr>
@@ -1539,7 +4242,7 @@
           <w:i w:val="0"/>
           <w:sz w:val="21"/>
         </w:rPr>
-        <w:t>Tự động bật sẵn 2 tab trên trình duyệt của bạn:</w:t>
+        <w:t>Tự động bật sẵn 2 tab trên trình duyệt Google Chrome:</w:t>
       </w:r>
     </w:p>
     <w:p>
@@ -1598,7 +4301,7 @@
           <w:color w:val="64748B"/>
           <w:sz w:val="19"/>
         </w:rPr>
-        <w:t>Đã cài đặt sẵn tài khoản Admin, tự động đăng nhập vào xem luôn đồng hồ kim và biểu đồ!</w:t>
+        <w:t>Đã cài sẵn quyền Admin, tự động đăng nhập vào xem luôn đồng hồ kim và biểu đồ!</w:t>
       </w:r>
     </w:p>
     <w:p>
@@ -1706,7 +4409,7 @@
           <w:color w:val="0284C7"/>
           <w:sz w:val="23"/>
         </w:rPr>
-        <w:t>3.2. Khi kết thúc buổi demo:</w:t>
+        <w:t>4.2. Khi kết thúc buổi demo:</w:t>
       </w:r>
     </w:p>
     <w:p>
@@ -1736,7 +4439,7 @@
           <w:i w:val="0"/>
           <w:sz w:val="21"/>
         </w:rPr>
-        <w:t xml:space="preserve"> để tắt và giải phóng RAM cho máy.</w:t>
+        <w:t xml:space="preserve"> để tắt 2 container và giải phóng RAM cho máy tính.</w:t>
       </w:r>
     </w:p>
     <w:p>
@@ -1751,7 +4454,7 @@
           <w:color w:val="0E7490"/>
           <w:sz w:val="27"/>
         </w:rPr>
-        <w:t>🗣️ PHẦN 4: KỊCH BẢN THUYẾT TRÌNH CHI TIẾT TỪNG CÂU TỪNG CHỮ</w:t>
+        <w:t>🗣️ PHẦN 5: KỊCH BẢN THUYẾT TRÌNH CHI TIẾT TỪNG SLIDE (LỜI THOẠI THỰC CHIẾN)</w:t>
       </w:r>
     </w:p>
     <w:p>
@@ -1772,7 +4475,41 @@
           <w:color w:val="64748B"/>
           <w:sz w:val="19"/>
         </w:rPr>
-        <w:t>Tài chỉ cần học theo mạch này, nói với phong thái tự tin, rõ ràng</w:t>
+        <w:t xml:space="preserve">Tài đứng trước Thầy Bình, mở file </w:t>
+      </w:r>
+      <w:r>
+        <w:rPr>
+          <w:rFonts w:ascii="Consolas" w:hAnsi="Consolas"/>
+          <w:color w:val="C2410C"/>
+          <w:sz w:val="18"/>
+        </w:rPr>
+        <w:t>docs/monitoring-presentation.html</w:t>
+      </w:r>
+      <w:r>
+        <w:rPr>
+          <w:rFonts w:ascii="Segoe UI" w:hAnsi="Segoe UI"/>
+          <w:i/>
+          <w:color w:val="64748B"/>
+          <w:sz w:val="19"/>
+        </w:rPr>
+        <w:t xml:space="preserve">, bấm </w:t>
+      </w:r>
+      <w:r>
+        <w:rPr>
+          <w:rFonts w:ascii="Consolas" w:hAnsi="Consolas"/>
+          <w:color w:val="C2410C"/>
+          <w:sz w:val="18"/>
+        </w:rPr>
+        <w:t>F11</w:t>
+      </w:r>
+      <w:r>
+        <w:rPr>
+          <w:rFonts w:ascii="Segoe UI" w:hAnsi="Segoe UI"/>
+          <w:i/>
+          <w:color w:val="64748B"/>
+          <w:sz w:val="19"/>
+        </w:rPr>
+        <w:t xml:space="preserve"> toàn màn hình và bắt đầu nói theo phong thái tự tin, dõng dạc</w:t>
       </w:r>
     </w:p>
     <w:p>
@@ -1787,7 +4524,28 @@
           <w:color w:val="0284C7"/>
           <w:sz w:val="23"/>
         </w:rPr>
-        <w:t>🎙️ LỜI CHÀO &amp; MỞ ĐẦU (Tại Slide 1)</w:t>
+        <w:t>🎙️ SLIDE 1: TRANG BÌA (Mở Đầu Ấn Tượng)</w:t>
+      </w:r>
+    </w:p>
+    <w:p>
+      <w:pPr>
+        <w:spacing w:before="40" w:after="80"/>
+        <w:ind w:left="288"/>
+      </w:pPr>
+      <w:r>
+        <w:rPr>
+          <w:sz w:val="19"/>
+        </w:rPr>
+        <w:t xml:space="preserve">💡 </w:t>
+      </w:r>
+      <w:r>
+        <w:rPr>
+          <w:rFonts w:ascii="Segoe UI" w:hAnsi="Segoe UI"/>
+          <w:i/>
+          <w:color w:val="64748B"/>
+          <w:sz w:val="19"/>
+        </w:rPr>
+        <w:t>Màn hình đang ở Slide 1</w:t>
       </w:r>
     </w:p>
     <w:tbl>
@@ -1916,7 +4674,7 @@
           <w:color w:val="0284C7"/>
           <w:sz w:val="23"/>
         </w:rPr>
-        <w:t>🎙️ SLIDE 2: KHÁI NIỆM NỀN TẢNG (Prometheus &amp; Grafana là gì?)</w:t>
+        <w:t>🎙️ SLIDE 2: KHÁI NIỆM NỀN TẢNG (Prometheus &amp; Grafana Là Gì?)</w:t>
       </w:r>
     </w:p>
     <w:tbl>
@@ -2048,7 +4806,7 @@
                 <w:color w:val="0F172A"/>
                 <w:sz w:val="21"/>
               </w:rPr>
-              <w:t xml:space="preserve">"Thưa Thầy, để giám sát một hệ thống phần mềm hiện đại, nhóm em ứng dụng mô hình kết hợp hoàn hảo giữa </w:t>
+              <w:t xml:space="preserve">"Thưa Thầy, để quản lý sức khỏe một hệ thống y tế hiện đại, nhóm em ứng dụng mô hình kết hợp hoàn hảo giữa </w:t>
             </w:r>
             <w:r>
               <w:rPr>
@@ -2180,7 +4938,7 @@
                 <w:color w:val="0F172A"/>
                 <w:sz w:val="21"/>
               </w:rPr>
-              <w:t>Sự kết hợp này tạo nên vòng tròn quan trắc khép kín, giúp đội ngũ vận hành nắm bắt tình trạng hệ thống 24/7 và phát hiện sự cố trước khi người dùng phản ánh."*</w:t>
+              <w:t>Sự kết hợp này tạo nên vòng tròn quan trắc khép kín, giúp đội ngũ kỹ sư nắm bắt tình trạng hệ thống 24/7 và phát hiện sự cố trước khi người dùng phản ánh."*</w:t>
             </w:r>
           </w:p>
         </w:tc>
@@ -2203,7 +4961,7 @@
           <w:color w:val="0284C7"/>
           <w:sz w:val="23"/>
         </w:rPr>
-        <w:t>🎙️ SLIDE 3: THỰC TRẠNG &amp; THÁCH THỨC (Vì sao MedSched cần giám sát?)</w:t>
+        <w:t>🎙️ SLIDE 3: THỰC TRẠNG &amp; THÁCH THỨC (Vì Sao MedSched Cần Giám Sát?)</w:t>
       </w:r>
     </w:p>
     <w:tbl>
@@ -2335,7 +5093,7 @@
                 <w:color w:val="0F172A"/>
                 <w:sz w:val="21"/>
               </w:rPr>
-              <w:t xml:space="preserve">"Thưa Thầy, MedSched là hệ thống đặt lịch khám bệnh phục vụ hàng ngàn bệnh nhân. Đặc thù của ngành y tế là thường xuyên xảy ra tình trạng </w:t>
+              <w:t xml:space="preserve">"Thưa Thầy, MedSched là hệ thống đặt lịch khám bệnh phục vụ hàng ngàn người bệnh. Đặc thù của ngành y tế là thường xuyên xảy ra tình trạng </w:t>
             </w:r>
             <w:r>
               <w:rPr>
@@ -2464,7 +5222,7 @@
           <w:color w:val="0284C7"/>
           <w:sz w:val="23"/>
         </w:rPr>
-        <w:t>🎙️ SLIDE 4: KIẾN TRÚC HOẠT ĐỘNG (Mô hình 3 tầng)</w:t>
+        <w:t>🎙️ SLIDE 4: KIẾN TRÚC HOẠT ĐỘNG (Mô Hình 3 Tầng)</w:t>
       </w:r>
     </w:p>
     <w:tbl>
@@ -2532,7 +5290,7 @@
                 <w:color w:val="92400E"/>
                 <w:sz w:val="19"/>
               </w:rPr>
-              <w:t xml:space="preserve"> sang Slide 4</w:t>
+              <w:t xml:space="preserve"> sang Slide 4 - Chỉ tay vào sơ đồ luồng dữ liệu</w:t>
             </w:r>
           </w:p>
         </w:tc>
@@ -2768,7 +5526,7 @@
           <w:color w:val="0284C7"/>
           <w:sz w:val="23"/>
         </w:rPr>
-        <w:t>🎙️ SLIDE 5: THÔNG SỐ KỸ THUẬT (4 nhóm chỉ số vàng - Golden Metrics)</w:t>
+        <w:t>🎙️ SLIDE 5: THÔNG SỐ KỸ THUẬT (4 Nhóm Chỉ Số Vàng - Golden Metrics)</w:t>
       </w:r>
     </w:p>
     <w:tbl>
@@ -3104,7 +5862,7 @@
           <w:color w:val="0284C7"/>
           <w:sz w:val="23"/>
         </w:rPr>
-        <w:t>🎙️ SLIDE 6: BẮT ĐẦU LIVE DEMO (Thực nghiệm &amp; Trực tiếp)</w:t>
+        <w:t>🎙️ SLIDE 6: BẮT ĐẦU LIVE DEMO (Thực Nghiệm &amp; Giả Lập)</w:t>
       </w:r>
     </w:p>
     <w:tbl>
@@ -3304,7 +6062,7 @@
                 <w:color w:val="0F172A"/>
                 <w:sz w:val="21"/>
               </w:rPr>
-              <w:t>, hệ thống sẽ mô phỏng bệnh nhân gửi yêu cầu và các chỉ số HTTP, RAM, Latency sẽ được cập nhật tức thì!"*</w:t>
+              <w:t>, hệ thống sẽ mô phỏng bệnh nhân gửi yêu cầu và các chỉ số HTTP, RAM, Latency trên slide được cập nhật tức thì!"*</w:t>
             </w:r>
           </w:p>
         </w:tc>
@@ -3327,7 +6085,7 @@
           <w:color w:val="0284C7"/>
           <w:sz w:val="23"/>
         </w:rPr>
-        <w:t>🎙️ CHUYỂN MÀN HÌNH: DEMO TRỰC TIẾP TRÊN GRAFANA &amp; PROMETHEUS</w:t>
+        <w:t>🎙️ SLIDE 7: HỎI ĐÁP KỸ THUẬT (FAQ - 3 Câu Hỏi Cốt Lõi)</w:t>
       </w:r>
     </w:p>
     <w:tbl>
@@ -3378,7 +6136,7 @@
                 <w:color w:val="92400E"/>
                 <w:sz w:val="19"/>
               </w:rPr>
-              <w:t xml:space="preserve">Tài bấm tổ hợp phím </w:t>
+              <w:t xml:space="preserve">Bấm phím </w:t>
             </w:r>
             <w:r>
               <w:rPr>
@@ -3386,7 +6144,7 @@
                 <w:color w:val="C2410C"/>
                 <w:sz w:val="18"/>
               </w:rPr>
-              <w:t>Alt + Tab</w:t>
+              <w:t>→</w:t>
             </w:r>
             <w:r>
               <w:rPr>
@@ -3395,7 +6153,7 @@
                 <w:color w:val="92400E"/>
                 <w:sz w:val="19"/>
               </w:rPr>
-              <w:t xml:space="preserve"> chuyển sang cửa sổ trình duyệt đã mở sẵn Grafana và Prometheus</w:t>
+              <w:t xml:space="preserve"> sang Slide 7</w:t>
             </w:r>
           </w:p>
         </w:tc>
@@ -3405,21 +6163,6 @@
       <w:pPr>
         <w:spacing w:before="0" w:after="80"/>
       </w:pPr>
-    </w:p>
-    <w:p>
-      <w:pPr>
-        <w:keepNext/>
-        <w:spacing w:before="160" w:after="60"/>
-      </w:pPr>
-      <w:r>
-        <w:rPr>
-          <w:rFonts w:ascii="Segoe UI" w:hAnsi="Segoe UI"/>
-          <w:b/>
-          <w:color w:val="334155"/>
-          <w:sz w:val="21"/>
-        </w:rPr>
-        <w:t>1. Tại Tab Prometheus (`http://localhost:9090/targets`):</w:t>
-      </w:r>
     </w:p>
     <w:tbl>
       <w:tblPr>
@@ -3470,29 +6213,11 @@
             <w:r>
               <w:rPr>
                 <w:rFonts w:ascii="Segoe UI" w:hAnsi="Segoe UI"/>
-                <w:i/>
-                <w:color w:val="0F172A"/>
-                <w:sz w:val="21"/>
-              </w:rPr>
-              <w:t xml:space="preserve">"Trước tiên, em xin mời Thầy xem qua giao diện </w:t>
-            </w:r>
-            <w:r>
-              <w:rPr>
-                <w:rFonts w:ascii="Segoe UI" w:hAnsi="Segoe UI"/>
-                <w:i/>
-                <w:color w:val="0F172A"/>
-                <w:sz w:val="21"/>
-              </w:rPr>
-              <w:t>Prometheus Targets</w:t>
-            </w:r>
-            <w:r>
-              <w:rPr>
-                <w:rFonts w:ascii="Segoe UI" w:hAnsi="Segoe UI"/>
                 <w:i w:val="0"/>
                 <w:color w:val="0F172A"/>
                 <w:sz w:val="21"/>
               </w:rPr>
-              <w:t>*.</w:t>
+              <w:t>*"Thưa Thầy, trong quá trình nghiên cứu và xây dựng giải pháp giám sát này, nhóm em đã phân tích sâu 3 bài toán kỹ thuật cốt lõi mà các kỹ sư vận hành hệ thống thường quan tâm:</w:t>
             </w:r>
           </w:p>
           <w:p>
@@ -3506,7 +6231,7 @@
                 <w:color w:val="0F172A"/>
                 <w:sz w:val="21"/>
               </w:rPr>
-              <w:t xml:space="preserve">Như Thầy thấy trên màn hình, endpoint </w:t>
+              <w:t xml:space="preserve">1. </w:t>
             </w:r>
             <w:r>
               <w:rPr>
@@ -3515,7 +6240,7 @@
                 <w:color w:val="0F172A"/>
                 <w:sz w:val="21"/>
               </w:rPr>
-              <w:t>`medsched-cloud-render`</w:t>
+              <w:t>Tại sao dùng cơ chế PULL:</w:t>
             </w:r>
             <w:r>
               <w:rPr>
@@ -3524,25 +6249,7 @@
                 <w:color w:val="0F172A"/>
                 <w:sz w:val="21"/>
               </w:rPr>
-              <w:t xml:space="preserve"> đang ở trạng thái </w:t>
-            </w:r>
-            <w:r>
-              <w:rPr>
-                <w:rFonts w:ascii="Segoe UI" w:hAnsi="Segoe UI"/>
-                <w:b/>
-                <w:color w:val="0F172A"/>
-                <w:sz w:val="21"/>
-              </w:rPr>
-              <w:t>State: UP (Màu xanh lá)</w:t>
-            </w:r>
-            <w:r>
-              <w:rPr>
-                <w:rFonts w:ascii="Segoe UI" w:hAnsi="Segoe UI"/>
-                <w:i w:val="0"/>
-                <w:color w:val="0F172A"/>
-                <w:sz w:val="21"/>
-              </w:rPr>
-              <w:t>.</w:t>
+              <w:t xml:space="preserve"> Vì để Prometheus chủ động điều tiết nhịp cào 5s/lần, không làm gánh nặng thêm cho backend khi backend đang bị quá tải.</w:t>
             </w:r>
           </w:p>
           <w:p>
@@ -3556,15 +6263,16 @@
                 <w:color w:val="0F172A"/>
                 <w:sz w:val="21"/>
               </w:rPr>
-              <w:t xml:space="preserve">Prometheus đã cào dữ liệu thành công từ địa chỉ Cloud </w:t>
-            </w:r>
-            <w:r>
-              <w:rPr>
-                <w:rFonts w:ascii="Consolas" w:hAnsi="Consolas"/>
-                <w:color w:val="C2410C"/>
-                <w:sz w:val="20"/>
-              </w:rPr>
-              <w:t>https://medsched-zu15.onrender.com/actuator/prometheus</w:t>
+              <w:t xml:space="preserve">2. </w:t>
+            </w:r>
+            <w:r>
+              <w:rPr>
+                <w:rFonts w:ascii="Segoe UI" w:hAnsi="Segoe UI"/>
+                <w:b/>
+                <w:color w:val="0F172A"/>
+                <w:sz w:val="21"/>
+              </w:rPr>
+              <w:t>Tại sao chọn cổng 3100:</w:t>
             </w:r>
             <w:r>
               <w:rPr>
@@ -3573,7 +6281,39 @@
                 <w:color w:val="0F172A"/>
                 <w:sz w:val="21"/>
               </w:rPr>
-              <w:t xml:space="preserve"> với chu kỳ cào đều đặn là 5 giây một lần."*</w:t>
+              <w:t xml:space="preserve"> Vì cổng mặc định 3000 đã dành cho giao diện web đặt khám Next.js của bệnh nhân, nhóm ánh xạ sang 3100 để chạy song song trên cùng một máy mà không xung đột cổng.</w:t>
+            </w:r>
+          </w:p>
+          <w:p>
+            <w:pPr>
+              <w:spacing w:before="40" w:after="80" w:line="300" w:lineRule="auto"/>
+            </w:pPr>
+            <w:r>
+              <w:rPr>
+                <w:rFonts w:ascii="Segoe UI" w:hAnsi="Segoe UI"/>
+                <w:i w:val="0"/>
+                <w:color w:val="0F172A"/>
+                <w:sz w:val="21"/>
+              </w:rPr>
+              <w:t xml:space="preserve">3. </w:t>
+            </w:r>
+            <w:r>
+              <w:rPr>
+                <w:rFonts w:ascii="Segoe UI" w:hAnsi="Segoe UI"/>
+                <w:b/>
+                <w:color w:val="0F172A"/>
+                <w:sz w:val="21"/>
+              </w:rPr>
+              <w:t>Cào 5s có làm chậm web không:</w:t>
+            </w:r>
+            <w:r>
+              <w:rPr>
+                <w:rFonts w:ascii="Segoe UI" w:hAnsi="Segoe UI"/>
+                <w:i w:val="0"/>
+                <w:color w:val="0F172A"/>
+                <w:sz w:val="21"/>
+              </w:rPr>
+              <w:t xml:space="preserve"> Hoàn toàn không, vì số liệu được lưu bằng biến nguyên tử trên RAM, cào dữ liệu chỉ tốn chưa tới 1% CPU."*</w:t>
             </w:r>
           </w:p>
         </w:tc>
@@ -3587,16 +6327,16 @@
     <w:p>
       <w:pPr>
         <w:keepNext/>
-        <w:spacing w:before="160" w:after="60"/>
+        <w:spacing w:before="220" w:after="80"/>
       </w:pPr>
       <w:r>
         <w:rPr>
           <w:rFonts w:ascii="Segoe UI" w:hAnsi="Segoe UI"/>
           <w:b/>
-          <w:color w:val="334155"/>
-          <w:sz w:val="21"/>
-        </w:rPr>
-        <w:t>2. Tại Tab Grafana (`http://localhost:3100`):</w:t>
+          <w:color w:val="0284C7"/>
+          <w:sz w:val="23"/>
+        </w:rPr>
+        <w:t>🎙️ SLIDE 8: MÃ NGUỒN BACKEND [1/4] — KHAI BÁO THƯ VIỆN (`build.gradle`)</w:t>
       </w:r>
     </w:p>
     <w:tbl>
@@ -3647,7 +6387,24 @@
                 <w:color w:val="92400E"/>
                 <w:sz w:val="19"/>
               </w:rPr>
-              <w:t>Chuyển sang tab Grafana Dashboard</w:t>
+              <w:t xml:space="preserve">Bấm phím </w:t>
+            </w:r>
+            <w:r>
+              <w:rPr>
+                <w:rFonts w:ascii="Consolas" w:hAnsi="Consolas"/>
+                <w:color w:val="C2410C"/>
+                <w:sz w:val="18"/>
+              </w:rPr>
+              <w:t>→</w:t>
+            </w:r>
+            <w:r>
+              <w:rPr>
+                <w:rFonts w:ascii="Segoe UI" w:hAnsi="Segoe UI"/>
+                <w:i w:val="0"/>
+                <w:color w:val="92400E"/>
+                <w:sz w:val="19"/>
+              </w:rPr>
+              <w:t xml:space="preserve"> sang Slide 8 - Nhìn vào khung IDE bên trái</w:t>
             </w:r>
           </w:p>
         </w:tc>
@@ -3707,29 +6464,11 @@
             <w:r>
               <w:rPr>
                 <w:rFonts w:ascii="Segoe UI" w:hAnsi="Segoe UI"/>
-                <w:i/>
-                <w:color w:val="0F172A"/>
-                <w:sz w:val="21"/>
-              </w:rPr>
-              <w:t xml:space="preserve">"Và đây là </w:t>
-            </w:r>
-            <w:r>
-              <w:rPr>
-                <w:rFonts w:ascii="Segoe UI" w:hAnsi="Segoe UI"/>
-                <w:i/>
-                <w:color w:val="0F172A"/>
-                <w:sz w:val="21"/>
-              </w:rPr>
-              <w:t>Dashboard Giám Sát Thời Gian Thực MedSched Cloud Production</w:t>
-            </w:r>
-            <w:r>
-              <w:rPr>
-                <w:rFonts w:ascii="Segoe UI" w:hAnsi="Segoe UI"/>
                 <w:i w:val="0"/>
                 <w:color w:val="0F172A"/>
                 <w:sz w:val="21"/>
               </w:rPr>
-              <w:t>* trên Grafana:</w:t>
+              <w:t>*"Thưa Thầy, để chứng minh giải pháp này được tích hợp thực tế vào mã nguồn dự án chứ không phải chỉ là mô hình lý thuyết, nhóm em xin phân tích chi tiết từng vị trí code then chốt.</w:t>
             </w:r>
           </w:p>
           <w:p>
@@ -3743,7 +6482,7 @@
                 <w:color w:val="0F172A"/>
                 <w:sz w:val="21"/>
               </w:rPr>
-              <w:t xml:space="preserve">- </w:t>
+              <w:t xml:space="preserve">Đầu tiên là file </w:t>
             </w:r>
             <w:r>
               <w:rPr>
@@ -3752,7 +6491,7 @@
                 <w:color w:val="0F172A"/>
                 <w:sz w:val="21"/>
               </w:rPr>
-              <w:t>Góc trên cùng:</w:t>
+              <w:t>`Source_code/backend/app/build.gradle` (dòng 23 - 25)</w:t>
             </w:r>
             <w:r>
               <w:rPr>
@@ -3761,7 +6500,7 @@
                 <w:color w:val="0F172A"/>
                 <w:sz w:val="21"/>
               </w:rPr>
-              <w:t xml:space="preserve"> Hiển thị thời gian máy chủ Cloud đã hoạt động liên tục (Uptime) và trạng thái kết nối.</w:t>
+              <w:t>:</w:t>
             </w:r>
           </w:p>
           <w:p>
@@ -3775,7 +6514,7 @@
                 <w:color w:val="0F172A"/>
                 <w:sz w:val="21"/>
               </w:rPr>
-              <w:t xml:space="preserve">- </w:t>
+              <w:t xml:space="preserve">- Thư viện thứ nhất là </w:t>
             </w:r>
             <w:r>
               <w:rPr>
@@ -3784,7 +6523,7 @@
                 <w:color w:val="0F172A"/>
                 <w:sz w:val="21"/>
               </w:rPr>
-              <w:t>Cột chỉ số lưu lượng HTTP:</w:t>
+              <w:t>`spring-boot-starter-actuator`</w:t>
             </w:r>
             <w:r>
               <w:rPr>
@@ -3793,24 +6532,7 @@
                 <w:color w:val="0F172A"/>
                 <w:sz w:val="21"/>
               </w:rPr>
-              <w:t xml:space="preserve"> Thầy có thể thấy đồ thị tốc độ yêu cầu (Request Rate) và phân tích mã lỗi HTTP. Hiện tại 100% request đều trả về mã </w:t>
-            </w:r>
-            <w:r>
-              <w:rPr>
-                <w:rFonts w:ascii="Consolas" w:hAnsi="Consolas"/>
-                <w:color w:val="C2410C"/>
-                <w:sz w:val="20"/>
-              </w:rPr>
-              <w:t>200 OK</w:t>
-            </w:r>
-            <w:r>
-              <w:rPr>
-                <w:rFonts w:ascii="Segoe UI" w:hAnsi="Segoe UI"/>
-                <w:i w:val="0"/>
-                <w:color w:val="0F172A"/>
-                <w:sz w:val="21"/>
-              </w:rPr>
-              <w:t>.</w:t>
+              <w:t>: Cung cấp bộ khung giám sát sức khỏe nội tại của Spring Boot, tự động theo dõi bộ nhớ RAM JVM Heap, các đợt dọn rác GC Pause, tần suất xử lý HTTP Request và hồ kết nối HikariCP Connection Pool.</w:t>
             </w:r>
           </w:p>
           <w:p>
@@ -3824,7 +6546,7 @@
                 <w:color w:val="0F172A"/>
                 <w:sz w:val="21"/>
               </w:rPr>
-              <w:t xml:space="preserve">- </w:t>
+              <w:t xml:space="preserve">- Thư viện thứ hai là </w:t>
             </w:r>
             <w:r>
               <w:rPr>
@@ -3833,7 +6555,7 @@
                 <w:color w:val="0F172A"/>
                 <w:sz w:val="21"/>
               </w:rPr>
-              <w:t>Đồng hồ kim đo độ trễ (Latency P95):</w:t>
+              <w:t>`micrometer-registry-prometheus`</w:t>
             </w:r>
             <w:r>
               <w:rPr>
@@ -3842,16 +6564,15 @@
                 <w:color w:val="0F172A"/>
                 <w:sz w:val="21"/>
               </w:rPr>
-              <w:t xml:space="preserve"> Đang dao động ở mức lý tưởng khoảng </w:t>
-            </w:r>
-            <w:r>
-              <w:rPr>
-                <w:rFonts w:ascii="Segoe UI" w:hAnsi="Segoe UI"/>
-                <w:b/>
-                <w:color w:val="0F172A"/>
-                <w:sz w:val="21"/>
-              </w:rPr>
-              <w:t>40 - 60 ms</w:t>
+              <w:t xml:space="preserve">: Đóng vai trò là 'thông dịch viên định dạng'. Nó biên dịch toàn bộ dữ liệu chỉ số của Java sang chuẩn chuỗi thời gian TSDB </w:t>
+            </w:r>
+            <w:r>
+              <w:rPr>
+                <w:rFonts w:ascii="Consolas" w:hAnsi="Consolas"/>
+                <w:color w:val="C2410C"/>
+                <w:sz w:val="20"/>
+              </w:rPr>
+              <w:t>metric_name{label=value} timestamp value</w:t>
             </w:r>
             <w:r>
               <w:rPr>
@@ -3860,7 +6581,7 @@
                 <w:color w:val="0F172A"/>
                 <w:sz w:val="21"/>
               </w:rPr>
-              <w:t>, phản hồi cực kỳ nhanh chóng.</w:t>
+              <w:t xml:space="preserve"> để Prometheus Server có thể cào và lưu trữ được.</w:t>
             </w:r>
           </w:p>
           <w:p>
@@ -3874,75 +6595,7 @@
                 <w:color w:val="0F172A"/>
                 <w:sz w:val="21"/>
               </w:rPr>
-              <w:t xml:space="preserve">- </w:t>
-            </w:r>
-            <w:r>
-              <w:rPr>
-                <w:rFonts w:ascii="Segoe UI" w:hAnsi="Segoe UI"/>
-                <w:b/>
-                <w:color w:val="0F172A"/>
-                <w:sz w:val="21"/>
-              </w:rPr>
-              <w:t>Đồng hồ đo RAM JVM Heap:</w:t>
-            </w:r>
-            <w:r>
-              <w:rPr>
-                <w:rFonts w:ascii="Segoe UI" w:hAnsi="Segoe UI"/>
-                <w:i w:val="0"/>
-                <w:color w:val="0F172A"/>
-                <w:sz w:val="21"/>
-              </w:rPr>
-              <w:t xml:space="preserve"> Ứng dụng Spring Boot đang dùng khoảng </w:t>
-            </w:r>
-            <w:r>
-              <w:rPr>
-                <w:rFonts w:ascii="Segoe UI" w:hAnsi="Segoe UI"/>
-                <w:b/>
-                <w:color w:val="0F172A"/>
-                <w:sz w:val="21"/>
-              </w:rPr>
-              <w:t>300 - 350 MB</w:t>
-            </w:r>
-            <w:r>
-              <w:rPr>
-                <w:rFonts w:ascii="Segoe UI" w:hAnsi="Segoe UI"/>
-                <w:i w:val="0"/>
-                <w:color w:val="0F172A"/>
-                <w:sz w:val="21"/>
-              </w:rPr>
-              <w:t xml:space="preserve"> trên tổng số 2 GB RAM được cấp, bộ nhớ rất ổn định và không hề có dấu hiệu rò rỉ.</w:t>
-            </w:r>
-          </w:p>
-          <w:p>
-            <w:pPr>
-              <w:spacing w:before="40" w:after="80" w:line="300" w:lineRule="auto"/>
-            </w:pPr>
-            <w:r>
-              <w:rPr>
-                <w:rFonts w:ascii="Segoe UI" w:hAnsi="Segoe UI"/>
-                <w:i w:val="0"/>
-                <w:color w:val="0F172A"/>
-                <w:sz w:val="21"/>
-              </w:rPr>
-              <w:t xml:space="preserve">- </w:t>
-            </w:r>
-            <w:r>
-              <w:rPr>
-                <w:rFonts w:ascii="Segoe UI" w:hAnsi="Segoe UI"/>
-                <w:b/>
-                <w:color w:val="0F172A"/>
-                <w:sz w:val="21"/>
-              </w:rPr>
-              <w:t>Khu vực HikariCP MySQL Pool:</w:t>
-            </w:r>
-            <w:r>
-              <w:rPr>
-                <w:rFonts w:ascii="Segoe UI" w:hAnsi="Segoe UI"/>
-                <w:i w:val="0"/>
-                <w:color w:val="0F172A"/>
-                <w:sz w:val="21"/>
-              </w:rPr>
-              <w:t xml:space="preserve"> Cho thấy số kết nối cơ sở dữ liệu luôn sẵn sàng, bảo đảm không một bệnh nhân nào bị treo đơn đặt khám."*</w:t>
+              <w:t>Nếu thiếu thư viện Micrometer này, Actuator sẽ chỉ xuất được JSON thông thường chứ không thể kết nối tương thích với Prometheus."*</w:t>
             </w:r>
           </w:p>
         </w:tc>
@@ -3965,7 +6618,7 @@
           <w:color w:val="0284C7"/>
           <w:sz w:val="23"/>
         </w:rPr>
-        <w:t>🎙️ SLIDE 7: HỎI ĐÁP KỸ THUẬT (FAQ - Tự tin xử lý các câu Thầy hay hỏi)</w:t>
+        <w:t>🎙️ SLIDE 9: CẤU HÌNH ỨNG DỤNG [2/4] — KÍCH HOẠT ENDPOINTS &amp; TAGS (`application.yml`)</w:t>
       </w:r>
     </w:p>
     <w:tbl>
@@ -4016,7 +6669,7 @@
                 <w:color w:val="92400E"/>
                 <w:sz w:val="19"/>
               </w:rPr>
-              <w:t xml:space="preserve">Tài bấm </w:t>
+              <w:t xml:space="preserve">Bấm phím </w:t>
             </w:r>
             <w:r>
               <w:rPr>
@@ -4024,7 +6677,7 @@
                 <w:color w:val="C2410C"/>
                 <w:sz w:val="18"/>
               </w:rPr>
-              <w:t>Alt + Tab</w:t>
+              <w:t>→</w:t>
             </w:r>
             <w:r>
               <w:rPr>
@@ -4033,7 +6686,7 @@
                 <w:color w:val="92400E"/>
                 <w:sz w:val="19"/>
               </w:rPr>
-              <w:t xml:space="preserve"> quay lại Slide, bấm sang Slide 7</w:t>
+              <w:t xml:space="preserve"> sang Slide 9</w:t>
             </w:r>
           </w:p>
         </w:tc>
@@ -4097,7 +6750,175 @@
                 <w:color w:val="0F172A"/>
                 <w:sz w:val="21"/>
               </w:rPr>
-              <w:t>"Thưa Thầy, trong quá trình nghiên cứu và xây dựng giải pháp giám sát này, nhóm em đã phân tích sâu 3 bài toán kỹ thuật cốt lõi mà các kỹ sư vận hành hệ thống thường quan tâm..."</w:t>
+              <w:t xml:space="preserve">"Tiếp theo là cấu hình kích hoạt tại </w:t>
+            </w:r>
+            <w:r>
+              <w:rPr>
+                <w:rFonts w:ascii="Segoe UI" w:hAnsi="Segoe UI"/>
+                <w:i/>
+                <w:color w:val="0F172A"/>
+                <w:sz w:val="21"/>
+              </w:rPr>
+              <w:t>`application.yml` (dòng 104 - 117)</w:t>
+            </w:r>
+            <w:r>
+              <w:rPr>
+                <w:rFonts w:ascii="Segoe UI" w:hAnsi="Segoe UI"/>
+                <w:i w:val="0"/>
+                <w:color w:val="0F172A"/>
+                <w:sz w:val="21"/>
+              </w:rPr>
+              <w:t>*:</w:t>
+            </w:r>
+          </w:p>
+          <w:p>
+            <w:pPr>
+              <w:spacing w:before="40" w:after="80" w:line="300" w:lineRule="auto"/>
+            </w:pPr>
+            <w:r>
+              <w:rPr>
+                <w:rFonts w:ascii="Segoe UI" w:hAnsi="Segoe UI"/>
+                <w:i w:val="0"/>
+                <w:color w:val="0F172A"/>
+                <w:sz w:val="21"/>
+              </w:rPr>
+              <w:t xml:space="preserve">- Mặc định Spring Boot chỉ mở 2 endpoint an toàn là </w:t>
+            </w:r>
+            <w:r>
+              <w:rPr>
+                <w:rFonts w:ascii="Consolas" w:hAnsi="Consolas"/>
+                <w:color w:val="C2410C"/>
+                <w:sz w:val="20"/>
+              </w:rPr>
+              <w:t>health</w:t>
+            </w:r>
+            <w:r>
+              <w:rPr>
+                <w:rFonts w:ascii="Segoe UI" w:hAnsi="Segoe UI"/>
+                <w:i w:val="0"/>
+                <w:color w:val="0F172A"/>
+                <w:sz w:val="21"/>
+              </w:rPr>
+              <w:t xml:space="preserve"> và </w:t>
+            </w:r>
+            <w:r>
+              <w:rPr>
+                <w:rFonts w:ascii="Consolas" w:hAnsi="Consolas"/>
+                <w:color w:val="C2410C"/>
+                <w:sz w:val="20"/>
+              </w:rPr>
+              <w:t>info</w:t>
+            </w:r>
+            <w:r>
+              <w:rPr>
+                <w:rFonts w:ascii="Segoe UI" w:hAnsi="Segoe UI"/>
+                <w:i w:val="0"/>
+                <w:color w:val="0F172A"/>
+                <w:sz w:val="21"/>
+              </w:rPr>
+              <w:t xml:space="preserve">. Nhóm em đã cấu hình thuộc tính </w:t>
+            </w:r>
+            <w:r>
+              <w:rPr>
+                <w:rFonts w:ascii="Segoe UI" w:hAnsi="Segoe UI"/>
+                <w:b/>
+                <w:color w:val="0F172A"/>
+                <w:sz w:val="21"/>
+              </w:rPr>
+              <w:t>`exposure.include: health, info, prometheus, metrics`</w:t>
+            </w:r>
+            <w:r>
+              <w:rPr>
+                <w:rFonts w:ascii="Segoe UI" w:hAnsi="Segoe UI"/>
+                <w:i w:val="0"/>
+                <w:color w:val="0F172A"/>
+                <w:sz w:val="21"/>
+              </w:rPr>
+              <w:t xml:space="preserve"> và bật </w:t>
+            </w:r>
+            <w:r>
+              <w:rPr>
+                <w:rFonts w:ascii="Segoe UI" w:hAnsi="Segoe UI"/>
+                <w:b/>
+                <w:color w:val="0F172A"/>
+                <w:sz w:val="21"/>
+              </w:rPr>
+              <w:t>`prometheus.enabled: true`</w:t>
+            </w:r>
+            <w:r>
+              <w:rPr>
+                <w:rFonts w:ascii="Segoe UI" w:hAnsi="Segoe UI"/>
+                <w:i w:val="0"/>
+                <w:color w:val="0F172A"/>
+                <w:sz w:val="21"/>
+              </w:rPr>
+              <w:t xml:space="preserve"> để mở cổng HTTP tại đường dẫn </w:t>
+            </w:r>
+            <w:r>
+              <w:rPr>
+                <w:rFonts w:ascii="Consolas" w:hAnsi="Consolas"/>
+                <w:color w:val="C2410C"/>
+                <w:sz w:val="20"/>
+              </w:rPr>
+              <w:t>/actuator/prometheus</w:t>
+            </w:r>
+            <w:r>
+              <w:rPr>
+                <w:rFonts w:ascii="Segoe UI" w:hAnsi="Segoe UI"/>
+                <w:i w:val="0"/>
+                <w:color w:val="0F172A"/>
+                <w:sz w:val="21"/>
+              </w:rPr>
+              <w:t>.</w:t>
+            </w:r>
+          </w:p>
+          <w:p>
+            <w:pPr>
+              <w:spacing w:before="40" w:after="80" w:line="300" w:lineRule="auto"/>
+            </w:pPr>
+            <w:r>
+              <w:rPr>
+                <w:rFonts w:ascii="Segoe UI" w:hAnsi="Segoe UI"/>
+                <w:i w:val="0"/>
+                <w:color w:val="0F172A"/>
+                <w:sz w:val="21"/>
+              </w:rPr>
+              <w:t xml:space="preserve">- Đặc biệt, nhóm cấu hình </w:t>
+            </w:r>
+            <w:r>
+              <w:rPr>
+                <w:rFonts w:ascii="Segoe UI" w:hAnsi="Segoe UI"/>
+                <w:b/>
+                <w:color w:val="0F172A"/>
+                <w:sz w:val="21"/>
+              </w:rPr>
+              <w:t>`metrics.tags.application: medsched`</w:t>
+            </w:r>
+            <w:r>
+              <w:rPr>
+                <w:rFonts w:ascii="Segoe UI" w:hAnsi="Segoe UI"/>
+                <w:i w:val="0"/>
+                <w:color w:val="0F172A"/>
+                <w:sz w:val="21"/>
+              </w:rPr>
+              <w:t xml:space="preserve">. Thuộc tính này sẽ tự động gắn nhãn </w:t>
+            </w:r>
+            <w:r>
+              <w:rPr>
+                <w:rFonts w:ascii="Consolas" w:hAnsi="Consolas"/>
+                <w:color w:val="C2410C"/>
+                <w:sz w:val="20"/>
+              </w:rPr>
+              <w:t>application="medsched"</w:t>
+            </w:r>
+            <w:r>
+              <w:rPr>
+                <w:rFonts w:ascii="Segoe UI" w:hAnsi="Segoe UI"/>
+                <w:i w:val="0"/>
+                <w:color w:val="0F172A"/>
+                <w:sz w:val="21"/>
+              </w:rPr>
+              <w:t xml:space="preserve"> vào từng dòng chỉ số được xuất ra. Điều này vô cùng quan trọng trong môi trường Microservices, giúp Prometheus và Grafana lọc chính xác dữ liệu của MedSched khi chạy chung cụm với các dịch vụ khác."*</w:t>
             </w:r>
           </w:p>
         </w:tc>
@@ -4110,19 +6931,6 @@
     </w:p>
     <w:p>
       <w:pPr>
-        <w:spacing w:before="40" w:after="80"/>
-      </w:pPr>
-      <w:r>
-        <w:rPr>
-          <w:rFonts w:ascii="Segoe UI" w:hAnsi="Segoe UI"/>
-          <w:i/>
-          <w:sz w:val="21"/>
-        </w:rPr>
-        <w:t>(Tài trình bày lướt qua 3 luận điểm trên slide như đã chuẩn bị ở Phần 5 bên dưới).</w:t>
-      </w:r>
-    </w:p>
-    <w:p>
-      <w:pPr>
         <w:keepNext/>
         <w:spacing w:before="220" w:after="80"/>
       </w:pPr>
@@ -4133,7 +6941,7 @@
           <w:color w:val="0284C7"/>
           <w:sz w:val="23"/>
         </w:rPr>
-        <w:t>🎙️ SLIDE 8: MÃ NGUỒN BACKEND [1/4] — KHAI BÁO THƯ VIỆN ĐO LƯỜNG (`build.gradle`)</w:t>
+        <w:t>🎙️ SLIDE 10: BẢO MẬT HỆ THỐNG [3/4] — CẤU HÌNH QUYỀN TRUY CẬP (`SecurityConfig.java`)</w:t>
       </w:r>
     </w:p>
     <w:tbl>
@@ -4201,7 +7009,7 @@
                 <w:color w:val="92400E"/>
                 <w:sz w:val="19"/>
               </w:rPr>
-              <w:t xml:space="preserve"> sang Slide 8</w:t>
+              <w:t xml:space="preserve"> sang Slide 10</w:t>
             </w:r>
           </w:p>
         </w:tc>
@@ -4261,11 +7069,29 @@
             <w:r>
               <w:rPr>
                 <w:rFonts w:ascii="Segoe UI" w:hAnsi="Segoe UI"/>
+                <w:i/>
+                <w:color w:val="0F172A"/>
+                <w:sz w:val="21"/>
+              </w:rPr>
+              <w:t xml:space="preserve">"Vị trí thứ ba rất quan trọng về mặt an toàn thông tin là </w:t>
+            </w:r>
+            <w:r>
+              <w:rPr>
+                <w:rFonts w:ascii="Segoe UI" w:hAnsi="Segoe UI"/>
+                <w:i/>
+                <w:color w:val="0F172A"/>
+                <w:sz w:val="21"/>
+              </w:rPr>
+              <w:t>`SecurityConfig.java` (dòng 66 - 78)</w:t>
+            </w:r>
+            <w:r>
+              <w:rPr>
+                <w:rFonts w:ascii="Segoe UI" w:hAnsi="Segoe UI"/>
                 <w:i w:val="0"/>
                 <w:color w:val="0F172A"/>
                 <w:sz w:val="21"/>
               </w:rPr>
-              <w:t>*"Thưa Thầy, để chứng minh giải pháp này được tích hợp thực tế vào mã nguồn dự án chứ không phải chỉ là mô hình lý thuyết, nhóm em xin phân tích chi tiết từng vị trí code then chốt.</w:t>
+              <w:t>*:</w:t>
             </w:r>
           </w:p>
           <w:p>
@@ -4279,7 +7105,7 @@
                 <w:color w:val="0F172A"/>
                 <w:sz w:val="21"/>
               </w:rPr>
-              <w:t xml:space="preserve">Đầu tiên là file </w:t>
+              <w:t xml:space="preserve">- Hệ thống MedSched sử dụng kiến trúc bảo mật </w:t>
             </w:r>
             <w:r>
               <w:rPr>
@@ -4288,7 +7114,7 @@
                 <w:color w:val="0F172A"/>
                 <w:sz w:val="21"/>
               </w:rPr>
-              <w:t>`Source_code/backend/app/build.gradle` (dòng 23 - 25)</w:t>
+              <w:t>Stateless JWT</w:t>
             </w:r>
             <w:r>
               <w:rPr>
@@ -4297,7 +7123,24 @@
                 <w:color w:val="0F172A"/>
                 <w:sz w:val="21"/>
               </w:rPr>
-              <w:t>:</w:t>
+              <w:t xml:space="preserve">. Mọi API nếu không có token người dùng đều bị chặn ngay lập tức với mã lỗi </w:t>
+            </w:r>
+            <w:r>
+              <w:rPr>
+                <w:rFonts w:ascii="Consolas" w:hAnsi="Consolas"/>
+                <w:color w:val="C2410C"/>
+                <w:sz w:val="20"/>
+              </w:rPr>
+              <w:t>401 Unauthorized</w:t>
+            </w:r>
+            <w:r>
+              <w:rPr>
+                <w:rFonts w:ascii="Segoe UI" w:hAnsi="Segoe UI"/>
+                <w:i w:val="0"/>
+                <w:color w:val="0F172A"/>
+                <w:sz w:val="21"/>
+              </w:rPr>
+              <w:t>.</w:t>
             </w:r>
           </w:p>
           <w:p>
@@ -4311,7 +7154,7 @@
                 <w:color w:val="0F172A"/>
                 <w:sz w:val="21"/>
               </w:rPr>
-              <w:t xml:space="preserve">- Thư viện thứ nhất là </w:t>
+              <w:t xml:space="preserve">- Tuy nhiên, Prometheus Server là một tiến trình cào dữ liệu tự động chạy ngầm, không mang JWT token của người dùng. Do đó, nhóm em đã cấu hình </w:t>
             </w:r>
             <w:r>
               <w:rPr>
@@ -4320,7 +7163,7 @@
                 <w:color w:val="0F172A"/>
                 <w:sz w:val="21"/>
               </w:rPr>
-              <w:t>`spring-boot-starter-actuator`</w:t>
+              <w:t>`.requestMatchers("/actuator/</w:t>
             </w:r>
             <w:r>
               <w:rPr>
@@ -4329,7 +7172,7 @@
                 <w:color w:val="0F172A"/>
                 <w:sz w:val="21"/>
               </w:rPr>
-              <w:t>: Cung cấp bộ khung giám sát sức khỏe nội tại của Spring Boot, tự động theo dõi bộ nhớ RAM JVM Heap, các đợt dọn rác GC Pause, tần suất xử lý HTTP Request và hồ kết nối HikariCP Connection Pool.</w:t>
+              <w:t>").permitAll()`**.</w:t>
             </w:r>
           </w:p>
           <w:p>
@@ -4343,7 +7186,24 @@
                 <w:color w:val="0F172A"/>
                 <w:sz w:val="21"/>
               </w:rPr>
-              <w:t xml:space="preserve">- Thư viện thứ hai là </w:t>
+              <w:t xml:space="preserve">- Về mặt an ninh: Endpoint </w:t>
+            </w:r>
+            <w:r>
+              <w:rPr>
+                <w:rFonts w:ascii="Consolas" w:hAnsi="Consolas"/>
+                <w:color w:val="C2410C"/>
+                <w:sz w:val="20"/>
+              </w:rPr>
+              <w:t>/actuator/prometheus</w:t>
+            </w:r>
+            <w:r>
+              <w:rPr>
+                <w:rFonts w:ascii="Segoe UI" w:hAnsi="Segoe UI"/>
+                <w:i w:val="0"/>
+                <w:color w:val="0F172A"/>
+                <w:sz w:val="21"/>
+              </w:rPr>
+              <w:t xml:space="preserve"> chỉ xuất các con số thống kê kỹ thuật về phần cứng và tần suất gọi API, </w:t>
             </w:r>
             <w:r>
               <w:rPr>
@@ -4352,7 +7212,7 @@
                 <w:color w:val="0F172A"/>
                 <w:sz w:val="21"/>
               </w:rPr>
-              <w:t>`micrometer-registry-prometheus`</w:t>
+              <w:t>hoàn toàn không chứa dữ liệu cá nhân hay bệnh án của người bệnh</w:t>
             </w:r>
             <w:r>
               <w:rPr>
@@ -4361,38 +7221,7 @@
                 <w:color w:val="0F172A"/>
                 <w:sz w:val="21"/>
               </w:rPr>
-              <w:t xml:space="preserve">: Đóng vai trò là 'thông dịch viên định dạng'. Nó biên dịch toàn bộ dữ liệu chỉ số của Java sang chuẩn chuỗi thời gian TSDB </w:t>
-            </w:r>
-            <w:r>
-              <w:rPr>
-                <w:rFonts w:ascii="Consolas" w:hAnsi="Consolas"/>
-                <w:color w:val="C2410C"/>
-                <w:sz w:val="20"/>
-              </w:rPr>
-              <w:t>metric_name{label=value} timestamp value</w:t>
-            </w:r>
-            <w:r>
-              <w:rPr>
-                <w:rFonts w:ascii="Segoe UI" w:hAnsi="Segoe UI"/>
-                <w:i w:val="0"/>
-                <w:color w:val="0F172A"/>
-                <w:sz w:val="21"/>
-              </w:rPr>
-              <w:t xml:space="preserve"> để Prometheus Server có thể cào và lưu trữ được.</w:t>
-            </w:r>
-          </w:p>
-          <w:p>
-            <w:pPr>
-              <w:spacing w:before="40" w:after="80" w:line="300" w:lineRule="auto"/>
-            </w:pPr>
-            <w:r>
-              <w:rPr>
-                <w:rFonts w:ascii="Segoe UI" w:hAnsi="Segoe UI"/>
-                <w:i w:val="0"/>
-                <w:color w:val="0F172A"/>
-                <w:sz w:val="21"/>
-              </w:rPr>
-              <w:t>Nếu thiếu thư viện Micrometer này, Actuator sẽ chỉ xuất được JSON thông thường chứ không thể kết nối tương thích với Prometheus."*</w:t>
+              <w:t>. Toàn bộ các API khám bệnh, thông tin bác sĩ và đơn đặt khám vẫn được Spring Security bảo vệ nghiêm ngặt 100%."*</w:t>
             </w:r>
           </w:p>
         </w:tc>
@@ -4415,7 +7244,7 @@
           <w:color w:val="0284C7"/>
           <w:sz w:val="23"/>
         </w:rPr>
-        <w:t>🎙️ SLIDE 9: CẤU HÌNH ỨNG DỤNG [2/4] — KÍCH HOẠT ENDPOINT &amp; NHÃN METRICS (`application.yml`)</w:t>
+        <w:t>🎙️ SLIDE 11: HẠ TẦNG DEVOPS [4/4] — CÀO RENDER CLOUD &amp; DOCKER GRAFANA</w:t>
       </w:r>
     </w:p>
     <w:tbl>
@@ -4483,7 +7312,7 @@
                 <w:color w:val="92400E"/>
                 <w:sz w:val="19"/>
               </w:rPr>
-              <w:t xml:space="preserve"> sang Slide 9</w:t>
+              <w:t xml:space="preserve"> sang Slide 11</w:t>
             </w:r>
           </w:p>
         </w:tc>
@@ -4547,7 +7376,7 @@
                 <w:color w:val="0F172A"/>
                 <w:sz w:val="21"/>
               </w:rPr>
-              <w:t xml:space="preserve">"Tiếp theo là cấu hình kích hoạt tại </w:t>
+              <w:t xml:space="preserve">"Và vị trí cuối cùng là cấu hình hạ tầng tại thư mục </w:t>
             </w:r>
             <w:r>
               <w:rPr>
@@ -4556,7 +7385,7 @@
                 <w:color w:val="0F172A"/>
                 <w:sz w:val="21"/>
               </w:rPr>
-              <w:t>`application.yml` (dòng 104 - 117)</w:t>
+              <w:t>`Source_code/monitoring/`</w:t>
             </w:r>
             <w:r>
               <w:rPr>
@@ -4579,15 +7408,16 @@
                 <w:color w:val="0F172A"/>
                 <w:sz w:val="21"/>
               </w:rPr>
-              <w:t xml:space="preserve">- Mặc định Spring Boot chỉ mở 2 endpoint an toàn là </w:t>
-            </w:r>
-            <w:r>
-              <w:rPr>
-                <w:rFonts w:ascii="Consolas" w:hAnsi="Consolas"/>
-                <w:color w:val="C2410C"/>
-                <w:sz w:val="20"/>
-              </w:rPr>
-              <w:t>health</w:t>
+              <w:t xml:space="preserve">- Trong file </w:t>
+            </w:r>
+            <w:r>
+              <w:rPr>
+                <w:rFonts w:ascii="Segoe UI" w:hAnsi="Segoe UI"/>
+                <w:b/>
+                <w:color w:val="0F172A"/>
+                <w:sz w:val="21"/>
+              </w:rPr>
+              <w:t>`prometheus.yml`</w:t>
             </w:r>
             <w:r>
               <w:rPr>
@@ -4596,7 +7426,7 @@
                 <w:color w:val="0F172A"/>
                 <w:sz w:val="21"/>
               </w:rPr>
-              <w:t xml:space="preserve"> và </w:t>
+              <w:t xml:space="preserve">: Nhóm cấu hình job </w:t>
             </w:r>
             <w:r>
               <w:rPr>
@@ -4604,7 +7434,7 @@
                 <w:color w:val="C2410C"/>
                 <w:sz w:val="20"/>
               </w:rPr>
-              <w:t>info</w:t>
+              <w:t>medsched-cloud-render</w:t>
             </w:r>
             <w:r>
               <w:rPr>
@@ -4613,7 +7443,24 @@
                 <w:color w:val="0F172A"/>
                 <w:sz w:val="21"/>
               </w:rPr>
-              <w:t xml:space="preserve">. Nhóm em đã cấu hình thuộc tính </w:t>
+              <w:t xml:space="preserve"> với </w:t>
+            </w:r>
+            <w:r>
+              <w:rPr>
+                <w:rFonts w:ascii="Consolas" w:hAnsi="Consolas"/>
+                <w:color w:val="C2410C"/>
+                <w:sz w:val="20"/>
+              </w:rPr>
+              <w:t>metrics_path: '/actuator/prometheus'</w:t>
+            </w:r>
+            <w:r>
+              <w:rPr>
+                <w:rFonts w:ascii="Segoe UI" w:hAnsi="Segoe UI"/>
+                <w:i w:val="0"/>
+                <w:color w:val="0F172A"/>
+                <w:sz w:val="21"/>
+              </w:rPr>
+              <w:t xml:space="preserve"> và mục tiêu target là máy chủ thật </w:t>
             </w:r>
             <w:r>
               <w:rPr>
@@ -4622,7 +7469,7 @@
                 <w:color w:val="0F172A"/>
                 <w:sz w:val="21"/>
               </w:rPr>
-              <w:t>`exposure.include: health, info, prometheus, metrics`</w:t>
+              <w:t>`medsched-zu15.onrender.com:443`</w:t>
             </w:r>
             <w:r>
               <w:rPr>
@@ -4631,42 +7478,7 @@
                 <w:color w:val="0F172A"/>
                 <w:sz w:val="21"/>
               </w:rPr>
-              <w:t xml:space="preserve"> và bật </w:t>
-            </w:r>
-            <w:r>
-              <w:rPr>
-                <w:rFonts w:ascii="Segoe UI" w:hAnsi="Segoe UI"/>
-                <w:b/>
-                <w:color w:val="0F172A"/>
-                <w:sz w:val="21"/>
-              </w:rPr>
-              <w:t>`prometheus.enabled: true`</w:t>
-            </w:r>
-            <w:r>
-              <w:rPr>
-                <w:rFonts w:ascii="Segoe UI" w:hAnsi="Segoe UI"/>
-                <w:i w:val="0"/>
-                <w:color w:val="0F172A"/>
-                <w:sz w:val="21"/>
-              </w:rPr>
-              <w:t xml:space="preserve"> để mở cổng HTTP tại đường dẫn </w:t>
-            </w:r>
-            <w:r>
-              <w:rPr>
-                <w:rFonts w:ascii="Consolas" w:hAnsi="Consolas"/>
-                <w:color w:val="C2410C"/>
-                <w:sz w:val="20"/>
-              </w:rPr>
-              <w:t>/actuator/prometheus</w:t>
-            </w:r>
-            <w:r>
-              <w:rPr>
-                <w:rFonts w:ascii="Segoe UI" w:hAnsi="Segoe UI"/>
-                <w:i w:val="0"/>
-                <w:color w:val="0F172A"/>
-                <w:sz w:val="21"/>
-              </w:rPr>
-              <w:t>.</w:t>
+              <w:t xml:space="preserve"> chạy giao thức mã hóa HTTPS. Cứ đều đặn 5 giây một lần, Prometheus sẽ cào số liệu từ máy chủ Cloud về lưu vào TSDB.</w:t>
             </w:r>
           </w:p>
           <w:p>
@@ -4680,7 +7492,7 @@
                 <w:color w:val="0F172A"/>
                 <w:sz w:val="21"/>
               </w:rPr>
-              <w:t xml:space="preserve">- Đặc biệt, nhóm cấu hình </w:t>
+              <w:t xml:space="preserve">- Trong file </w:t>
             </w:r>
             <w:r>
               <w:rPr>
@@ -4689,7 +7501,7 @@
                 <w:color w:val="0F172A"/>
                 <w:sz w:val="21"/>
               </w:rPr>
-              <w:t>`metrics.tags.application: medsched`</w:t>
+              <w:t>`docker-compose-monitoring.yml`</w:t>
             </w:r>
             <w:r>
               <w:rPr>
@@ -4698,15 +7510,16 @@
                 <w:color w:val="0F172A"/>
                 <w:sz w:val="21"/>
               </w:rPr>
-              <w:t xml:space="preserve">. Thuộc tính này sẽ tự động gắn nhãn </w:t>
-            </w:r>
-            <w:r>
-              <w:rPr>
-                <w:rFonts w:ascii="Consolas" w:hAnsi="Consolas"/>
-                <w:color w:val="C2410C"/>
-                <w:sz w:val="20"/>
-              </w:rPr>
-              <w:t>application="medsched"</w:t>
+              <w:t xml:space="preserve">: Nhóm ánh xạ cổng Grafana là </w:t>
+            </w:r>
+            <w:r>
+              <w:rPr>
+                <w:rFonts w:ascii="Segoe UI" w:hAnsi="Segoe UI"/>
+                <w:b/>
+                <w:color w:val="0F172A"/>
+                <w:sz w:val="21"/>
+              </w:rPr>
+              <w:t>`3100:3000`</w:t>
             </w:r>
             <w:r>
               <w:rPr>
@@ -4715,7 +7528,107 @@
                 <w:color w:val="0F172A"/>
                 <w:sz w:val="21"/>
               </w:rPr>
-              <w:t xml:space="preserve"> vào từng dòng chỉ số được xuất ra. Điều này vô cùng quan trọng trong môi trường Microservices, giúp Prometheus và Grafana lọc chính xác dữ liệu của MedSched khi chạy chung cụm với các dịch vụ khác."*</w:t>
+              <w:t xml:space="preserve"> để tránh đụng độ với cổng 3000 của giao diện Frontend Next.js.</w:t>
+            </w:r>
+          </w:p>
+          <w:p>
+            <w:pPr>
+              <w:spacing w:before="40" w:after="80" w:line="300" w:lineRule="auto"/>
+            </w:pPr>
+            <w:r>
+              <w:rPr>
+                <w:rFonts w:ascii="Segoe UI" w:hAnsi="Segoe UI"/>
+                <w:i w:val="0"/>
+                <w:color w:val="0F172A"/>
+                <w:sz w:val="21"/>
+              </w:rPr>
+              <w:t xml:space="preserve">- Đồng thời, nhóm thiết lập cơ chế </w:t>
+            </w:r>
+            <w:r>
+              <w:rPr>
+                <w:rFonts w:ascii="Segoe UI" w:hAnsi="Segoe UI"/>
+                <w:b/>
+                <w:color w:val="0F172A"/>
+                <w:sz w:val="21"/>
+              </w:rPr>
+              <w:t>Zero-Config Provisioning</w:t>
+            </w:r>
+            <w:r>
+              <w:rPr>
+                <w:rFonts w:ascii="Segoe UI" w:hAnsi="Segoe UI"/>
+                <w:i w:val="0"/>
+                <w:color w:val="0F172A"/>
+                <w:sz w:val="21"/>
+              </w:rPr>
+              <w:t xml:space="preserve"> thông qua thư mục </w:t>
+            </w:r>
+            <w:r>
+              <w:rPr>
+                <w:rFonts w:ascii="Consolas" w:hAnsi="Consolas"/>
+                <w:color w:val="C2410C"/>
+                <w:sz w:val="20"/>
+              </w:rPr>
+              <w:t>provisioning/</w:t>
+            </w:r>
+            <w:r>
+              <w:rPr>
+                <w:rFonts w:ascii="Segoe UI" w:hAnsi="Segoe UI"/>
+                <w:i w:val="0"/>
+                <w:color w:val="0F172A"/>
+                <w:sz w:val="21"/>
+              </w:rPr>
+              <w:t>: Tự động gắn Prometheus Data Source (</w:t>
+            </w:r>
+            <w:r>
+              <w:rPr>
+                <w:rFonts w:ascii="Consolas" w:hAnsi="Consolas"/>
+                <w:color w:val="C2410C"/>
+                <w:sz w:val="20"/>
+              </w:rPr>
+              <w:t>datasource.yml</w:t>
+            </w:r>
+            <w:r>
+              <w:rPr>
+                <w:rFonts w:ascii="Segoe UI" w:hAnsi="Segoe UI"/>
+                <w:i w:val="0"/>
+                <w:color w:val="0F172A"/>
+                <w:sz w:val="21"/>
+              </w:rPr>
+              <w:t xml:space="preserve">) và tự động nạp sẵn Dashboard </w:t>
+            </w:r>
+            <w:r>
+              <w:rPr>
+                <w:rFonts w:ascii="Consolas" w:hAnsi="Consolas"/>
+                <w:color w:val="C2410C"/>
+                <w:sz w:val="20"/>
+              </w:rPr>
+              <w:t>medsched-cloud-dashboard.json</w:t>
+            </w:r>
+            <w:r>
+              <w:rPr>
+                <w:rFonts w:ascii="Segoe UI" w:hAnsi="Segoe UI"/>
+                <w:i w:val="0"/>
+                <w:color w:val="0F172A"/>
+                <w:sz w:val="21"/>
+              </w:rPr>
+              <w:t xml:space="preserve"> ngay khi khởi động container, người dùng chỉ cần chạy file </w:t>
+            </w:r>
+            <w:r>
+              <w:rPr>
+                <w:rFonts w:ascii="Consolas" w:hAnsi="Consolas"/>
+                <w:color w:val="C2410C"/>
+                <w:sz w:val="20"/>
+              </w:rPr>
+              <w:t>start-monitoring.bat</w:t>
+            </w:r>
+            <w:r>
+              <w:rPr>
+                <w:rFonts w:ascii="Segoe UI" w:hAnsi="Segoe UI"/>
+                <w:i w:val="0"/>
+                <w:color w:val="0F172A"/>
+                <w:sz w:val="21"/>
+              </w:rPr>
+              <w:t xml:space="preserve"> là có ngay bảng điều khiển hoàn chỉnh mà không cần bấm cấu hình tay bất kỳ bước nào!"*</w:t>
             </w:r>
           </w:p>
         </w:tc>
@@ -4738,7 +7651,7 @@
           <w:color w:val="0284C7"/>
           <w:sz w:val="23"/>
         </w:rPr>
-        <w:t>🎙️ SLIDE 10: BẢO MẬT HỆ THỐNG [3/4] — CẤU HÌNH QUYỀN TRUY CẬP (`SecurityConfig.java`)</w:t>
+        <w:t>🎙️ SLIDE 12: TỔNG KẾT &amp; LỜI CẢM ƠN</w:t>
       </w:r>
     </w:p>
     <w:tbl>
@@ -4806,7 +7719,7 @@
                 <w:color w:val="92400E"/>
                 <w:sz w:val="19"/>
               </w:rPr>
-              <w:t xml:space="preserve"> sang Slide 10</w:t>
+              <w:t xml:space="preserve"> sang Slide 12</w:t>
             </w:r>
           </w:p>
         </w:tc>
@@ -4870,7 +7783,7 @@
                 <w:color w:val="0F172A"/>
                 <w:sz w:val="21"/>
               </w:rPr>
-              <w:t xml:space="preserve">"Vị trí thứ ba rất quan trọng về mặt an toàn thông tin là </w:t>
+              <w:t xml:space="preserve">"Dạ thưa Thầy, việc tích hợp thành công Prometheus và Grafana đã giúp dự án MedSched hoàn thiện mảnh ghép vận hành theo đúng chuẩn </w:t>
             </w:r>
             <w:r>
               <w:rPr>
@@ -4879,7 +7792,7 @@
                 <w:color w:val="0F172A"/>
                 <w:sz w:val="21"/>
               </w:rPr>
-              <w:t>`SecurityConfig.java` (dòng 66 - 78)</w:t>
+              <w:t>Cloud-Native Doanh Nghiệp</w:t>
             </w:r>
             <w:r>
               <w:rPr>
@@ -4888,7 +7801,7 @@
                 <w:color w:val="0F172A"/>
                 <w:sz w:val="21"/>
               </w:rPr>
-              <w:t>*:</w:t>
+              <w:t>*. Hệ thống không chỉ chạy tốt về mặt chức năng mà còn được bảo vệ và theo dõi sức khỏe 24/7 một cách minh bạch, sẵn sàng phục vụ người bệnh an toàn và tin cậy.</w:t>
             </w:r>
           </w:p>
           <w:p>
@@ -4902,123 +7815,7 @@
                 <w:color w:val="0F172A"/>
                 <w:sz w:val="21"/>
               </w:rPr>
-              <w:t xml:space="preserve">- Hệ thống MedSched sử dụng kiến trúc bảo mật </w:t>
-            </w:r>
-            <w:r>
-              <w:rPr>
-                <w:rFonts w:ascii="Segoe UI" w:hAnsi="Segoe UI"/>
-                <w:b/>
-                <w:color w:val="0F172A"/>
-                <w:sz w:val="21"/>
-              </w:rPr>
-              <w:t>Stateless JWT</w:t>
-            </w:r>
-            <w:r>
-              <w:rPr>
-                <w:rFonts w:ascii="Segoe UI" w:hAnsi="Segoe UI"/>
-                <w:i w:val="0"/>
-                <w:color w:val="0F172A"/>
-                <w:sz w:val="21"/>
-              </w:rPr>
-              <w:t xml:space="preserve">. Mọi API nếu không có token người dùng đều bị chặn ngay lập tức với mã lỗi </w:t>
-            </w:r>
-            <w:r>
-              <w:rPr>
-                <w:rFonts w:ascii="Consolas" w:hAnsi="Consolas"/>
-                <w:color w:val="C2410C"/>
-                <w:sz w:val="20"/>
-              </w:rPr>
-              <w:t>401 Unauthorized</w:t>
-            </w:r>
-            <w:r>
-              <w:rPr>
-                <w:rFonts w:ascii="Segoe UI" w:hAnsi="Segoe UI"/>
-                <w:i w:val="0"/>
-                <w:color w:val="0F172A"/>
-                <w:sz w:val="21"/>
-              </w:rPr>
-              <w:t>.</w:t>
-            </w:r>
-          </w:p>
-          <w:p>
-            <w:pPr>
-              <w:spacing w:before="40" w:after="80" w:line="300" w:lineRule="auto"/>
-            </w:pPr>
-            <w:r>
-              <w:rPr>
-                <w:rFonts w:ascii="Segoe UI" w:hAnsi="Segoe UI"/>
-                <w:i w:val="0"/>
-                <w:color w:val="0F172A"/>
-                <w:sz w:val="21"/>
-              </w:rPr>
-              <w:t xml:space="preserve">- Tuy nhiên, Prometheus Server là một tiến trình cào dữ liệu tự động chạy ngầm, không mang JWT token của người dùng. Do đó, nhóm em đã cấu hình </w:t>
-            </w:r>
-            <w:r>
-              <w:rPr>
-                <w:rFonts w:ascii="Segoe UI" w:hAnsi="Segoe UI"/>
-                <w:b/>
-                <w:color w:val="0F172A"/>
-                <w:sz w:val="21"/>
-              </w:rPr>
-              <w:t>`.requestMatchers("/actuator/</w:t>
-            </w:r>
-            <w:r>
-              <w:rPr>
-                <w:rFonts w:ascii="Segoe UI" w:hAnsi="Segoe UI"/>
-                <w:i w:val="0"/>
-                <w:color w:val="0F172A"/>
-                <w:sz w:val="21"/>
-              </w:rPr>
-              <w:t>").permitAll()`**.</w:t>
-            </w:r>
-          </w:p>
-          <w:p>
-            <w:pPr>
-              <w:spacing w:before="40" w:after="80" w:line="300" w:lineRule="auto"/>
-            </w:pPr>
-            <w:r>
-              <w:rPr>
-                <w:rFonts w:ascii="Segoe UI" w:hAnsi="Segoe UI"/>
-                <w:i w:val="0"/>
-                <w:color w:val="0F172A"/>
-                <w:sz w:val="21"/>
-              </w:rPr>
-              <w:t xml:space="preserve">- Về mặt an ninh: Endpoint </w:t>
-            </w:r>
-            <w:r>
-              <w:rPr>
-                <w:rFonts w:ascii="Consolas" w:hAnsi="Consolas"/>
-                <w:color w:val="C2410C"/>
-                <w:sz w:val="20"/>
-              </w:rPr>
-              <w:t>/actuator/prometheus</w:t>
-            </w:r>
-            <w:r>
-              <w:rPr>
-                <w:rFonts w:ascii="Segoe UI" w:hAnsi="Segoe UI"/>
-                <w:i w:val="0"/>
-                <w:color w:val="0F172A"/>
-                <w:sz w:val="21"/>
-              </w:rPr>
-              <w:t xml:space="preserve"> chỉ xuất các con số thống kê kỹ thuật về phần cứng và tần suất gọi API, </w:t>
-            </w:r>
-            <w:r>
-              <w:rPr>
-                <w:rFonts w:ascii="Segoe UI" w:hAnsi="Segoe UI"/>
-                <w:b/>
-                <w:color w:val="0F172A"/>
-                <w:sz w:val="21"/>
-              </w:rPr>
-              <w:t>hoàn toàn không chứa dữ liệu cá nhân hay bệnh án của người bệnh</w:t>
-            </w:r>
-            <w:r>
-              <w:rPr>
-                <w:rFonts w:ascii="Segoe UI" w:hAnsi="Segoe UI"/>
-                <w:i w:val="0"/>
-                <w:color w:val="0F172A"/>
-                <w:sz w:val="21"/>
-              </w:rPr>
-              <w:t>. Toàn bộ các API khám bệnh, thông tin bác sĩ và đơn đặt khám vẫn được Spring Security bảo vệ nghiêm ngặt 100%."*</w:t>
+              <w:t>Ngay sau đây, em xin phép chuyển sang giao diện trình duyệt để demo trực tiếp số liệu thời gian thực đang cào từ máy chủ Cloud Render ạ!"*</w:t>
             </w:r>
           </w:p>
         </w:tc>
@@ -5032,16 +7829,16 @@
     <w:p>
       <w:pPr>
         <w:keepNext/>
-        <w:spacing w:before="220" w:after="80"/>
+        <w:spacing w:before="320" w:after="120"/>
       </w:pPr>
       <w:r>
         <w:rPr>
           <w:rFonts w:ascii="Segoe UI" w:hAnsi="Segoe UI"/>
           <w:b/>
-          <w:color w:val="0284C7"/>
-          <w:sz w:val="23"/>
-        </w:rPr>
-        <w:t>🎙️ SLIDE 11: HẠ TẦNG DEVOPS [4/4] — CẤU HÌNH CÀO DỮ LIỆU CLOUD &amp; DOCKER GRAFANA</w:t>
+          <w:color w:val="0E7490"/>
+          <w:sz w:val="27"/>
+        </w:rPr>
+        <w:t>🖥️ PHẦN 6: KỊCH BẢN THUYẾT MINH TRỰC TIẾP TRÊN GRAFANA &amp; PROMETHEUS WEB</w:t>
       </w:r>
     </w:p>
     <w:tbl>
@@ -5092,7 +7889,7 @@
                 <w:color w:val="92400E"/>
                 <w:sz w:val="19"/>
               </w:rPr>
-              <w:t xml:space="preserve">Bấm phím </w:t>
+              <w:t xml:space="preserve">Tài bấm tổ hợp phím </w:t>
             </w:r>
             <w:r>
               <w:rPr>
@@ -5100,7 +7897,7 @@
                 <w:color w:val="C2410C"/>
                 <w:sz w:val="18"/>
               </w:rPr>
-              <w:t>→</w:t>
+              <w:t>Alt + Tab</w:t>
             </w:r>
             <w:r>
               <w:rPr>
@@ -5109,7 +7906,7 @@
                 <w:color w:val="92400E"/>
                 <w:sz w:val="19"/>
               </w:rPr>
-              <w:t xml:space="preserve"> sang Slide 11</w:t>
+              <w:t xml:space="preserve"> chuyển sang cửa sổ Google Chrome đã mở sẵn 2 tab Grafana và Prometheus</w:t>
             </w:r>
           </w:p>
         </w:tc>
@@ -5119,6 +7916,42 @@
       <w:pPr>
         <w:spacing w:before="0" w:after="80"/>
       </w:pPr>
+    </w:p>
+    <w:p>
+      <w:pPr>
+        <w:keepNext/>
+        <w:spacing w:before="220" w:after="80"/>
+      </w:pPr>
+      <w:r>
+        <w:rPr>
+          <w:rFonts w:ascii="Segoe UI" w:hAnsi="Segoe UI"/>
+          <w:b/>
+          <w:color w:val="0284C7"/>
+          <w:sz w:val="23"/>
+        </w:rPr>
+        <w:t>1. Tại Tab 1: Prometheus Targets (`http://localhost:9090/targets`)</w:t>
+      </w:r>
+    </w:p>
+    <w:p>
+      <w:pPr>
+        <w:spacing w:before="40" w:after="80"/>
+        <w:ind w:left="288"/>
+      </w:pPr>
+      <w:r>
+        <w:rPr>
+          <w:sz w:val="19"/>
+        </w:rPr>
+        <w:t xml:space="preserve">💡 </w:t>
+      </w:r>
+      <w:r>
+        <w:rPr>
+          <w:rFonts w:ascii="Segoe UI" w:hAnsi="Segoe UI"/>
+          <w:i/>
+          <w:color w:val="64748B"/>
+          <w:sz w:val="19"/>
+        </w:rPr>
+        <w:t>Chỉ chuột vào dòng endpoint màu xanh</w:t>
+      </w:r>
     </w:p>
     <w:tbl>
       <w:tblPr>
@@ -5173,7 +8006,7 @@
                 <w:color w:val="0F172A"/>
                 <w:sz w:val="21"/>
               </w:rPr>
-              <w:t xml:space="preserve">"Và vị trí cuối cùng là cấu hình hạ tầng tại thư mục </w:t>
+              <w:t xml:space="preserve">"Dạ thưa Thầy, trước tiên đây là giao diện </w:t>
             </w:r>
             <w:r>
               <w:rPr>
@@ -5182,7 +8015,7 @@
                 <w:color w:val="0F172A"/>
                 <w:sz w:val="21"/>
               </w:rPr>
-              <w:t>`Source_code/monitoring/`</w:t>
+              <w:t>Prometheus Targets</w:t>
             </w:r>
             <w:r>
               <w:rPr>
@@ -5205,7 +8038,7 @@
                 <w:color w:val="0F172A"/>
                 <w:sz w:val="21"/>
               </w:rPr>
-              <w:t xml:space="preserve">- Trong file </w:t>
+              <w:t xml:space="preserve">Endpoint </w:t>
             </w:r>
             <w:r>
               <w:rPr>
@@ -5214,7 +8047,7 @@
                 <w:color w:val="0F172A"/>
                 <w:sz w:val="21"/>
               </w:rPr>
-              <w:t>`prometheus.yml`</w:t>
+              <w:t>`medsched-cloud-render`</w:t>
             </w:r>
             <w:r>
               <w:rPr>
@@ -5223,15 +8056,16 @@
                 <w:color w:val="0F172A"/>
                 <w:sz w:val="21"/>
               </w:rPr>
-              <w:t xml:space="preserve">: Nhóm cấu hình job </w:t>
-            </w:r>
-            <w:r>
-              <w:rPr>
-                <w:rFonts w:ascii="Consolas" w:hAnsi="Consolas"/>
-                <w:color w:val="C2410C"/>
-                <w:sz w:val="20"/>
-              </w:rPr>
-              <w:t>medsched-cloud-render</w:t>
+              <w:t xml:space="preserve"> đang ở trạng thái </w:t>
+            </w:r>
+            <w:r>
+              <w:rPr>
+                <w:rFonts w:ascii="Segoe UI" w:hAnsi="Segoe UI"/>
+                <w:b/>
+                <w:color w:val="0F172A"/>
+                <w:sz w:val="21"/>
+              </w:rPr>
+              <w:t>State: UP (Màu xanh lá)</w:t>
             </w:r>
             <w:r>
               <w:rPr>
@@ -5240,42 +8074,7 @@
                 <w:color w:val="0F172A"/>
                 <w:sz w:val="21"/>
               </w:rPr>
-              <w:t xml:space="preserve"> với </w:t>
-            </w:r>
-            <w:r>
-              <w:rPr>
-                <w:rFonts w:ascii="Consolas" w:hAnsi="Consolas"/>
-                <w:color w:val="C2410C"/>
-                <w:sz w:val="20"/>
-              </w:rPr>
-              <w:t>metrics_path: '/actuator/prometheus'</w:t>
-            </w:r>
-            <w:r>
-              <w:rPr>
-                <w:rFonts w:ascii="Segoe UI" w:hAnsi="Segoe UI"/>
-                <w:i w:val="0"/>
-                <w:color w:val="0F172A"/>
-                <w:sz w:val="21"/>
-              </w:rPr>
-              <w:t xml:space="preserve"> và mục tiêu target là máy chủ thật </w:t>
-            </w:r>
-            <w:r>
-              <w:rPr>
-                <w:rFonts w:ascii="Segoe UI" w:hAnsi="Segoe UI"/>
-                <w:b/>
-                <w:color w:val="0F172A"/>
-                <w:sz w:val="21"/>
-              </w:rPr>
-              <w:t>`medsched-zu15.onrender.com:443`</w:t>
-            </w:r>
-            <w:r>
-              <w:rPr>
-                <w:rFonts w:ascii="Segoe UI" w:hAnsi="Segoe UI"/>
-                <w:i w:val="0"/>
-                <w:color w:val="0F172A"/>
-                <w:sz w:val="21"/>
-              </w:rPr>
-              <w:t xml:space="preserve"> chạy giao thức mã hóa HTTPS. Cứ đều đặn 5 giây một lần, Prometheus sẽ cào số liệu từ máy chủ Cloud về lưu vào TSDB.</w:t>
+              <w:t>.</w:t>
             </w:r>
           </w:p>
           <w:p>
@@ -5289,7 +8088,24 @@
                 <w:color w:val="0F172A"/>
                 <w:sz w:val="21"/>
               </w:rPr>
-              <w:t xml:space="preserve">- Trong file </w:t>
+              <w:t xml:space="preserve">Prometheus đã cào dữ liệu thành công từ địa chỉ máy chủ Cloud </w:t>
+            </w:r>
+            <w:r>
+              <w:rPr>
+                <w:rFonts w:ascii="Consolas" w:hAnsi="Consolas"/>
+                <w:color w:val="C2410C"/>
+                <w:sz w:val="20"/>
+              </w:rPr>
+              <w:t>https://medsched-zu15.onrender.com/actuator/prometheus</w:t>
+            </w:r>
+            <w:r>
+              <w:rPr>
+                <w:rFonts w:ascii="Segoe UI" w:hAnsi="Segoe UI"/>
+                <w:i w:val="0"/>
+                <w:color w:val="0F172A"/>
+                <w:sz w:val="21"/>
+              </w:rPr>
+              <w:t xml:space="preserve"> với chu kỳ cào đều đặn là </w:t>
             </w:r>
             <w:r>
               <w:rPr>
@@ -5298,7 +8114,7 @@
                 <w:color w:val="0F172A"/>
                 <w:sz w:val="21"/>
               </w:rPr>
-              <w:t>`docker-compose-monitoring.yml`</w:t>
+              <w:t>5 giây một lần</w:t>
             </w:r>
             <w:r>
               <w:rPr>
@@ -5307,108 +8123,7 @@
                 <w:color w:val="0F172A"/>
                 <w:sz w:val="21"/>
               </w:rPr>
-              <w:t xml:space="preserve">: Nhóm ánh xạ cổng Grafana là </w:t>
-            </w:r>
-            <w:r>
-              <w:rPr>
-                <w:rFonts w:ascii="Segoe UI" w:hAnsi="Segoe UI"/>
-                <w:b/>
-                <w:color w:val="0F172A"/>
-                <w:sz w:val="21"/>
-              </w:rPr>
-              <w:t>`3100:3000`</w:t>
-            </w:r>
-            <w:r>
-              <w:rPr>
-                <w:rFonts w:ascii="Segoe UI" w:hAnsi="Segoe UI"/>
-                <w:i w:val="0"/>
-                <w:color w:val="0F172A"/>
-                <w:sz w:val="21"/>
-              </w:rPr>
-              <w:t xml:space="preserve"> để tránh đụng độ với cổng 3000 của giao diện Frontend Next.js.</w:t>
-            </w:r>
-          </w:p>
-          <w:p>
-            <w:pPr>
-              <w:spacing w:before="40" w:after="80" w:line="300" w:lineRule="auto"/>
-            </w:pPr>
-            <w:r>
-              <w:rPr>
-                <w:rFonts w:ascii="Segoe UI" w:hAnsi="Segoe UI"/>
-                <w:i w:val="0"/>
-                <w:color w:val="0F172A"/>
-                <w:sz w:val="21"/>
-              </w:rPr>
-              <w:t xml:space="preserve">- Đồng thời, nhóm thiết lập cơ chế </w:t>
-            </w:r>
-            <w:r>
-              <w:rPr>
-                <w:rFonts w:ascii="Segoe UI" w:hAnsi="Segoe UI"/>
-                <w:b/>
-                <w:color w:val="0F172A"/>
-                <w:sz w:val="21"/>
-              </w:rPr>
-              <w:t>Zero-Config Provisioning</w:t>
-            </w:r>
-            <w:r>
-              <w:rPr>
-                <w:rFonts w:ascii="Segoe UI" w:hAnsi="Segoe UI"/>
-                <w:i w:val="0"/>
-                <w:color w:val="0F172A"/>
-                <w:sz w:val="21"/>
-              </w:rPr>
-              <w:t xml:space="preserve"> thông qua thư mục </w:t>
-            </w:r>
-            <w:r>
-              <w:rPr>
-                <w:rFonts w:ascii="Consolas" w:hAnsi="Consolas"/>
-                <w:color w:val="C2410C"/>
-                <w:sz w:val="20"/>
-              </w:rPr>
-              <w:t>provisioning/</w:t>
-            </w:r>
-            <w:r>
-              <w:rPr>
-                <w:rFonts w:ascii="Segoe UI" w:hAnsi="Segoe UI"/>
-                <w:i w:val="0"/>
-                <w:color w:val="0F172A"/>
-                <w:sz w:val="21"/>
-              </w:rPr>
-              <w:t xml:space="preserve">: Tự động gắn Prometheus Data Source và tự động nạp sẵn Dashboard </w:t>
-            </w:r>
-            <w:r>
-              <w:rPr>
-                <w:rFonts w:ascii="Consolas" w:hAnsi="Consolas"/>
-                <w:color w:val="C2410C"/>
-                <w:sz w:val="20"/>
-              </w:rPr>
-              <w:t>medsched-cloud-dashboard.json</w:t>
-            </w:r>
-            <w:r>
-              <w:rPr>
-                <w:rFonts w:ascii="Segoe UI" w:hAnsi="Segoe UI"/>
-                <w:i w:val="0"/>
-                <w:color w:val="0F172A"/>
-                <w:sz w:val="21"/>
-              </w:rPr>
-              <w:t xml:space="preserve"> ngay khi khởi động container, người dùng chỉ cần chạy file </w:t>
-            </w:r>
-            <w:r>
-              <w:rPr>
-                <w:rFonts w:ascii="Consolas" w:hAnsi="Consolas"/>
-                <w:color w:val="C2410C"/>
-                <w:sz w:val="20"/>
-              </w:rPr>
-              <w:t>start-monitoring.bat</w:t>
-            </w:r>
-            <w:r>
-              <w:rPr>
-                <w:rFonts w:ascii="Segoe UI" w:hAnsi="Segoe UI"/>
-                <w:i w:val="0"/>
-                <w:color w:val="0F172A"/>
-                <w:sz w:val="21"/>
-              </w:rPr>
-              <w:t xml:space="preserve"> là có ngay bảng điều khiển hoàn chỉnh mà không cần bấm cấu hình tay bất kỳ bước nào!"*</w:t>
+              <w:t>."*</w:t>
             </w:r>
           </w:p>
         </w:tc>
@@ -5431,7 +8146,7 @@
           <w:color w:val="0284C7"/>
           <w:sz w:val="23"/>
         </w:rPr>
-        <w:t>🎙️ SLIDE 12: TỔNG KẾT &amp; LỜI CẢM ƠN</w:t>
+        <w:t>2. Tại Tab 2: Grafana Realtime Dashboard (`http://localhost:3100`)</w:t>
       </w:r>
     </w:p>
     <w:tbl>
@@ -5482,7 +8197,7 @@
                 <w:color w:val="92400E"/>
                 <w:sz w:val="19"/>
               </w:rPr>
-              <w:t xml:space="preserve">Bấm phím </w:t>
+              <w:t xml:space="preserve">Chuyển sang tab Grafana Dashboard </w:t>
             </w:r>
             <w:r>
               <w:rPr>
@@ -5490,16 +8205,7 @@
                 <w:color w:val="C2410C"/>
                 <w:sz w:val="18"/>
               </w:rPr>
-              <w:t>→</w:t>
-            </w:r>
-            <w:r>
-              <w:rPr>
-                <w:rFonts w:ascii="Segoe UI" w:hAnsi="Segoe UI"/>
-                <w:i w:val="0"/>
-                <w:color w:val="92400E"/>
-                <w:sz w:val="19"/>
-              </w:rPr>
-              <w:t xml:space="preserve"> sang Slide 12</w:t>
+              <w:t>MedSched - Cloud Production Realtime Monitoring</w:t>
             </w:r>
           </w:p>
         </w:tc>
@@ -5563,7 +8269,7 @@
                 <w:color w:val="0F172A"/>
                 <w:sz w:val="21"/>
               </w:rPr>
-              <w:t xml:space="preserve">"Dạ thưa Thầy, việc tích hợp thành công Prometheus và Grafana đã giúp dự án MedSched hoàn thiện mảnh ghép vận hành theo đúng chuẩn </w:t>
+              <w:t xml:space="preserve">"Và đây là </w:t>
             </w:r>
             <w:r>
               <w:rPr>
@@ -5572,7 +8278,7 @@
                 <w:color w:val="0F172A"/>
                 <w:sz w:val="21"/>
               </w:rPr>
-              <w:t>Cloud-Native Doanh Nghiệp</w:t>
+              <w:t>Dashboard Giám Sát Thời Gian Thực MedSched Cloud Production</w:t>
             </w:r>
             <w:r>
               <w:rPr>
@@ -5581,7 +8287,7 @@
                 <w:color w:val="0F172A"/>
                 <w:sz w:val="21"/>
               </w:rPr>
-              <w:t>*. Hệ thống không chỉ chạy tốt về mặt chức năng mà còn được bảo vệ và theo dõi sức khỏe 24/7 một cách minh bạch, sẵn sàng phục vụ người bệnh an toàn và tin cậy.</w:t>
+              <w:t>* trên Grafana:</w:t>
             </w:r>
           </w:p>
           <w:p>
@@ -5595,7 +8301,565 @@
                 <w:color w:val="0F172A"/>
                 <w:sz w:val="21"/>
               </w:rPr>
-              <w:t>Em xin chân thành cảm ơn Thầy Trương Thanh Bình đã tận tình hướng dẫn nhóm em hoàn thành đề tài này! Em xin lắng nghe nhận xét và góp ý của Thầy ạ!"*</w:t>
+              <w:t xml:space="preserve">1. </w:t>
+            </w:r>
+            <w:r>
+              <w:rPr>
+                <w:rFonts w:ascii="Segoe UI" w:hAnsi="Segoe UI"/>
+                <w:b/>
+                <w:color w:val="0F172A"/>
+                <w:sz w:val="21"/>
+              </w:rPr>
+              <w:t>Hàng trên cùng (Tổng quan sức khỏe):</w:t>
+            </w:r>
+          </w:p>
+          <w:p>
+            <w:pPr>
+              <w:spacing w:before="40" w:after="80" w:line="300" w:lineRule="auto"/>
+            </w:pPr>
+            <w:r>
+              <w:rPr>
+                <w:rFonts w:ascii="Segoe UI" w:hAnsi="Segoe UI"/>
+                <w:i w:val="0"/>
+                <w:color w:val="0F172A"/>
+                <w:sz w:val="21"/>
+              </w:rPr>
+              <w:t xml:space="preserve">- </w:t>
+            </w:r>
+            <w:r>
+              <w:rPr>
+                <w:rFonts w:ascii="Segoe UI" w:hAnsi="Segoe UI"/>
+                <w:b/>
+                <w:color w:val="0F172A"/>
+                <w:sz w:val="21"/>
+              </w:rPr>
+              <w:t>Trạng thái:</w:t>
+            </w:r>
+            <w:r>
+              <w:rPr>
+                <w:rFonts w:ascii="Segoe UI" w:hAnsi="Segoe UI"/>
+                <w:i w:val="0"/>
+                <w:color w:val="0F172A"/>
+                <w:sz w:val="21"/>
+              </w:rPr>
+              <w:t xml:space="preserve"> Báo </w:t>
+            </w:r>
+            <w:r>
+              <w:rPr>
+                <w:rFonts w:ascii="Consolas" w:hAnsi="Consolas"/>
+                <w:color w:val="C2410C"/>
+                <w:sz w:val="20"/>
+              </w:rPr>
+              <w:t>HOẠT ĐỘNG (UP)</w:t>
+            </w:r>
+            <w:r>
+              <w:rPr>
+                <w:rFonts w:ascii="Segoe UI" w:hAnsi="Segoe UI"/>
+                <w:i w:val="0"/>
+                <w:color w:val="0F172A"/>
+                <w:sz w:val="21"/>
+              </w:rPr>
+              <w:t xml:space="preserve"> màu xanh lá, ứng dụng Cloud đang sống 100%.</w:t>
+            </w:r>
+          </w:p>
+          <w:p>
+            <w:pPr>
+              <w:spacing w:before="40" w:after="80" w:line="300" w:lineRule="auto"/>
+            </w:pPr>
+            <w:r>
+              <w:rPr>
+                <w:rFonts w:ascii="Segoe UI" w:hAnsi="Segoe UI"/>
+                <w:i w:val="0"/>
+                <w:color w:val="0F172A"/>
+                <w:sz w:val="21"/>
+              </w:rPr>
+              <w:t xml:space="preserve">- </w:t>
+            </w:r>
+            <w:r>
+              <w:rPr>
+                <w:rFonts w:ascii="Segoe UI" w:hAnsi="Segoe UI"/>
+                <w:b/>
+                <w:color w:val="0F172A"/>
+                <w:sz w:val="21"/>
+              </w:rPr>
+              <w:t>Thời gian hoạt động (Uptime):</w:t>
+            </w:r>
+            <w:r>
+              <w:rPr>
+                <w:rFonts w:ascii="Segoe UI" w:hAnsi="Segoe UI"/>
+                <w:i w:val="0"/>
+                <w:color w:val="0F172A"/>
+                <w:sz w:val="21"/>
+              </w:rPr>
+              <w:t xml:space="preserve"> Đạt hơn </w:t>
+            </w:r>
+            <w:r>
+              <w:rPr>
+                <w:rFonts w:ascii="Segoe UI" w:hAnsi="Segoe UI"/>
+                <w:b/>
+                <w:color w:val="0F172A"/>
+                <w:sz w:val="21"/>
+              </w:rPr>
+              <w:t>8.7 giờ</w:t>
+            </w:r>
+            <w:r>
+              <w:rPr>
+                <w:rFonts w:ascii="Segoe UI" w:hAnsi="Segoe UI"/>
+                <w:i w:val="0"/>
+                <w:color w:val="0F172A"/>
+                <w:sz w:val="21"/>
+              </w:rPr>
+              <w:t xml:space="preserve"> liên tục, chứng minh server chạy ổn định, không bị restart đột ngột.</w:t>
+            </w:r>
+          </w:p>
+          <w:p>
+            <w:pPr>
+              <w:spacing w:before="40" w:after="80" w:line="300" w:lineRule="auto"/>
+            </w:pPr>
+            <w:r>
+              <w:rPr>
+                <w:rFonts w:ascii="Segoe UI" w:hAnsi="Segoe UI"/>
+                <w:i w:val="0"/>
+                <w:color w:val="0F172A"/>
+                <w:sz w:val="21"/>
+              </w:rPr>
+              <w:t xml:space="preserve">- </w:t>
+            </w:r>
+            <w:r>
+              <w:rPr>
+                <w:rFonts w:ascii="Segoe UI" w:hAnsi="Segoe UI"/>
+                <w:b/>
+                <w:color w:val="0F172A"/>
+                <w:sz w:val="21"/>
+              </w:rPr>
+              <w:t>Kết nối DB HikariCP:</w:t>
+            </w:r>
+            <w:r>
+              <w:rPr>
+                <w:rFonts w:ascii="Segoe UI" w:hAnsi="Segoe UI"/>
+                <w:i w:val="0"/>
+                <w:color w:val="0F172A"/>
+                <w:sz w:val="21"/>
+              </w:rPr>
+              <w:t xml:space="preserve"> Đang ở mức </w:t>
+            </w:r>
+            <w:r>
+              <w:rPr>
+                <w:rFonts w:ascii="Consolas" w:hAnsi="Consolas"/>
+                <w:color w:val="C2410C"/>
+                <w:sz w:val="20"/>
+              </w:rPr>
+              <w:t>0</w:t>
+            </w:r>
+            <w:r>
+              <w:rPr>
+                <w:rFonts w:ascii="Segoe UI" w:hAnsi="Segoe UI"/>
+                <w:i w:val="0"/>
+                <w:color w:val="0F172A"/>
+                <w:sz w:val="21"/>
+              </w:rPr>
+              <w:t xml:space="preserve"> nghĩa là không có truy vấn nào bị nghẽn; khi có bệnh nhân đặt khám số này sẽ nhảy lên rồi trả về 0.</w:t>
+            </w:r>
+          </w:p>
+          <w:p>
+            <w:pPr>
+              <w:spacing w:before="40" w:after="80" w:line="300" w:lineRule="auto"/>
+            </w:pPr>
+            <w:r>
+              <w:rPr>
+                <w:rFonts w:ascii="Segoe UI" w:hAnsi="Segoe UI"/>
+                <w:i w:val="0"/>
+                <w:color w:val="0F172A"/>
+                <w:sz w:val="21"/>
+              </w:rPr>
+              <w:t xml:space="preserve">- </w:t>
+            </w:r>
+            <w:r>
+              <w:rPr>
+                <w:rFonts w:ascii="Segoe UI" w:hAnsi="Segoe UI"/>
+                <w:b/>
+                <w:color w:val="0F172A"/>
+                <w:sz w:val="21"/>
+              </w:rPr>
+              <w:t>Số luồng xử lý (JVM Threads):</w:t>
+            </w:r>
+            <w:r>
+              <w:rPr>
+                <w:rFonts w:ascii="Segoe UI" w:hAnsi="Segoe UI"/>
+                <w:i w:val="0"/>
+                <w:color w:val="0F172A"/>
+                <w:sz w:val="21"/>
+              </w:rPr>
+              <w:t xml:space="preserve"> Đang duy trì </w:t>
+            </w:r>
+            <w:r>
+              <w:rPr>
+                <w:rFonts w:ascii="Segoe UI" w:hAnsi="Segoe UI"/>
+                <w:b/>
+                <w:color w:val="0F172A"/>
+                <w:sz w:val="21"/>
+              </w:rPr>
+              <w:t>34 luồng</w:t>
+            </w:r>
+            <w:r>
+              <w:rPr>
+                <w:rFonts w:ascii="Segoe UI" w:hAnsi="Segoe UI"/>
+                <w:i w:val="0"/>
+                <w:color w:val="0F172A"/>
+                <w:sz w:val="21"/>
+              </w:rPr>
+              <w:t xml:space="preserve"> ổn định để phục vụ các request đồng thời.</w:t>
+            </w:r>
+          </w:p>
+          <w:p>
+            <w:pPr>
+              <w:spacing w:before="40" w:after="80" w:line="300" w:lineRule="auto"/>
+            </w:pPr>
+            <w:r>
+              <w:rPr>
+                <w:rFonts w:ascii="Segoe UI" w:hAnsi="Segoe UI"/>
+                <w:i w:val="0"/>
+                <w:color w:val="0F172A"/>
+                <w:sz w:val="21"/>
+              </w:rPr>
+              <w:t xml:space="preserve">2. </w:t>
+            </w:r>
+            <w:r>
+              <w:rPr>
+                <w:rFonts w:ascii="Segoe UI" w:hAnsi="Segoe UI"/>
+                <w:b/>
+                <w:color w:val="0F172A"/>
+                <w:sz w:val="21"/>
+              </w:rPr>
+              <w:t>Hàng thứ hai (Bộ nhớ JVM &amp; CPU):</w:t>
+            </w:r>
+          </w:p>
+          <w:p>
+            <w:pPr>
+              <w:spacing w:before="40" w:after="80" w:line="300" w:lineRule="auto"/>
+            </w:pPr>
+            <w:r>
+              <w:rPr>
+                <w:rFonts w:ascii="Segoe UI" w:hAnsi="Segoe UI"/>
+                <w:i w:val="0"/>
+                <w:color w:val="0F172A"/>
+                <w:sz w:val="21"/>
+              </w:rPr>
+              <w:t xml:space="preserve">- </w:t>
+            </w:r>
+            <w:r>
+              <w:rPr>
+                <w:rFonts w:ascii="Segoe UI" w:hAnsi="Segoe UI"/>
+                <w:b/>
+                <w:color w:val="0F172A"/>
+                <w:sz w:val="21"/>
+              </w:rPr>
+              <w:t>Biểu đồ JVM Heap:</w:t>
+            </w:r>
+            <w:r>
+              <w:rPr>
+                <w:rFonts w:ascii="Segoe UI" w:hAnsi="Segoe UI"/>
+                <w:i w:val="0"/>
+                <w:color w:val="0F172A"/>
+                <w:sz w:val="21"/>
+              </w:rPr>
+              <w:t xml:space="preserve"> Đồ thị có hình </w:t>
+            </w:r>
+            <w:r>
+              <w:rPr>
+                <w:rFonts w:ascii="Segoe UI" w:hAnsi="Segoe UI"/>
+                <w:b/>
+                <w:color w:val="0F172A"/>
+                <w:sz w:val="21"/>
+              </w:rPr>
+              <w:t>răng cưa đều đặn</w:t>
+            </w:r>
+            <w:r>
+              <w:rPr>
+                <w:rFonts w:ascii="Segoe UI" w:hAnsi="Segoe UI"/>
+                <w:i w:val="0"/>
+                <w:color w:val="0F172A"/>
+                <w:sz w:val="21"/>
+              </w:rPr>
+              <w:t xml:space="preserve"> chứng minh bộ dọn rác </w:t>
+            </w:r>
+            <w:r>
+              <w:rPr>
+                <w:rFonts w:ascii="Segoe UI" w:hAnsi="Segoe UI"/>
+                <w:b/>
+                <w:color w:val="0F172A"/>
+                <w:sz w:val="21"/>
+              </w:rPr>
+              <w:t>Garbage Collector (GC)</w:t>
+            </w:r>
+            <w:r>
+              <w:rPr>
+                <w:rFonts w:ascii="Segoe UI" w:hAnsi="Segoe UI"/>
+                <w:i w:val="0"/>
+                <w:color w:val="0F172A"/>
+                <w:sz w:val="21"/>
+              </w:rPr>
+              <w:t xml:space="preserve"> hoạt động rất tốt, cứ khi RAM tăng thì GC sẽ thu gom và hạ xuống, </w:t>
+            </w:r>
+            <w:r>
+              <w:rPr>
+                <w:rFonts w:ascii="Segoe UI" w:hAnsi="Segoe UI"/>
+                <w:b/>
+                <w:color w:val="0F172A"/>
+                <w:sz w:val="21"/>
+              </w:rPr>
+              <w:t>hoàn toàn không bị rò rỉ bộ nhớ (Memory Leak)</w:t>
+            </w:r>
+            <w:r>
+              <w:rPr>
+                <w:rFonts w:ascii="Segoe UI" w:hAnsi="Segoe UI"/>
+                <w:i w:val="0"/>
+                <w:color w:val="0F172A"/>
+                <w:sz w:val="21"/>
+              </w:rPr>
+              <w:t>.</w:t>
+            </w:r>
+          </w:p>
+          <w:p>
+            <w:pPr>
+              <w:spacing w:before="40" w:after="80" w:line="300" w:lineRule="auto"/>
+            </w:pPr>
+            <w:r>
+              <w:rPr>
+                <w:rFonts w:ascii="Segoe UI" w:hAnsi="Segoe UI"/>
+                <w:i w:val="0"/>
+                <w:color w:val="0F172A"/>
+                <w:sz w:val="21"/>
+              </w:rPr>
+              <w:t xml:space="preserve">- </w:t>
+            </w:r>
+            <w:r>
+              <w:rPr>
+                <w:rFonts w:ascii="Segoe UI" w:hAnsi="Segoe UI"/>
+                <w:b/>
+                <w:color w:val="0F172A"/>
+                <w:sz w:val="21"/>
+              </w:rPr>
+              <w:t>Tải CPU:</w:t>
+            </w:r>
+            <w:r>
+              <w:rPr>
+                <w:rFonts w:ascii="Segoe UI" w:hAnsi="Segoe UI"/>
+                <w:i w:val="0"/>
+                <w:color w:val="0F172A"/>
+                <w:sz w:val="21"/>
+              </w:rPr>
+              <w:t xml:space="preserve"> Tiến trình Spring Boot chỉ chiếm khoảng </w:t>
+            </w:r>
+            <w:r>
+              <w:rPr>
+                <w:rFonts w:ascii="Segoe UI" w:hAnsi="Segoe UI"/>
+                <w:b/>
+                <w:color w:val="0F172A"/>
+                <w:sz w:val="21"/>
+              </w:rPr>
+              <w:t>1% - 3% CPU</w:t>
+            </w:r>
+            <w:r>
+              <w:rPr>
+                <w:rFonts w:ascii="Segoe UI" w:hAnsi="Segoe UI"/>
+                <w:i w:val="0"/>
+                <w:color w:val="0F172A"/>
+                <w:sz w:val="21"/>
+              </w:rPr>
+              <w:t>, hệ thống chạy rất nhẹ và tiết kiệm tài nguyên.</w:t>
+            </w:r>
+          </w:p>
+          <w:p>
+            <w:pPr>
+              <w:spacing w:before="40" w:after="80" w:line="300" w:lineRule="auto"/>
+            </w:pPr>
+            <w:r>
+              <w:rPr>
+                <w:rFonts w:ascii="Segoe UI" w:hAnsi="Segoe UI"/>
+                <w:i w:val="0"/>
+                <w:color w:val="0F172A"/>
+                <w:sz w:val="21"/>
+              </w:rPr>
+              <w:t xml:space="preserve">3. </w:t>
+            </w:r>
+            <w:r>
+              <w:rPr>
+                <w:rFonts w:ascii="Segoe UI" w:hAnsi="Segoe UI"/>
+                <w:b/>
+                <w:color w:val="0F172A"/>
+                <w:sz w:val="21"/>
+              </w:rPr>
+              <w:t>Hàng thứ ba (Lưu lượng API &amp; Độ trễ):</w:t>
+            </w:r>
+          </w:p>
+          <w:p>
+            <w:pPr>
+              <w:spacing w:before="40" w:after="80" w:line="300" w:lineRule="auto"/>
+            </w:pPr>
+            <w:r>
+              <w:rPr>
+                <w:rFonts w:ascii="Segoe UI" w:hAnsi="Segoe UI"/>
+                <w:i w:val="0"/>
+                <w:color w:val="0F172A"/>
+                <w:sz w:val="21"/>
+              </w:rPr>
+              <w:t xml:space="preserve">- </w:t>
+            </w:r>
+            <w:r>
+              <w:rPr>
+                <w:rFonts w:ascii="Segoe UI" w:hAnsi="Segoe UI"/>
+                <w:b/>
+                <w:color w:val="0F172A"/>
+                <w:sz w:val="21"/>
+              </w:rPr>
+              <w:t>Tần suất Request:</w:t>
+            </w:r>
+            <w:r>
+              <w:rPr>
+                <w:rFonts w:ascii="Segoe UI" w:hAnsi="Segoe UI"/>
+                <w:i w:val="0"/>
+                <w:color w:val="0F172A"/>
+                <w:sz w:val="21"/>
+              </w:rPr>
+              <w:t xml:space="preserve"> Đạt mức sóng bằng phẳng 0.22 req/s tương ứng chu kỳ cào 5s/lần của Prometheus; </w:t>
+            </w:r>
+            <w:r>
+              <w:rPr>
+                <w:rFonts w:ascii="Segoe UI" w:hAnsi="Segoe UI"/>
+                <w:b/>
+                <w:color w:val="0F172A"/>
+                <w:sz w:val="21"/>
+              </w:rPr>
+              <w:t>100% request đều trả về mã 200 OK</w:t>
+            </w:r>
+            <w:r>
+              <w:rPr>
+                <w:rFonts w:ascii="Segoe UI" w:hAnsi="Segoe UI"/>
+                <w:i w:val="0"/>
+                <w:color w:val="0F172A"/>
+                <w:sz w:val="21"/>
+              </w:rPr>
+              <w:t>, không có lỗi 4xx hay 5xx.</w:t>
+            </w:r>
+          </w:p>
+          <w:p>
+            <w:pPr>
+              <w:spacing w:before="40" w:after="80" w:line="300" w:lineRule="auto"/>
+            </w:pPr>
+            <w:r>
+              <w:rPr>
+                <w:rFonts w:ascii="Segoe UI" w:hAnsi="Segoe UI"/>
+                <w:i w:val="0"/>
+                <w:color w:val="0F172A"/>
+                <w:sz w:val="21"/>
+              </w:rPr>
+              <w:t xml:space="preserve">- </w:t>
+            </w:r>
+            <w:r>
+              <w:rPr>
+                <w:rFonts w:ascii="Segoe UI" w:hAnsi="Segoe UI"/>
+                <w:b/>
+                <w:color w:val="0F172A"/>
+                <w:sz w:val="21"/>
+              </w:rPr>
+              <w:t>Độ trễ phản hồi (Latency P95):</w:t>
+            </w:r>
+            <w:r>
+              <w:rPr>
+                <w:rFonts w:ascii="Segoe UI" w:hAnsi="Segoe UI"/>
+                <w:i w:val="0"/>
+                <w:color w:val="0F172A"/>
+                <w:sz w:val="21"/>
+              </w:rPr>
+              <w:t xml:space="preserve"> Phản hồi cực nhanh, chỉ dao động từ </w:t>
+            </w:r>
+            <w:r>
+              <w:rPr>
+                <w:rFonts w:ascii="Segoe UI" w:hAnsi="Segoe UI"/>
+                <w:b/>
+                <w:color w:val="0F172A"/>
+                <w:sz w:val="21"/>
+              </w:rPr>
+              <w:t>5 ms đến 7.5 ms</w:t>
+            </w:r>
+            <w:r>
+              <w:rPr>
+                <w:rFonts w:ascii="Segoe UI" w:hAnsi="Segoe UI"/>
+                <w:i w:val="0"/>
+                <w:color w:val="0F172A"/>
+                <w:sz w:val="21"/>
+              </w:rPr>
+              <w:t xml:space="preserve"> (nhanh hơn chuẩn chấp nhận 200ms của web y tế rất nhiều lần).</w:t>
+            </w:r>
+          </w:p>
+          <w:p>
+            <w:pPr>
+              <w:spacing w:before="40" w:after="80" w:line="300" w:lineRule="auto"/>
+            </w:pPr>
+            <w:r>
+              <w:rPr>
+                <w:rFonts w:ascii="Segoe UI" w:hAnsi="Segoe UI"/>
+                <w:i w:val="0"/>
+                <w:color w:val="0F172A"/>
+                <w:sz w:val="21"/>
+              </w:rPr>
+              <w:t xml:space="preserve">4. </w:t>
+            </w:r>
+            <w:r>
+              <w:rPr>
+                <w:rFonts w:ascii="Segoe UI" w:hAnsi="Segoe UI"/>
+                <w:b/>
+                <w:color w:val="0F172A"/>
+                <w:sz w:val="21"/>
+              </w:rPr>
+              <w:t>Hàng dưới cùng (HikariCP MySQL Pool &amp; Chi tiết URI):</w:t>
+            </w:r>
+          </w:p>
+          <w:p>
+            <w:pPr>
+              <w:spacing w:before="40" w:after="80" w:line="300" w:lineRule="auto"/>
+            </w:pPr>
+            <w:r>
+              <w:rPr>
+                <w:rFonts w:ascii="Segoe UI" w:hAnsi="Segoe UI"/>
+                <w:i w:val="0"/>
+                <w:color w:val="0F172A"/>
+                <w:sz w:val="21"/>
+              </w:rPr>
+              <w:t xml:space="preserve">- Hồ kết nối luôn nuôi sẵn </w:t>
+            </w:r>
+            <w:r>
+              <w:rPr>
+                <w:rFonts w:ascii="Segoe UI" w:hAnsi="Segoe UI"/>
+                <w:b/>
+                <w:color w:val="0F172A"/>
+                <w:sz w:val="21"/>
+              </w:rPr>
+              <w:t>5 kết nối rảnh rỗi (Idle = 5)</w:t>
+            </w:r>
+            <w:r>
+              <w:rPr>
+                <w:rFonts w:ascii="Segoe UI" w:hAnsi="Segoe UI"/>
+                <w:i w:val="0"/>
+                <w:color w:val="0F172A"/>
+                <w:sz w:val="21"/>
+              </w:rPr>
+              <w:t xml:space="preserve"> để bệnh nhân bấm đặt khám là phục vụ ngay lập tức mà không cần tốn thời gian bắt tay TCP MySQL mới.</w:t>
+            </w:r>
+          </w:p>
+          <w:p>
+            <w:pPr>
+              <w:spacing w:before="40" w:after="80" w:line="300" w:lineRule="auto"/>
+            </w:pPr>
+            <w:r>
+              <w:rPr>
+                <w:rFonts w:ascii="Segoe UI" w:hAnsi="Segoe UI"/>
+                <w:i w:val="0"/>
+                <w:color w:val="0F172A"/>
+                <w:sz w:val="21"/>
+              </w:rPr>
+              <w:t>- Bảng nhật ký URI ghi nhận chi tiết số lượt cào của từng endpoint thời gian thực."*</w:t>
             </w:r>
           </w:p>
         </w:tc>
@@ -5618,7 +8882,7 @@
           <w:color w:val="0E7490"/>
           <w:sz w:val="27"/>
         </w:rPr>
-        <w:t>💡 PHẦN 5: PHẢN XẠ TRẢ LỜI 3 CÂU HỎI "BẪY" THẦY BÌNH HAY HỎI</w:t>
+        <w:t>💡 PHẦN 7: BỘ CÂU HỎI PHẢN BIỆN CHUYÊN SÂU CỦA THẦY BÌNH &amp; CÁCH TRẢ LỜI</w:t>
       </w:r>
     </w:p>
     <w:p>
@@ -5631,7 +8895,7 @@
           <w:i w:val="0"/>
           <w:sz w:val="21"/>
         </w:rPr>
-        <w:t>Thầy Bình rất thích hỏi sâu về bản chất kiến trúc. Nếu Thầy hỏi, Tài cứ bình tĩnh trả lời theo đúng các luận điểm sau:</w:t>
+        <w:t>Thầy Trương Thanh Bình rất thích hỏi sâu về bản chất kiến trúc và mã nguồn. Nếu Thầy hỏi, Tài cứ bình tĩnh trả lời theo đúng các luận điểm kỹ thuật sau:</w:t>
       </w:r>
     </w:p>
     <w:p>
@@ -5720,7 +8984,7 @@
                 <w:color w:val="0F172A"/>
                 <w:sz w:val="21"/>
               </w:rPr>
-              <w:t>* vì đây là tiêu chuẩn vàng của Prometheus và Cloud-Native:</w:t>
+              <w:t>* vì đây là tiêu chuẩn vàng của kiến trúc Cloud-Native:</w:t>
             </w:r>
           </w:p>
           <w:p>
@@ -5734,7 +8998,7 @@
                 <w:color w:val="0F172A"/>
                 <w:sz w:val="21"/>
               </w:rPr>
-              <w:t>1. Khi backend gặp sự cố quá tải lượng lớn bệnh nhân, nếu dùng cơ chế PUSH thì backend sẽ phải gánh thêm tác vụ liên tục tạo kết nối ra ngoài để đẩy số liệu, càng làm server nhanh sập hơn.</w:t>
+              <w:t>1. Khi backend gặp sự cố quá tải lượng lớn bệnh nhân vào buổi sáng, nếu dùng cơ chế PUSH thì backend sẽ phải gánh thêm tác vụ liên tục tạo kết nối mạng ra ngoài để đẩy số liệu, càng làm server nhanh sập hơn.</w:t>
             </w:r>
           </w:p>
           <w:p>
@@ -5748,7 +9012,7 @@
                 <w:color w:val="0F172A"/>
                 <w:sz w:val="21"/>
               </w:rPr>
-              <w:t>2. Với cơ chế PULL, Prometheus là bên chủ động điều tiết nhịp cào (5 giây/lần). Backend chỉ việc lưu biến đếm trên RAM, khi nào Prometheus hỏi tới thì đọc ra trong chưa đầy 1 mili-giây, hoàn toàn bảo vệ backend không bị quá tải."*</w:t>
+              <w:t>2. Với cơ chế PULL, Prometheus là bên chủ động điều tiết nhịp cào (5 giây/lần). Backend chỉ việc lưu biến đếm trên RAM, khi nào Prometheus hỏi tới thì đọc ra trong chưa đầy 1 mili-giây, hoàn toàn bảo vệ backend không bị quá tải ạ."*</w:t>
             </w:r>
           </w:p>
         </w:tc>
@@ -5859,7 +9123,7 @@
                 <w:color w:val="0F172A"/>
                 <w:sz w:val="21"/>
               </w:rPr>
-              <w:t xml:space="preserve">Vì vậy, trong file cấu hình Docker Compose, nhóm em đã chủ động ánh xạ cổng </w:t>
+              <w:t xml:space="preserve">Vì vậy, trong file cấu hình </w:t>
             </w:r>
             <w:r>
               <w:rPr>
@@ -5867,7 +9131,7 @@
                 <w:color w:val="C2410C"/>
                 <w:sz w:val="20"/>
               </w:rPr>
-              <w:t>3100:3000</w:t>
+              <w:t>docker-compose-monitoring.yml</w:t>
             </w:r>
             <w:r>
               <w:rPr>
@@ -5876,7 +9140,24 @@
                 <w:color w:val="0F172A"/>
                 <w:sz w:val="21"/>
               </w:rPr>
-              <w:t xml:space="preserve"> để phân tách môi trường, giúp cả trang web bệnh nhân và trang quản trị Grafana có thể chạy song song trên cùng một máy tính mà không bao giờ bị xung đột cổng."*</w:t>
+              <w:t xml:space="preserve">, nhóm em đã chủ động ánh xạ cổng </w:t>
+            </w:r>
+            <w:r>
+              <w:rPr>
+                <w:rFonts w:ascii="Consolas" w:hAnsi="Consolas"/>
+                <w:color w:val="C2410C"/>
+                <w:sz w:val="20"/>
+              </w:rPr>
+              <w:t>3100:3000</w:t>
+            </w:r>
+            <w:r>
+              <w:rPr>
+                <w:rFonts w:ascii="Segoe UI" w:hAnsi="Segoe UI"/>
+                <w:i w:val="0"/>
+                <w:color w:val="0F172A"/>
+                <w:sz w:val="21"/>
+              </w:rPr>
+              <w:t xml:space="preserve"> để phân tách môi trường, giúp cả trang web đặt khám của bệnh nhân và trang quản trị Grafana có thể chạy song song trên cùng một máy tính mà không bao giờ bị xung đột cổng ạ."*</w:t>
             </w:r>
           </w:p>
         </w:tc>
@@ -6048,6 +9329,337 @@
     <w:p>
       <w:pPr>
         <w:keepNext/>
+        <w:spacing w:before="220" w:after="80"/>
+      </w:pPr>
+      <w:r>
+        <w:rPr>
+          <w:rFonts w:ascii="Segoe UI" w:hAnsi="Segoe UI"/>
+          <w:b/>
+          <w:color w:val="0284C7"/>
+          <w:sz w:val="23"/>
+        </w:rPr>
+        <w:t>❓ Câu 4: "Tại sao trong SecurityConfig lại cấu hình .permitAll() cho /actuator/**, làm như vậy có nguy hiểm và lộ dữ liệu bệnh án không?"</w:t>
+      </w:r>
+    </w:p>
+    <w:tbl>
+      <w:tblPr>
+        <w:tblW w:type="auto" w:w="0"/>
+        <w:jc w:val="center"/>
+        <w:tblLayout w:type="fixed"/>
+        <w:tblLook w:firstColumn="1" w:firstRow="1" w:lastColumn="0" w:lastRow="0" w:noHBand="0" w:noVBand="1" w:val="04A0"/>
+      </w:tblPr>
+      <w:tblGrid>
+        <w:gridCol w:w="9605"/>
+      </w:tblGrid>
+      <w:tr>
+        <w:tc>
+          <w:tcPr>
+            <w:tcW w:type="dxa" w:w="9576"/>
+            <w:shd w:fill="F0F9FF"/>
+            <w:tcMar>
+              <w:top w:w="140" w:type="dxa"/>
+              <w:bottom w:w="140" w:type="dxa"/>
+              <w:left w:w="180" w:type="dxa"/>
+              <w:right w:w="160" w:type="dxa"/>
+            </w:tcMar>
+            <w:tcBorders>
+              <w:top w:val="none"/>
+              <w:left w:val="single" w:sz="36" w:space="0" w:color="0284C7"/>
+              <w:bottom w:val="none"/>
+              <w:right w:val="none"/>
+            </w:tcBorders>
+          </w:tcPr>
+          <w:p>
+            <w:pPr>
+              <w:spacing w:before="0" w:after="80"/>
+            </w:pPr>
+            <w:r>
+              <w:rPr>
+                <w:rFonts w:ascii="Segoe UI" w:hAnsi="Segoe UI"/>
+                <w:b/>
+                <w:color w:val="0284C7"/>
+                <w:sz w:val="19"/>
+              </w:rPr>
+              <w:t>🎙️ LỜI THOẠI CỦA BẠN TÀI (NÓI RÕ RÀNG, TỰ TIN TRƯỚC THẦY):</w:t>
+            </w:r>
+          </w:p>
+          <w:p>
+            <w:pPr>
+              <w:spacing w:before="40" w:after="80" w:line="300" w:lineRule="auto"/>
+            </w:pPr>
+            <w:r>
+              <w:rPr>
+                <w:rFonts w:ascii="Segoe UI" w:hAnsi="Segoe UI"/>
+                <w:i w:val="0"/>
+                <w:color w:val="0F172A"/>
+                <w:sz w:val="21"/>
+              </w:rPr>
+              <w:t>*"Dạ thưa Thầy, hoàn toàn an toàn và không hề lộ dữ liệu y tế ạ!</w:t>
+            </w:r>
+          </w:p>
+          <w:p>
+            <w:pPr>
+              <w:spacing w:before="40" w:after="80" w:line="300" w:lineRule="auto"/>
+            </w:pPr>
+            <w:r>
+              <w:rPr>
+                <w:rFonts w:ascii="Segoe UI" w:hAnsi="Segoe UI"/>
+                <w:i w:val="0"/>
+                <w:color w:val="0F172A"/>
+                <w:sz w:val="21"/>
+              </w:rPr>
+              <w:t xml:space="preserve">1. Endpoint </w:t>
+            </w:r>
+            <w:r>
+              <w:rPr>
+                <w:rFonts w:ascii="Consolas" w:hAnsi="Consolas"/>
+                <w:color w:val="C2410C"/>
+                <w:sz w:val="20"/>
+              </w:rPr>
+              <w:t>/actuator/prometheus</w:t>
+            </w:r>
+            <w:r>
+              <w:rPr>
+                <w:rFonts w:ascii="Segoe UI" w:hAnsi="Segoe UI"/>
+                <w:i w:val="0"/>
+                <w:color w:val="0F172A"/>
+                <w:sz w:val="21"/>
+              </w:rPr>
+              <w:t xml:space="preserve"> chỉ xuất các con số thống kê phần cứng thuần túy như: RAM JVM, % CPU, số kết nối HikariCP và tần suất gọi mã HTTP. Trong các dòng số liệu này </w:t>
+            </w:r>
+            <w:r>
+              <w:rPr>
+                <w:rFonts w:ascii="Segoe UI" w:hAnsi="Segoe UI"/>
+                <w:b/>
+                <w:color w:val="0F172A"/>
+                <w:sz w:val="21"/>
+              </w:rPr>
+              <w:t>hoàn toàn không chứa bất kỳ thông tin cá nhân, tên tuổi hay bệnh án nào của người bệnh</w:t>
+            </w:r>
+            <w:r>
+              <w:rPr>
+                <w:rFonts w:ascii="Segoe UI" w:hAnsi="Segoe UI"/>
+                <w:i w:val="0"/>
+                <w:color w:val="0F172A"/>
+                <w:sz w:val="21"/>
+              </w:rPr>
+              <w:t>.</w:t>
+            </w:r>
+          </w:p>
+          <w:p>
+            <w:pPr>
+              <w:spacing w:before="40" w:after="80" w:line="300" w:lineRule="auto"/>
+            </w:pPr>
+            <w:r>
+              <w:rPr>
+                <w:rFonts w:ascii="Segoe UI" w:hAnsi="Segoe UI"/>
+                <w:i w:val="0"/>
+                <w:color w:val="0F172A"/>
+                <w:sz w:val="21"/>
+              </w:rPr>
+              <w:t>2. Toàn bộ các API nghiệp vụ y tế như xem hồ sơ bệnh án, thông tin bác sĩ, lịch hẹn khám vẫn được Spring Security khóa chặt 100% bằng cơ chế xác thực JWT Token.</w:t>
+            </w:r>
+          </w:p>
+          <w:p>
+            <w:pPr>
+              <w:spacing w:before="40" w:after="80" w:line="300" w:lineRule="auto"/>
+            </w:pPr>
+            <w:r>
+              <w:rPr>
+                <w:rFonts w:ascii="Segoe UI" w:hAnsi="Segoe UI"/>
+                <w:i w:val="0"/>
+                <w:color w:val="0F172A"/>
+                <w:sz w:val="21"/>
+              </w:rPr>
+              <w:t xml:space="preserve">3. Nếu không cấu hình </w:t>
+            </w:r>
+            <w:r>
+              <w:rPr>
+                <w:rFonts w:ascii="Consolas" w:hAnsi="Consolas"/>
+                <w:color w:val="C2410C"/>
+                <w:sz w:val="20"/>
+              </w:rPr>
+              <w:t>permitAll()</w:t>
+            </w:r>
+            <w:r>
+              <w:rPr>
+                <w:rFonts w:ascii="Segoe UI" w:hAnsi="Segoe UI"/>
+                <w:i w:val="0"/>
+                <w:color w:val="0F172A"/>
+                <w:sz w:val="21"/>
+              </w:rPr>
+              <w:t>, Prometheus Server chạy ngầm không có tài khoản người dùng sẽ bị chặn lỗi 401 Unauthorized và hệ thống giám sát sẽ bị tê liệt hoàn toàn ạ."*</w:t>
+            </w:r>
+          </w:p>
+        </w:tc>
+      </w:tr>
+    </w:tbl>
+    <w:p>
+      <w:pPr>
+        <w:spacing w:before="0" w:after="80"/>
+      </w:pPr>
+    </w:p>
+    <w:p>
+      <w:pPr>
+        <w:keepNext/>
+        <w:spacing w:before="220" w:after="80"/>
+      </w:pPr>
+      <w:r>
+        <w:rPr>
+          <w:rFonts w:ascii="Segoe UI" w:hAnsi="Segoe UI"/>
+          <w:b/>
+          <w:color w:val="0284C7"/>
+          <w:sz w:val="23"/>
+        </w:rPr>
+        <w:t>❓ Câu 5: "Câu lệnh PromQL `up{job=\"medsched-cloud-render\"}` nằm ở đâu trong dự án và cái tên nhãn đó từ đâu sinh ra?"</w:t>
+      </w:r>
+    </w:p>
+    <w:tbl>
+      <w:tblPr>
+        <w:tblW w:type="auto" w:w="0"/>
+        <w:jc w:val="center"/>
+        <w:tblLayout w:type="fixed"/>
+        <w:tblLook w:firstColumn="1" w:firstRow="1" w:lastColumn="0" w:lastRow="0" w:noHBand="0" w:noVBand="1" w:val="04A0"/>
+      </w:tblPr>
+      <w:tblGrid>
+        <w:gridCol w:w="9605"/>
+      </w:tblGrid>
+      <w:tr>
+        <w:tc>
+          <w:tcPr>
+            <w:tcW w:type="dxa" w:w="9576"/>
+            <w:shd w:fill="F0F9FF"/>
+            <w:tcMar>
+              <w:top w:w="140" w:type="dxa"/>
+              <w:bottom w:w="140" w:type="dxa"/>
+              <w:left w:w="180" w:type="dxa"/>
+              <w:right w:w="160" w:type="dxa"/>
+            </w:tcMar>
+            <w:tcBorders>
+              <w:top w:val="none"/>
+              <w:left w:val="single" w:sz="36" w:space="0" w:color="0284C7"/>
+              <w:bottom w:val="none"/>
+              <w:right w:val="none"/>
+            </w:tcBorders>
+          </w:tcPr>
+          <w:p>
+            <w:pPr>
+              <w:spacing w:before="0" w:after="80"/>
+            </w:pPr>
+            <w:r>
+              <w:rPr>
+                <w:rFonts w:ascii="Segoe UI" w:hAnsi="Segoe UI"/>
+                <w:b/>
+                <w:color w:val="0284C7"/>
+                <w:sz w:val="19"/>
+              </w:rPr>
+              <w:t>🎙️ LỜI THOẠI CỦA BẠN TÀI (NÓI RÕ RÀNG, TỰ TIN TRƯỚC THẦY):</w:t>
+            </w:r>
+          </w:p>
+          <w:p>
+            <w:pPr>
+              <w:spacing w:before="40" w:after="80" w:line="300" w:lineRule="auto"/>
+            </w:pPr>
+            <w:r>
+              <w:rPr>
+                <w:rFonts w:ascii="Segoe UI" w:hAnsi="Segoe UI"/>
+                <w:i w:val="0"/>
+                <w:color w:val="0F172A"/>
+                <w:sz w:val="21"/>
+              </w:rPr>
+              <w:t>*"Dạ thưa Thầy:</w:t>
+            </w:r>
+          </w:p>
+          <w:p>
+            <w:pPr>
+              <w:spacing w:before="40" w:after="80" w:line="300" w:lineRule="auto"/>
+            </w:pPr>
+            <w:r>
+              <w:rPr>
+                <w:rFonts w:ascii="Segoe UI" w:hAnsi="Segoe UI"/>
+                <w:i w:val="0"/>
+                <w:color w:val="0F172A"/>
+                <w:sz w:val="21"/>
+              </w:rPr>
+              <w:t xml:space="preserve">1. Câu lệnh PromQL này nằm tại dòng 40 của file </w:t>
+            </w:r>
+            <w:r>
+              <w:rPr>
+                <w:rFonts w:ascii="Consolas" w:hAnsi="Consolas"/>
+                <w:color w:val="C2410C"/>
+                <w:sz w:val="20"/>
+              </w:rPr>
+              <w:t>Source_code/monitoring/provisioning/dashboards/medsched-cloud-dashboard.json</w:t>
+            </w:r>
+            <w:r>
+              <w:rPr>
+                <w:rFonts w:ascii="Segoe UI" w:hAnsi="Segoe UI"/>
+                <w:i w:val="0"/>
+                <w:color w:val="0F172A"/>
+                <w:sz w:val="21"/>
+              </w:rPr>
+              <w:t>, định nghĩa trong bảng 'Trạng Thái Máy Chủ Cloud'.</w:t>
+            </w:r>
+          </w:p>
+          <w:p>
+            <w:pPr>
+              <w:spacing w:before="40" w:after="80" w:line="300" w:lineRule="auto"/>
+            </w:pPr>
+            <w:r>
+              <w:rPr>
+                <w:rFonts w:ascii="Segoe UI" w:hAnsi="Segoe UI"/>
+                <w:i w:val="0"/>
+                <w:color w:val="0F172A"/>
+                <w:sz w:val="21"/>
+              </w:rPr>
+              <w:t xml:space="preserve">2. Cái tên nhãn </w:t>
+            </w:r>
+            <w:r>
+              <w:rPr>
+                <w:rFonts w:ascii="Consolas" w:hAnsi="Consolas"/>
+                <w:color w:val="C2410C"/>
+                <w:sz w:val="20"/>
+              </w:rPr>
+              <w:t>job=\"medsched-cloud-render\"</w:t>
+            </w:r>
+            <w:r>
+              <w:rPr>
+                <w:rFonts w:ascii="Segoe UI" w:hAnsi="Segoe UI"/>
+                <w:i w:val="0"/>
+                <w:color w:val="0F172A"/>
+                <w:sz w:val="21"/>
+              </w:rPr>
+              <w:t xml:space="preserve"> được sinh ra từ dòng 10 của file </w:t>
+            </w:r>
+            <w:r>
+              <w:rPr>
+                <w:rFonts w:ascii="Consolas" w:hAnsi="Consolas"/>
+                <w:color w:val="C2410C"/>
+                <w:sz w:val="20"/>
+              </w:rPr>
+              <w:t>Source_code/monitoring/prometheus.yml</w:t>
+            </w:r>
+            <w:r>
+              <w:rPr>
+                <w:rFonts w:ascii="Segoe UI" w:hAnsi="Segoe UI"/>
+                <w:i w:val="0"/>
+                <w:color w:val="0F172A"/>
+                <w:sz w:val="21"/>
+              </w:rPr>
+              <w:t>, nơi nhóm khai báo job cào dữ liệu máy chủ Render Cloud thật qua giao thức HTTPS ạ."*</w:t>
+            </w:r>
+          </w:p>
+        </w:tc>
+      </w:tr>
+    </w:tbl>
+    <w:p>
+      <w:pPr>
+        <w:spacing w:before="0" w:after="80"/>
+      </w:pPr>
+    </w:p>
+    <w:p>
+      <w:pPr>
+        <w:keepNext/>
         <w:spacing w:before="320" w:after="120"/>
       </w:pPr>
       <w:r>
@@ -6057,7 +9669,7 @@
           <w:color w:val="0E7490"/>
           <w:sz w:val="27"/>
         </w:rPr>
-        <w:t>🛠️ PHẦN 6: KẾ HOẠCH DỰ PHÒNG (NẾU GẶP SỰ CỐ KHI DEMO)</w:t>
+        <w:t>🛠️ PHẦN 8: KẾ HOẠCH DỰ PHÒNG KHI THUYẾT TRÌNH (TROUBLESHOOTING)</w:t>
       </w:r>
     </w:p>
     <w:p>
@@ -6109,7 +9721,7 @@
           <w:i/>
           <w:sz w:val="21"/>
         </w:rPr>
-        <w:t>"[!] Docker Desktop chưa được bật..."</w:t>
+        <w:t>"[!] CẢNH BÁO: Docker Desktop chưa được bật..."</w:t>
       </w:r>
       <w:r>
         <w:rPr>
@@ -6254,7 +9866,7 @@
           <w:b/>
           <w:sz w:val="21"/>
         </w:rPr>
-        <w:t>Chúc bạn Tài và nhóm MedSched có một buổi báo cáo thành công xuất sắc, đạt điểm tuyệt đối trước Thầy Trương Thanh Bình!</w:t>
+        <w:t>CHÚC BẠN TÀI VÀ NHÓM MEDSCHED CÓ MỘT BUỔI BÁO CÁO THÀNH CÔNG RỰC RỠ, ĐẠT ĐIỂM TUYỆT ĐỐI TRƯỚC THẦY TRƯƠNG THANH BÌNH!</w:t>
       </w:r>
     </w:p>
     <w:sectPr>
